--- a/GasLeaksFromVacuum.docx
+++ b/GasLeaksFromVacuum.docx
@@ -242,7 +242,7 @@
           <w:bar w:val="none" w:sz="4" w:space="0"/>
         </w:pBdr>
         <w:shd w:val="clear" w:fill="auto"/>
-        <w:spacing w:before="0" w:after="298" w:line="240" w:lineRule="auto"/>
+        <w:spacing w:before="0" w:beforeAutospacing="0" w:after="298" w:afterAutospacing="0" w:line="240" w:lineRule="auto"/>
         <w:ind w:left="0" w:right="0" w:firstLine="0"/>
         <w:jc w:val="both"/>
         <w:rPr>
@@ -292,7 +292,7 @@
           <w:tab w:val="left" w:pos="220"/>
           <w:tab w:val="left" w:pos="720"/>
         </w:tabs>
-        <w:spacing w:before="0" w:after="240" w:line="240" w:lineRule="auto"/>
+        <w:spacing w:before="0" w:beforeAutospacing="0" w:after="240" w:afterAutospacing="0" w:line="240" w:lineRule="auto"/>
         <w:ind w:left="720" w:right="0" w:hanging="720"/>
         <w:jc w:val="both"/>
         <w:rPr>
@@ -356,7 +356,7 @@
           <w:tab w:val="left" w:pos="220"/>
           <w:tab w:val="left" w:pos="720"/>
         </w:tabs>
-        <w:spacing w:before="0" w:after="240" w:line="240" w:lineRule="auto"/>
+        <w:spacing w:before="0" w:beforeAutospacing="0" w:after="240" w:afterAutospacing="0" w:line="240" w:lineRule="auto"/>
         <w:ind w:left="720" w:right="0" w:hanging="720"/>
         <w:jc w:val="both"/>
         <w:rPr>
@@ -406,7 +406,7 @@
           <w:tab w:val="left" w:pos="220"/>
           <w:tab w:val="left" w:pos="720"/>
         </w:tabs>
-        <w:spacing w:before="0" w:after="240" w:line="240" w:lineRule="auto"/>
+        <w:spacing w:before="0" w:beforeAutospacing="0" w:after="240" w:afterAutospacing="0" w:line="240" w:lineRule="auto"/>
         <w:ind w:left="720" w:right="0" w:hanging="720"/>
         <w:jc w:val="both"/>
         <w:rPr>
@@ -448,7 +448,7 @@
           <w:bar w:val="none" w:sz="4" w:space="0"/>
         </w:pBdr>
         <w:shd w:val="clear" w:fill="auto"/>
-        <w:spacing w:before="0" w:after="240" w:line="240" w:lineRule="auto"/>
+        <w:spacing w:before="0" w:beforeAutospacing="0" w:after="240" w:afterAutospacing="0" w:line="240" w:lineRule="auto"/>
         <w:ind w:left="0" w:right="0" w:firstLine="0"/>
         <w:jc w:val="both"/>
         <w:rPr>
@@ -530,7 +530,7 @@
           <w:bar w:val="none" w:sz="4" w:space="0"/>
         </w:pBdr>
         <w:shd w:val="clear" w:fill="auto"/>
-        <w:spacing w:before="0" w:after="298" w:line="240" w:lineRule="auto"/>
+        <w:spacing w:before="0" w:beforeAutospacing="0" w:after="298" w:afterAutospacing="0" w:line="240" w:lineRule="auto"/>
         <w:ind w:left="0" w:right="0" w:firstLine="0"/>
         <w:jc w:val="both"/>
         <w:rPr>
@@ -580,7 +580,7 @@
           <w:tab w:val="left" w:pos="220"/>
           <w:tab w:val="left" w:pos="720"/>
         </w:tabs>
-        <w:spacing w:before="0" w:after="240" w:line="240" w:lineRule="auto"/>
+        <w:spacing w:before="0" w:beforeAutospacing="0" w:after="240" w:afterAutospacing="0" w:line="240" w:lineRule="auto"/>
         <w:ind w:left="720" w:right="0" w:hanging="720"/>
         <w:jc w:val="both"/>
         <w:rPr>
@@ -658,7 +658,7 @@
           <w:tab w:val="left" w:pos="220"/>
           <w:tab w:val="left" w:pos="720"/>
         </w:tabs>
-        <w:spacing w:before="0" w:after="240" w:line="240" w:lineRule="auto"/>
+        <w:spacing w:before="0" w:beforeAutospacing="0" w:after="240" w:afterAutospacing="0" w:line="240" w:lineRule="auto"/>
         <w:ind w:left="720" w:right="0" w:hanging="720"/>
         <w:jc w:val="both"/>
         <w:rPr>
@@ -722,7 +722,7 @@
           <w:tab w:val="left" w:pos="220"/>
           <w:tab w:val="left" w:pos="720"/>
         </w:tabs>
-        <w:spacing w:before="0" w:after="240" w:line="240" w:lineRule="auto"/>
+        <w:spacing w:before="0" w:beforeAutospacing="0" w:after="240" w:afterAutospacing="0" w:line="240" w:lineRule="auto"/>
         <w:ind w:left="720" w:right="0" w:hanging="720"/>
         <w:jc w:val="both"/>
         <w:rPr>
@@ -772,7 +772,7 @@
           <w:tab w:val="left" w:pos="220"/>
           <w:tab w:val="left" w:pos="720"/>
         </w:tabs>
-        <w:spacing w:before="0" w:after="240" w:line="240" w:lineRule="auto"/>
+        <w:spacing w:before="0" w:beforeAutospacing="0" w:after="240" w:afterAutospacing="0" w:line="240" w:lineRule="auto"/>
         <w:ind w:left="720" w:right="0" w:hanging="720"/>
         <w:jc w:val="both"/>
         <w:rPr>
@@ -859,7 +859,7 @@
           <w:bar w:val="none" w:sz="4" w:space="0"/>
         </w:pBdr>
         <w:shd w:val="clear" w:fill="auto"/>
-        <w:spacing w:before="0" w:after="298" w:line="240" w:lineRule="auto"/>
+        <w:spacing w:before="0" w:beforeAutospacing="0" w:after="298" w:afterAutospacing="0" w:line="240" w:lineRule="auto"/>
         <w:ind w:left="0" w:right="0" w:firstLine="0"/>
         <w:jc w:val="both"/>
         <w:rPr>
@@ -901,7 +901,7 @@
           <w:bar w:val="none" w:sz="4" w:space="0"/>
         </w:pBdr>
         <w:shd w:val="clear" w:fill="auto"/>
-        <w:spacing w:before="0" w:after="240" w:line="240" w:lineRule="auto"/>
+        <w:spacing w:before="0" w:beforeAutospacing="0" w:after="240" w:afterAutospacing="0" w:line="240" w:lineRule="auto"/>
         <w:ind w:left="0" w:right="0" w:firstLine="0"/>
         <w:jc w:val="both"/>
         <w:rPr>
@@ -951,7 +951,7 @@
           <w:tab w:val="left" w:pos="220"/>
           <w:tab w:val="left" w:pos="720"/>
         </w:tabs>
-        <w:spacing w:before="0" w:after="240" w:line="240" w:lineRule="auto"/>
+        <w:spacing w:before="0" w:beforeAutospacing="0" w:after="240" w:afterAutospacing="0" w:line="240" w:lineRule="auto"/>
         <w:ind w:left="720" w:right="0" w:hanging="720"/>
         <w:jc w:val="both"/>
         <w:rPr>
@@ -1001,7 +1001,7 @@
           <w:tab w:val="left" w:pos="220"/>
           <w:tab w:val="left" w:pos="720"/>
         </w:tabs>
-        <w:spacing w:before="0" w:after="240" w:line="240" w:lineRule="auto"/>
+        <w:spacing w:before="0" w:beforeAutospacing="0" w:after="240" w:afterAutospacing="0" w:line="240" w:lineRule="auto"/>
         <w:ind w:left="720" w:right="0" w:hanging="720"/>
         <w:jc w:val="both"/>
         <w:rPr>
@@ -1043,7 +1043,7 @@
           <w:bar w:val="none" w:sz="4" w:space="0"/>
         </w:pBdr>
         <w:shd w:val="clear" w:fill="auto"/>
-        <w:spacing w:before="0" w:after="240" w:line="240" w:lineRule="auto"/>
+        <w:spacing w:before="0" w:beforeAutospacing="0" w:after="240" w:afterAutospacing="0" w:line="240" w:lineRule="auto"/>
         <w:ind w:left="0" w:right="0" w:firstLine="0"/>
         <w:jc w:val="both"/>
         <w:rPr>
@@ -1093,7 +1093,7 @@
           <w:tab w:val="left" w:pos="220"/>
           <w:tab w:val="left" w:pos="720"/>
         </w:tabs>
-        <w:spacing w:before="0" w:after="240" w:line="240" w:lineRule="auto"/>
+        <w:spacing w:before="0" w:beforeAutospacing="0" w:after="240" w:afterAutospacing="0" w:line="240" w:lineRule="auto"/>
         <w:ind w:left="720" w:right="0" w:hanging="720"/>
         <w:jc w:val="both"/>
         <w:rPr>
@@ -1143,7 +1143,7 @@
           <w:tab w:val="left" w:pos="220"/>
           <w:tab w:val="left" w:pos="720"/>
         </w:tabs>
-        <w:spacing w:before="0" w:after="240" w:line="240" w:lineRule="auto"/>
+        <w:spacing w:before="0" w:beforeAutospacing="0" w:after="240" w:afterAutospacing="0" w:line="240" w:lineRule="auto"/>
         <w:ind w:left="720" w:right="0" w:hanging="720"/>
         <w:jc w:val="both"/>
         <w:rPr>
@@ -1185,7 +1185,7 @@
           <w:bar w:val="none" w:sz="4" w:space="0"/>
         </w:pBdr>
         <w:shd w:val="clear" w:fill="auto"/>
-        <w:spacing w:before="0" w:after="240" w:line="240" w:lineRule="auto"/>
+        <w:spacing w:before="0" w:beforeAutospacing="0" w:after="240" w:afterAutospacing="0" w:line="240" w:lineRule="auto"/>
         <w:ind w:left="0" w:right="0" w:firstLine="0"/>
         <w:jc w:val="both"/>
         <w:rPr>
@@ -1269,7 +1269,7 @@
           <w:bar w:val="none" w:sz="4" w:space="0"/>
         </w:pBdr>
         <w:shd w:val="clear" w:fill="auto"/>
-        <w:spacing w:before="0" w:after="298" w:line="240" w:lineRule="auto"/>
+        <w:spacing w:before="0" w:beforeAutospacing="0" w:after="298" w:afterAutospacing="0" w:line="240" w:lineRule="auto"/>
         <w:ind w:left="0" w:right="0" w:firstLine="0"/>
         <w:jc w:val="both"/>
         <w:rPr>
@@ -1311,7 +1311,7 @@
           <w:bar w:val="none" w:sz="4" w:space="0"/>
         </w:pBdr>
         <w:shd w:val="clear" w:fill="auto"/>
-        <w:spacing w:before="0" w:after="240" w:line="240" w:lineRule="auto"/>
+        <w:spacing w:before="0" w:beforeAutospacing="0" w:after="240" w:afterAutospacing="0" w:line="240" w:lineRule="auto"/>
         <w:ind w:left="0" w:right="0" w:firstLine="0"/>
         <w:jc w:val="both"/>
         <w:rPr>
@@ -1361,7 +1361,7 @@
           <w:tab w:val="left" w:pos="220"/>
           <w:tab w:val="left" w:pos="720"/>
         </w:tabs>
-        <w:spacing w:before="0" w:after="240" w:line="240" w:lineRule="auto"/>
+        <w:spacing w:before="0" w:beforeAutospacing="0" w:after="240" w:afterAutospacing="0" w:line="240" w:lineRule="auto"/>
         <w:ind w:left="720" w:right="0" w:hanging="720"/>
         <w:jc w:val="both"/>
         <w:rPr>
@@ -1411,7 +1411,7 @@
           <w:tab w:val="left" w:pos="220"/>
           <w:tab w:val="left" w:pos="720"/>
         </w:tabs>
-        <w:spacing w:before="0" w:after="240" w:line="240" w:lineRule="auto"/>
+        <w:spacing w:before="0" w:beforeAutospacing="0" w:after="240" w:afterAutospacing="0" w:line="240" w:lineRule="auto"/>
         <w:ind w:left="720" w:right="0" w:hanging="720"/>
         <w:jc w:val="both"/>
         <w:rPr>
@@ -1461,7 +1461,7 @@
           <w:tab w:val="left" w:pos="220"/>
           <w:tab w:val="left" w:pos="720"/>
         </w:tabs>
-        <w:spacing w:before="0" w:after="240" w:line="240" w:lineRule="auto"/>
+        <w:spacing w:before="0" w:beforeAutospacing="0" w:after="240" w:afterAutospacing="0" w:line="240" w:lineRule="auto"/>
         <w:ind w:left="720" w:right="0" w:hanging="720"/>
         <w:jc w:val="both"/>
         <w:rPr>
@@ -1503,7 +1503,7 @@
           <w:bar w:val="none" w:sz="4" w:space="0"/>
         </w:pBdr>
         <w:shd w:val="clear" w:fill="auto"/>
-        <w:spacing w:before="0" w:after="240" w:line="240" w:lineRule="auto"/>
+        <w:spacing w:before="0" w:beforeAutospacing="0" w:after="240" w:afterAutospacing="0" w:line="240" w:lineRule="auto"/>
         <w:ind w:left="0" w:right="0" w:firstLine="0"/>
         <w:jc w:val="both"/>
         <w:rPr>
@@ -1529,6 +1529,97 @@
           <w:sz w:val="24"/>
         </w:rPr>
         <w:t>If you had a small container of colored gas in a giant vacuum chamber, the gas would absolutely leak out once the lid is opened — it would just spread invisibly into the vacuum, not stay inside.</w:t>
+      </w:r>
+    </w:p>
+    <w:p>
+      <w:pPr>
+        <w:framePr w:w="0" w:h="0" w:vAnchor="margin" w:hAnchor="text" w:x="0" w:y="0"/>
+        <w:pBdr>
+          <w:top w:val="none" w:sz="4" w:space="0"/>
+          <w:left w:val="none" w:sz="4" w:space="0"/>
+          <w:bottom w:val="none" w:sz="4" w:space="0"/>
+          <w:right w:val="none" w:sz="4" w:space="0"/>
+          <w:between w:val="none" w:sz="4" w:space="0"/>
+          <w:bar w:val="none" w:sz="4" w:space="0"/>
+        </w:pBdr>
+        <w:shd w:val="clear" w:fill="auto"/>
+        <w:spacing w:before="0" w:beforeAutospacing="0" w:after="240" w:afterAutospacing="0" w:line="240" w:lineRule="auto"/>
+        <w:ind w:left="0" w:right="0" w:firstLine="0"/>
+        <w:jc w:val="both"/>
+        <w:rPr>
+          <w:rFonts w:ascii="Arial" w:cs="Arial" w:hAnsi="Arial"/>
+          <w:b w:val="off"/>
+          <w:bCs w:val="off"/>
+          <w:i w:val="off"/>
+          <w:iCs w:val="off"/>
+          <w:sz w:val="24"/>
+          <w:szCs w:val="24"/>
+        </w:rPr>
+      </w:pPr>
+      <w:r>
+        <w:rPr>
+          <w:rFonts w:ascii="Arial" w:cs="Arial" w:hAnsi="Arial"/>
+          <w:b w:val="off"/>
+          <w:bCs w:val="off"/>
+          <w:i w:val="off"/>
+          <w:iCs w:val="off"/>
+          <w:sz w:val="24"/>
+          <w:szCs w:val="24"/>
+          <w:lang w:val="en-HK"/>
+        </w:rPr>
+        <w:t xml:space="preserve">After a </w:t>
+      </w:r>
+      <w:r>
+        <w:rPr>
+          <w:rFonts w:ascii="Arial" w:cs="Arial" w:hAnsi="Arial"/>
+          <w:b w:val="off"/>
+          <w:bCs w:val="off"/>
+          <w:i w:val="off"/>
+          <w:iCs w:val="off"/>
+          <w:sz w:val="24"/>
+          <w:szCs w:val="24"/>
+          <w:lang w:val="en-HK"/>
+        </w:rPr>
+        <w:t>brief</w:t>
+      </w:r>
+      <w:r>
+        <w:rPr>
+          <w:rFonts w:ascii="Arial" w:cs="Arial" w:hAnsi="Arial"/>
+          <w:b w:val="off"/>
+          <w:bCs w:val="off"/>
+          <w:i w:val="off"/>
+          <w:iCs w:val="off"/>
+          <w:sz w:val="24"/>
+          <w:szCs w:val="24"/>
+          <w:lang w:val="en-HK"/>
+        </w:rPr>
+        <w:t xml:space="preserve"> comment from copilot, still I was wondering if it right or wrong. Weeks ago I was clearing and packing my clothes from the closet, due to my closet has many un use winter clothes, I need to pack them. I brought a vacuum storage bag from Amazon, the vacuum storage bag sets comes with a pump, you just put the clothes in the vacuum bag and seal it up, then use the pump to extract the air inside, by extracting the air inside will cause the bag flatten so as to create more space for the closet. Extracting the air inside the bag will causes it to become a vacuum state, then I find out something strange, is the opening valve that allows you to place the pump to extract the air inside. I assume the opening valve is clear air can pass through and out. When I start pumping air out, the bag starts to flatten up, but when I remove the pump, outside air did not enter inside to filled up the bag. Strange isn’t it? that means not like copilot says due to different pressure outside air will rush inside the vacuum bag. So that means as I mentioned; when in vacuum state there is no air flows, no air particles, outside air will not be able to pass through regardless of different pressure. If this point is correct, then everything is much more easy. First ignoring the temperature</w:t>
+      </w:r>
+      <w:r>
+        <w:rPr>
+          <w:rFonts w:ascii="Arial" w:cs="Arial" w:hAnsi="Arial"/>
+          <w:b w:val="off"/>
+          <w:bCs w:val="off"/>
+          <w:i w:val="off"/>
+          <w:iCs w:val="off"/>
+          <w:sz w:val="24"/>
+          <w:szCs w:val="24"/>
+          <w:lang w:val="en-HK"/>
+        </w:rPr>
+        <w:t xml:space="preserve"> and pressure.</w:t>
+      </w:r>
+      <w:r>
+        <w:rPr>
+          <w:rFonts w:ascii="Arial" w:cs="Arial" w:hAnsi="Arial"/>
+          <w:b w:val="off"/>
+          <w:bCs w:val="off"/>
+          <w:i w:val="off"/>
+          <w:iCs w:val="off"/>
+          <w:sz w:val="24"/>
+          <w:szCs w:val="24"/>
+          <w:lang w:val="en-HK"/>
+        </w:rPr>
+        <w:t xml:space="preserve"> We able to open the doors of a capsule in the space without worrying about the oxygen releasing out. Second when creating habitat in the moon, capsule will not be the only option for building living space, we can build houses like earth, with doors or window, as said air will not pass through a vacuum state. We don’t need to worry out oxygen leaks out. </w:t>
       </w:r>
     </w:p>
     <w:sectPr>
@@ -1646,7 +1737,7 @@
     </w:rPrDefault>
     <w:pPrDefault>
       <w:pPr>
-        <w:spacing w:after="200" w:line="276" w:lineRule="auto"/>
+        <w:spacing w:beforeAutospacing="0" w:after="200" w:afterAutospacing="0" w:line="276" w:lineRule="auto"/>
       </w:pPr>
     </w:pPrDefault>
   </w:docDefaults>

--- a/GasLeaksFromVacuum.docx
+++ b/GasLeaksFromVacuum.docx
@@ -1619,7 +1619,7 @@
           <w:szCs w:val="24"/>
           <w:lang w:val="en-HK"/>
         </w:rPr>
-        <w:t xml:space="preserve"> We able to open the doors of a capsule in the space without worrying about the oxygen releasing out. Second when creating habitat in the moon, capsule will not be the only option for building living space, we can build houses like earth, with doors or window, as said air will not pass through a vacuum state. We don’t need to worry out oxygen leaks out. </w:t>
+        <w:t xml:space="preserve"> We able to open the doors of a capsule in the space without worrying about the oxygen releasing out. Second when creating habitat in the moon, capsule will not be the only option for building living space, we can build houses like earth, with doors or window, as said air will not pass through a vacuum state. We don’t need to worry out oxygen leaks out. If there is oxygen, pressure will be stabilized, if there is lights either from sun or electrical light, we can grow plants to produce more oxygen, without transporting it from the earth...</w:t>
       </w:r>
     </w:p>
     <w:sectPr>

--- a/GasLeaksFromVacuum.docx
+++ b/GasLeaksFromVacuum.docx
@@ -1,12 +1,12 @@
 
 <file path=word/document.xml><?xml version="1.0" encoding="utf-8"?>
-<w:document xmlns:w="http://schemas.openxmlformats.org/wordprocessingml/2006/main" xmlns:a="http://schemas.openxmlformats.org/drawingml/2006/main" xmlns:wps="http://schemas.microsoft.com/office/word/2010/wordprocessingShape" xmlns:wpg="http://schemas.microsoft.com/office/word/2010/wordprocessingGroup" xmlns:wp14="http://schemas.microsoft.com/office/word/2010/wordprocessingDrawing" xmlns:w14="http://schemas.microsoft.com/office/word/2010/wordml" xmlns:mc="http://schemas.openxmlformats.org/markup-compatibility/2006" xmlns:o="urn:schemas-microsoft-com:office:office" xmlns:r="http://schemas.openxmlformats.org/officeDocument/2006/relationships" xmlns:m="http://schemas.openxmlformats.org/officeDocument/2006/math" xmlns:v="urn:schemas-microsoft-com:vml" xmlns:wp="http://schemas.openxmlformats.org/drawingml/2006/wordprocessingDrawing" xmlns:w10="urn:schemas-microsoft-com:office:word" xmlns:wne="http://schemas.microsoft.com/office/word/2006/wordml" xmlns:wpi="http://schemas.microsoft.com/office/word/2010/wordprocessingInk" xmlns:aink="http://schemas.microsoft.com/office/drawing/2016/ink" xmlns:dgm="http://schemas.openxmlformats.org/drawingml/2006/diagram" mc:Ignorable="w14 wp14 ">
+<w:document xmlns:wpc="http://schemas.microsoft.com/office/word/2010/wordprocessingCanvas" xmlns:cx="http://schemas.microsoft.com/office/drawing/2014/chartex" xmlns:cx1="http://schemas.microsoft.com/office/drawing/2015/9/8/chartex" xmlns:cx2="http://schemas.microsoft.com/office/drawing/2015/10/21/chartex" xmlns:cx3="http://schemas.microsoft.com/office/drawing/2016/5/9/chartex" xmlns:cx4="http://schemas.microsoft.com/office/drawing/2016/5/10/chartex" xmlns:cx5="http://schemas.microsoft.com/office/drawing/2016/5/11/chartex" xmlns:cx6="http://schemas.microsoft.com/office/drawing/2016/5/12/chartex" xmlns:cx7="http://schemas.microsoft.com/office/drawing/2016/5/13/chartex" xmlns:cx8="http://schemas.microsoft.com/office/drawing/2016/5/14/chartex" xmlns:mc="http://schemas.openxmlformats.org/markup-compatibility/2006" xmlns:m="http://schemas.openxmlformats.org/officeDocument/2006/math" xmlns:aink="http://schemas.microsoft.com/office/drawing/2016/ink" xmlns:am3d="http://schemas.microsoft.com/office/drawing/2017/model3d" xmlns:oel="http://schemas.microsoft.com/office/2019/extlst" xmlns:r="http://schemas.openxmlformats.org/officeDocument/2006/relationships" xmlns:wp14="http://schemas.microsoft.com/office/word/2010/wordprocessingDrawing" xmlns:wp="http://schemas.openxmlformats.org/drawingml/2006/wordprocessingDrawing" xmlns:wpg="http://schemas.microsoft.com/office/word/2010/wordprocessingGroup" xmlns:wpi="http://schemas.microsoft.com/office/word/2010/wordprocessingInk" xmlns:wps="http://schemas.microsoft.com/office/word/2010/wordprocessingShape" xmlns:o="urn:schemas-microsoft-com:office:office" xmlns:v="urn:schemas-microsoft-com:vml" xmlns:w10="urn:schemas-microsoft-com:office:word" xmlns:w="http://schemas.openxmlformats.org/wordprocessingml/2006/main" xmlns:w14="http://schemas.microsoft.com/office/word/2010/wordml" xmlns:w15="http://schemas.microsoft.com/office/word/2012/wordml" xmlns:w16cei="http://schemas.microsoft.com/office/word/2026/wordml/cei" xmlns:w16cex="http://schemas.microsoft.com/office/word/2018/wordml/cex" xmlns:w16cid="http://schemas.microsoft.com/office/word/2016/wordml/cid" xmlns:w16="http://schemas.microsoft.com/office/word/2018/wordml" xmlns:w16sdtdh="http://schemas.microsoft.com/office/word/2020/wordml/sdtdatahash" xmlns:w16sdtfl="http://schemas.microsoft.com/office/word/2024/wordml/sdtformatlock" xmlns:w16se="http://schemas.microsoft.com/office/word/2015/wordml/symex" xmlns:w16du="http://schemas.microsoft.com/office/word/2023/wordml/word16du" xmlns:wne="http://schemas.microsoft.com/office/word/2006/wordml" mc:Ignorable="w14 w15 w16se w16cid w16 w16cex w16sdtdh w16sdtfl w16du wp14">
   <w:body>
     <w:p>
       <w:pPr>
         <w:jc w:val="center"/>
         <w:rPr>
-          <w:rFonts w:ascii="Arial" w:cs="Arial" w:hAnsi="Arial"/>
+          <w:rFonts w:ascii="Arial" w:hAnsi="Arial" w:cs="Arial"/>
           <w:b/>
           <w:bCs/>
           <w:sz w:val="44"/>
@@ -15,12 +15,11 @@
       </w:pPr>
       <w:r>
         <w:rPr>
-          <w:rFonts w:ascii="Arial" w:cs="Arial" w:hAnsi="Arial"/>
+          <w:rFonts w:ascii="Arial" w:hAnsi="Arial" w:cs="Arial"/>
           <w:b/>
           <w:bCs/>
           <w:sz w:val="44"/>
           <w:szCs w:val="44"/>
-          <w:lang w:val="en-HK"/>
         </w:rPr>
         <w:t>Does gas leaks in a vacuum State?</w:t>
       </w:r>
@@ -29,7 +28,7 @@
       <w:pPr>
         <w:jc w:val="both"/>
         <w:rPr>
-          <w:rFonts w:ascii="Arial" w:cs="Arial" w:hAnsi="Arial"/>
+          <w:rFonts w:ascii="Arial" w:hAnsi="Arial" w:cs="Arial"/>
           <w:b/>
           <w:bCs/>
           <w:i/>
@@ -40,14 +39,13 @@
       </w:pPr>
       <w:r>
         <w:rPr>
-          <w:rFonts w:ascii="Arial" w:cs="Arial" w:hAnsi="Arial"/>
+          <w:rFonts w:ascii="Arial" w:hAnsi="Arial" w:cs="Arial"/>
           <w:b/>
           <w:bCs/>
           <w:i/>
           <w:iCs/>
           <w:sz w:val="24"/>
           <w:szCs w:val="24"/>
-          <w:lang w:val="en-HK"/>
         </w:rPr>
         <w:t>Resources From Microsoft Copilot</w:t>
       </w:r>
@@ -56,7 +54,7 @@
       <w:pPr>
         <w:jc w:val="both"/>
         <w:rPr>
-          <w:rFonts w:ascii="Arial" w:cs="Arial" w:hAnsi="Arial"/>
+          <w:rFonts w:ascii="Arial" w:hAnsi="Arial" w:cs="Arial"/>
           <w:b/>
           <w:bCs/>
           <w:i/>
@@ -70,7 +68,7 @@
       <w:pPr>
         <w:jc w:val="both"/>
         <w:rPr>
-          <w:rFonts w:ascii="Arial" w:cs="Arial" w:hAnsi="Arial"/>
+          <w:rFonts w:ascii="Arial" w:hAnsi="Arial" w:cs="Arial"/>
           <w:b/>
           <w:bCs/>
           <w:i/>
@@ -81,77 +79,113 @@
       </w:pPr>
       <w:r>
         <w:rPr>
-          <w:rFonts w:ascii="Arial" w:cs="Arial" w:hAnsi="Arial"/>
-          <w:outline w:val="off"/>
-          <w:shadow w:val="off"/>
-          <w:emboss w:val="off"/>
-          <w:imprint w:val="off"/>
-          <w:color w:val="auto"/>
-          <w:spacing w:val="0"/>
-          <w:sz w:val="24"/>
-        </w:rPr>
-        <w:t xml:space="preserve">From my previous conversation, I always wondering about your answer is correct or not. If there is a </w:t>
-      </w:r>
-      <w:r>
-        <w:rPr>
-          <w:rFonts w:ascii="Arial" w:cs="Arial" w:hAnsi="Arial"/>
-          <w:outline w:val="off"/>
-          <w:shadow w:val="off"/>
-          <w:emboss w:val="off"/>
-          <w:imprint w:val="off"/>
-          <w:color w:val="auto"/>
-          <w:spacing w:val="0"/>
-          <w:sz w:val="24"/>
-          <w:lang w:val="en-HK"/>
-        </w:rPr>
-        <w:t xml:space="preserve">vacuum </w:t>
-      </w:r>
-      <w:r>
-        <w:rPr>
-          <w:rFonts w:ascii="Arial" w:cs="Arial" w:hAnsi="Arial"/>
-          <w:outline w:val="off"/>
-          <w:shadow w:val="off"/>
-          <w:emboss w:val="off"/>
-          <w:imprint w:val="off"/>
-          <w:color w:val="auto"/>
-          <w:spacing w:val="0"/>
-          <w:sz w:val="24"/>
-        </w:rPr>
-        <w:t>container you can assume very very endless large, if I have a small container inside it and the container is full of color gas inside it, If I open the lid of the very tiny container, the color gas will still stays inside and would not leaks out to the vacuum environment, why? because vacuum has no air flows, color gas need air flow in order for transporting, without particles the vacuum state creates a invisible wall that blocks the color gas. This is the main reason why the International Space Shuttle can still function even air leaks for year</w:t>
-      </w:r>
-      <w:r>
-        <w:rPr>
-          <w:rFonts w:ascii="Arial" w:cs="Arial" w:hAnsi="Arial"/>
-          <w:outline w:val="off"/>
-          <w:shadow w:val="off"/>
-          <w:emboss w:val="off"/>
-          <w:imprint w:val="off"/>
-          <w:color w:val="auto"/>
-          <w:spacing w:val="0"/>
-          <w:sz w:val="24"/>
-          <w:lang w:val="en-HK"/>
-        </w:rPr>
-        <w:t>s</w:t>
-      </w:r>
-      <w:r>
-        <w:rPr>
-          <w:rFonts w:ascii="Arial" w:cs="Arial" w:hAnsi="Arial"/>
-          <w:outline w:val="off"/>
-          <w:shadow w:val="off"/>
-          <w:emboss w:val="off"/>
-          <w:imprint w:val="off"/>
-          <w:color w:val="auto"/>
-          <w:spacing w:val="0"/>
-          <w:sz w:val="24"/>
-        </w:rPr>
-        <w:t xml:space="preserve"> until they find out. So far the ISS still functioning. Please comment?</w:t>
-      </w:r>
-    </w:p>
-    <w:p>
-      <w:pPr>
-        <w:jc w:val="both"/>
-        <w:rPr>
-          <w:rFonts w:ascii="Arial" w:cs="Arial" w:hAnsi="Arial"/>
+          <w:rFonts w:ascii="Arial" w:hAnsi="Arial" w:cs="Arial"/>
+          <w:sz w:val="24"/>
+        </w:rPr>
+        <w:t xml:space="preserve">From my previous conversation, I always wondering about your answer is correct or not. If there is a vacuum container you can assume very </w:t>
+      </w:r>
+      <w:proofErr w:type="spellStart"/>
+      <w:r>
+        <w:rPr>
+          <w:rFonts w:ascii="Arial" w:hAnsi="Arial" w:cs="Arial"/>
+          <w:sz w:val="24"/>
+        </w:rPr>
+        <w:t>very</w:t>
+      </w:r>
+      <w:proofErr w:type="spellEnd"/>
+      <w:r>
+        <w:rPr>
+          <w:rFonts w:ascii="Arial" w:hAnsi="Arial" w:cs="Arial"/>
+          <w:sz w:val="24"/>
+        </w:rPr>
+        <w:t xml:space="preserve"> endless large, if I have a small container inside it and the container is full of </w:t>
+      </w:r>
+      <w:proofErr w:type="spellStart"/>
+      <w:r>
+        <w:rPr>
+          <w:rFonts w:ascii="Arial" w:hAnsi="Arial" w:cs="Arial"/>
+          <w:sz w:val="24"/>
+        </w:rPr>
+        <w:t>color</w:t>
+      </w:r>
+      <w:proofErr w:type="spellEnd"/>
+      <w:r>
+        <w:rPr>
+          <w:rFonts w:ascii="Arial" w:hAnsi="Arial" w:cs="Arial"/>
+          <w:sz w:val="24"/>
+        </w:rPr>
+        <w:t xml:space="preserve"> gas inside it, If I open the lid of the very tiny container, the </w:t>
+      </w:r>
+      <w:proofErr w:type="spellStart"/>
+      <w:r>
+        <w:rPr>
+          <w:rFonts w:ascii="Arial" w:hAnsi="Arial" w:cs="Arial"/>
+          <w:sz w:val="24"/>
+        </w:rPr>
+        <w:t>color</w:t>
+      </w:r>
+      <w:proofErr w:type="spellEnd"/>
+      <w:r>
+        <w:rPr>
+          <w:rFonts w:ascii="Arial" w:hAnsi="Arial" w:cs="Arial"/>
+          <w:sz w:val="24"/>
+        </w:rPr>
+        <w:t xml:space="preserve"> gas will still stays inside and would not leaks out to the vacuum environment, why? because vacuum has no air flows, </w:t>
+      </w:r>
+      <w:proofErr w:type="spellStart"/>
+      <w:r>
+        <w:rPr>
+          <w:rFonts w:ascii="Arial" w:hAnsi="Arial" w:cs="Arial"/>
+          <w:sz w:val="24"/>
+        </w:rPr>
+        <w:t>color</w:t>
+      </w:r>
+      <w:proofErr w:type="spellEnd"/>
+      <w:r>
+        <w:rPr>
+          <w:rFonts w:ascii="Arial" w:hAnsi="Arial" w:cs="Arial"/>
+          <w:sz w:val="24"/>
+        </w:rPr>
+        <w:t xml:space="preserve"> gas need air flow in order for transporting, without particles the vacuum state creates </w:t>
+      </w:r>
+      <w:proofErr w:type="spellStart"/>
+      <w:r>
+        <w:rPr>
+          <w:rFonts w:ascii="Arial" w:hAnsi="Arial" w:cs="Arial"/>
+          <w:sz w:val="24"/>
+        </w:rPr>
+        <w:t>a</w:t>
+      </w:r>
+      <w:proofErr w:type="spellEnd"/>
+      <w:r>
+        <w:rPr>
+          <w:rFonts w:ascii="Arial" w:hAnsi="Arial" w:cs="Arial"/>
+          <w:sz w:val="24"/>
+        </w:rPr>
+        <w:t xml:space="preserve"> invisible wall that blocks the </w:t>
+      </w:r>
+      <w:proofErr w:type="spellStart"/>
+      <w:r>
+        <w:rPr>
+          <w:rFonts w:ascii="Arial" w:hAnsi="Arial" w:cs="Arial"/>
+          <w:sz w:val="24"/>
+        </w:rPr>
+        <w:t>color</w:t>
+      </w:r>
+      <w:proofErr w:type="spellEnd"/>
+      <w:r>
+        <w:rPr>
+          <w:rFonts w:ascii="Arial" w:hAnsi="Arial" w:cs="Arial"/>
+          <w:sz w:val="24"/>
+        </w:rPr>
+        <w:t xml:space="preserve"> gas. This is the main reason why the International Space Shuttle can still function even air leaks for years until they find out. So far the ISS still functioning. Please comment?</w:t>
+      </w:r>
+    </w:p>
+    <w:p>
+      <w:pPr>
+        <w:jc w:val="both"/>
+        <w:rPr>
+          <w:rFonts w:ascii="Arial" w:hAnsi="Arial" w:cs="Arial"/>
           <w:b/>
           <w:bCs/>
           <w:i/>
@@ -165,7 +199,7 @@
       <w:pPr>
         <w:jc w:val="both"/>
         <w:rPr>
-          <w:rFonts w:ascii="Arial" w:cs="Arial" w:hAnsi="Arial"/>
+          <w:rFonts w:ascii="Arial" w:hAnsi="Arial" w:cs="Arial"/>
           <w:b/>
           <w:bCs/>
           <w:i/>
@@ -176,41 +210,22 @@
       </w:pPr>
       <w:r>
         <w:rPr>
-          <w:rFonts w:ascii="Arial" w:cs="Arial" w:hAnsi="Arial"/>
-          <w:outline w:val="off"/>
-          <w:shadow w:val="off"/>
-          <w:emboss w:val="off"/>
-          <w:imprint w:val="off"/>
-          <w:color w:val="auto"/>
-          <w:spacing w:val="0"/>
+          <w:rFonts w:ascii="Arial" w:hAnsi="Arial" w:cs="Arial"/>
           <w:sz w:val="24"/>
         </w:rPr>
         <w:t xml:space="preserve">Sing, I see where your reasoning is coming from — you’re imagining vacuum as a kind of “invisible wall” that blocks gas from leaving a container because there’s no air outside to “carry” it. But here’s the key: </w:t>
       </w:r>
       <w:r>
         <w:rPr>
-          <w:rFonts w:ascii="Arial" w:cs="Arial" w:hAnsi="Arial"/>
+          <w:rFonts w:ascii="Arial" w:hAnsi="Arial" w:cs="Arial"/>
           <w:b/>
-          <w:outline w:val="off"/>
-          <w:shadow w:val="off"/>
-          <w:emboss w:val="off"/>
-          <w:imprint w:val="off"/>
-          <w:color w:val="auto"/>
-          <w:spacing w:val="0"/>
           <w:sz w:val="24"/>
         </w:rPr>
         <w:t>gas molecules don’t need other particles to move</w:t>
       </w:r>
       <w:r>
         <w:rPr>
-          <w:rFonts w:ascii="Arial" w:cs="Arial" w:hAnsi="Arial"/>
-          <w:b w:val="off"/>
-          <w:outline w:val="off"/>
-          <w:shadow w:val="off"/>
-          <w:emboss w:val="off"/>
-          <w:imprint w:val="off"/>
-          <w:color w:val="auto"/>
-          <w:spacing w:val="0"/>
+          <w:rFonts w:ascii="Arial" w:hAnsi="Arial" w:cs="Arial"/>
           <w:sz w:val="24"/>
         </w:rPr>
         <w:t>. They move because of their own kinetic energy.</w:t>
@@ -220,7 +235,7 @@
       <w:pPr>
         <w:jc w:val="both"/>
         <w:rPr>
-          <w:rFonts w:ascii="Arial" w:cs="Arial" w:hAnsi="Arial"/>
+          <w:rFonts w:ascii="Arial" w:hAnsi="Arial" w:cs="Arial"/>
           <w:b/>
           <w:bCs/>
           <w:i/>
@@ -232,41 +247,26 @@
     </w:p>
     <w:p>
       <w:pPr>
-        <w:framePr w:w="0" w:h="0" w:vAnchor="margin" w:hAnchor="text" w:x="0" w:y="0"/>
         <w:pBdr>
-          <w:top w:val="none" w:sz="4" w:space="0"/>
-          <w:left w:val="none" w:sz="4" w:space="0"/>
-          <w:bottom w:val="none" w:sz="4" w:space="0"/>
-          <w:right w:val="none" w:sz="4" w:space="0"/>
-          <w:between w:val="none" w:sz="4" w:space="0"/>
-          <w:bar w:val="none" w:sz="4" w:space="0"/>
+          <w:top w:val="none" w:sz="4" w:space="0" w:color="auto"/>
+          <w:left w:val="none" w:sz="4" w:space="0" w:color="auto"/>
+          <w:bottom w:val="none" w:sz="4" w:space="0" w:color="auto"/>
+          <w:right w:val="none" w:sz="4" w:space="0" w:color="auto"/>
+          <w:between w:val="none" w:sz="4" w:space="0" w:color="auto"/>
+          <w:bar w:val="none" w:sz="4" w:color="auto"/>
         </w:pBdr>
-        <w:shd w:val="clear" w:fill="auto"/>
-        <w:spacing w:before="0" w:beforeAutospacing="0" w:after="298" w:afterAutospacing="0" w:line="240" w:lineRule="auto"/>
-        <w:ind w:left="0" w:right="0" w:firstLine="0"/>
-        <w:jc w:val="both"/>
-        <w:rPr>
-          <w:rFonts w:ascii="Arial" w:cs="Arial" w:hAnsi="Arial"/>
+        <w:spacing w:after="298" w:line="240" w:lineRule="auto"/>
+        <w:jc w:val="both"/>
+        <w:rPr>
+          <w:rFonts w:ascii="Arial" w:hAnsi="Arial" w:cs="Arial"/>
           <w:b/>
-          <w:outline w:val="off"/>
-          <w:shadow w:val="off"/>
-          <w:emboss w:val="off"/>
-          <w:imprint w:val="off"/>
-          <w:color w:val="auto"/>
-          <w:spacing w:val="0"/>
           <w:sz w:val="36"/>
         </w:rPr>
       </w:pPr>
       <w:r>
         <w:rPr>
-          <w:rFonts w:ascii="Arial" w:cs="Arial" w:hAnsi="Arial"/>
+          <w:rFonts w:ascii="Arial" w:hAnsi="Arial" w:cs="Arial"/>
           <w:b/>
-          <w:outline w:val="off"/>
-          <w:shadow w:val="off"/>
-          <w:emboss w:val="off"/>
-          <w:imprint w:val="off"/>
-          <w:color w:val="auto"/>
-          <w:spacing w:val="0"/>
           <w:sz w:val="36"/>
         </w:rPr>
         <w:t>Why gas escapes into vacuum</w:t>
@@ -274,63 +274,41 @@
     </w:p>
     <w:p>
       <w:pPr>
-        <w:framePr w:w="0" w:h="0" w:vAnchor="margin" w:hAnchor="text" w:x="0" w:y="0"/>
         <w:numPr>
           <w:ilvl w:val="0"/>
           <w:numId w:val="1"/>
         </w:numPr>
         <w:pBdr>
-          <w:top w:val="none" w:sz="4" w:space="0"/>
-          <w:left w:val="none" w:sz="4" w:space="0"/>
-          <w:bottom w:val="none" w:sz="4" w:space="0"/>
-          <w:right w:val="none" w:sz="4" w:space="0"/>
-          <w:between w:val="none" w:sz="4" w:space="0"/>
-          <w:bar w:val="none" w:sz="4" w:space="0"/>
+          <w:top w:val="none" w:sz="4" w:space="0" w:color="auto"/>
+          <w:left w:val="none" w:sz="4" w:space="0" w:color="auto"/>
+          <w:bottom w:val="none" w:sz="4" w:space="0" w:color="auto"/>
+          <w:right w:val="none" w:sz="4" w:space="0" w:color="auto"/>
+          <w:between w:val="none" w:sz="4" w:space="0" w:color="auto"/>
+          <w:bar w:val="none" w:sz="4" w:color="auto"/>
         </w:pBdr>
-        <w:shd w:val="clear" w:fill="auto"/>
         <w:tabs>
           <w:tab w:val="left" w:pos="220"/>
           <w:tab w:val="left" w:pos="720"/>
         </w:tabs>
-        <w:spacing w:before="0" w:beforeAutospacing="0" w:after="240" w:afterAutospacing="0" w:line="240" w:lineRule="auto"/>
-        <w:ind w:left="720" w:right="0" w:hanging="720"/>
-        <w:jc w:val="both"/>
-        <w:rPr>
-          <w:rFonts w:ascii="Arial" w:cs="Arial" w:hAnsi="Arial"/>
-          <w:b w:val="off"/>
-          <w:outline w:val="off"/>
-          <w:shadow w:val="off"/>
-          <w:emboss w:val="off"/>
-          <w:imprint w:val="off"/>
-          <w:color w:val="auto"/>
-          <w:spacing w:val="0"/>
-          <w:sz w:val="24"/>
-        </w:rPr>
-      </w:pPr>
-      <w:r>
-        <w:rPr>
-          <w:rFonts w:ascii="Arial" w:cs="Arial" w:hAnsi="Arial"/>
+        <w:spacing w:after="240" w:line="240" w:lineRule="auto"/>
+        <w:ind w:hanging="720"/>
+        <w:jc w:val="both"/>
+        <w:rPr>
+          <w:rFonts w:ascii="Arial" w:hAnsi="Arial" w:cs="Arial"/>
+          <w:sz w:val="24"/>
+        </w:rPr>
+      </w:pPr>
+      <w:r>
+        <w:rPr>
+          <w:rFonts w:ascii="Arial" w:hAnsi="Arial" w:cs="Arial"/>
           <w:b/>
-          <w:outline w:val="off"/>
-          <w:shadow w:val="off"/>
-          <w:emboss w:val="off"/>
-          <w:imprint w:val="off"/>
-          <w:color w:val="auto"/>
-          <w:spacing w:val="0"/>
           <w:sz w:val="24"/>
         </w:rPr>
         <w:t>Gas molecules</w:t>
       </w:r>
       <w:r>
         <w:rPr>
-          <w:rFonts w:ascii="Arial" w:cs="Arial" w:hAnsi="Arial"/>
-          <w:b w:val="off"/>
-          <w:outline w:val="off"/>
-          <w:shadow w:val="off"/>
-          <w:emboss w:val="off"/>
-          <w:imprint w:val="off"/>
-          <w:color w:val="auto"/>
-          <w:spacing w:val="0"/>
+          <w:rFonts w:ascii="Arial" w:hAnsi="Arial" w:cs="Arial"/>
           <w:sz w:val="24"/>
         </w:rPr>
         <w:t xml:space="preserve"> are always in motion, colliding with each other and the container walls.</w:t>
@@ -338,49 +316,33 @@
     </w:p>
     <w:p>
       <w:pPr>
-        <w:framePr w:w="0" w:h="0" w:vAnchor="margin" w:hAnchor="text" w:x="0" w:y="0"/>
         <w:numPr>
           <w:ilvl w:val="0"/>
           <w:numId w:val="1"/>
         </w:numPr>
         <w:pBdr>
-          <w:top w:val="none" w:sz="4" w:space="0"/>
-          <w:left w:val="none" w:sz="4" w:space="0"/>
-          <w:bottom w:val="none" w:sz="4" w:space="0"/>
-          <w:right w:val="none" w:sz="4" w:space="0"/>
-          <w:between w:val="none" w:sz="4" w:space="0"/>
-          <w:bar w:val="none" w:sz="4" w:space="0"/>
+          <w:top w:val="none" w:sz="4" w:space="0" w:color="auto"/>
+          <w:left w:val="none" w:sz="4" w:space="0" w:color="auto"/>
+          <w:bottom w:val="none" w:sz="4" w:space="0" w:color="auto"/>
+          <w:right w:val="none" w:sz="4" w:space="0" w:color="auto"/>
+          <w:between w:val="none" w:sz="4" w:space="0" w:color="auto"/>
+          <w:bar w:val="none" w:sz="4" w:color="auto"/>
         </w:pBdr>
-        <w:shd w:val="clear" w:fill="auto"/>
         <w:tabs>
           <w:tab w:val="left" w:pos="220"/>
           <w:tab w:val="left" w:pos="720"/>
         </w:tabs>
-        <w:spacing w:before="0" w:beforeAutospacing="0" w:after="240" w:afterAutospacing="0" w:line="240" w:lineRule="auto"/>
-        <w:ind w:left="720" w:right="0" w:hanging="720"/>
-        <w:jc w:val="both"/>
-        <w:rPr>
-          <w:rFonts w:ascii="Arial" w:cs="Arial" w:hAnsi="Arial"/>
-          <w:b w:val="off"/>
-          <w:outline w:val="off"/>
-          <w:shadow w:val="off"/>
-          <w:emboss w:val="off"/>
-          <w:imprint w:val="off"/>
-          <w:color w:val="auto"/>
-          <w:spacing w:val="0"/>
-          <w:sz w:val="24"/>
-        </w:rPr>
-      </w:pPr>
-      <w:r>
-        <w:rPr>
-          <w:rFonts w:ascii="Arial" w:cs="Arial" w:hAnsi="Arial"/>
-          <w:b w:val="off"/>
-          <w:outline w:val="off"/>
-          <w:shadow w:val="off"/>
-          <w:emboss w:val="off"/>
-          <w:imprint w:val="off"/>
-          <w:color w:val="auto"/>
-          <w:spacing w:val="0"/>
+        <w:spacing w:after="240" w:line="240" w:lineRule="auto"/>
+        <w:ind w:hanging="720"/>
+        <w:jc w:val="both"/>
+        <w:rPr>
+          <w:rFonts w:ascii="Arial" w:hAnsi="Arial" w:cs="Arial"/>
+          <w:sz w:val="24"/>
+        </w:rPr>
+      </w:pPr>
+      <w:r>
+        <w:rPr>
+          <w:rFonts w:ascii="Arial" w:hAnsi="Arial" w:cs="Arial"/>
           <w:sz w:val="24"/>
         </w:rPr>
         <w:t>When you open a lid, molecules near the opening have nothing stopping them. They fly out into the vacuum simply because they were already moving.</w:t>
@@ -388,49 +350,33 @@
     </w:p>
     <w:p>
       <w:pPr>
-        <w:framePr w:w="0" w:h="0" w:vAnchor="margin" w:hAnchor="text" w:x="0" w:y="0"/>
         <w:numPr>
           <w:ilvl w:val="0"/>
           <w:numId w:val="1"/>
         </w:numPr>
         <w:pBdr>
-          <w:top w:val="none" w:sz="4" w:space="0"/>
-          <w:left w:val="none" w:sz="4" w:space="0"/>
-          <w:bottom w:val="none" w:sz="4" w:space="0"/>
-          <w:right w:val="none" w:sz="4" w:space="0"/>
-          <w:between w:val="none" w:sz="4" w:space="0"/>
-          <w:bar w:val="none" w:sz="4" w:space="0"/>
+          <w:top w:val="none" w:sz="4" w:space="0" w:color="auto"/>
+          <w:left w:val="none" w:sz="4" w:space="0" w:color="auto"/>
+          <w:bottom w:val="none" w:sz="4" w:space="0" w:color="auto"/>
+          <w:right w:val="none" w:sz="4" w:space="0" w:color="auto"/>
+          <w:between w:val="none" w:sz="4" w:space="0" w:color="auto"/>
+          <w:bar w:val="none" w:sz="4" w:color="auto"/>
         </w:pBdr>
-        <w:shd w:val="clear" w:fill="auto"/>
         <w:tabs>
           <w:tab w:val="left" w:pos="220"/>
           <w:tab w:val="left" w:pos="720"/>
         </w:tabs>
-        <w:spacing w:before="0" w:beforeAutospacing="0" w:after="240" w:afterAutospacing="0" w:line="240" w:lineRule="auto"/>
-        <w:ind w:left="720" w:right="0" w:hanging="720"/>
-        <w:jc w:val="both"/>
-        <w:rPr>
-          <w:rFonts w:ascii="Arial" w:cs="Arial" w:hAnsi="Arial"/>
-          <w:b w:val="off"/>
-          <w:outline w:val="off"/>
-          <w:shadow w:val="off"/>
-          <w:emboss w:val="off"/>
-          <w:imprint w:val="off"/>
-          <w:color w:val="auto"/>
-          <w:spacing w:val="0"/>
-          <w:sz w:val="24"/>
-        </w:rPr>
-      </w:pPr>
-      <w:r>
-        <w:rPr>
-          <w:rFonts w:ascii="Arial" w:cs="Arial" w:hAnsi="Arial"/>
-          <w:b w:val="off"/>
-          <w:outline w:val="off"/>
-          <w:shadow w:val="off"/>
-          <w:emboss w:val="off"/>
-          <w:imprint w:val="off"/>
-          <w:color w:val="auto"/>
-          <w:spacing w:val="0"/>
+        <w:spacing w:after="240" w:line="240" w:lineRule="auto"/>
+        <w:ind w:hanging="720"/>
+        <w:jc w:val="both"/>
+        <w:rPr>
+          <w:rFonts w:ascii="Arial" w:hAnsi="Arial" w:cs="Arial"/>
+          <w:sz w:val="24"/>
+        </w:rPr>
+      </w:pPr>
+      <w:r>
+        <w:rPr>
+          <w:rFonts w:ascii="Arial" w:hAnsi="Arial" w:cs="Arial"/>
           <w:sz w:val="24"/>
         </w:rPr>
         <w:t>Vacuum doesn’t “block” them — it’s the opposite. With no outside pressure, there’s nothing to push them back in.</w:t>
@@ -438,41 +384,24 @@
     </w:p>
     <w:p>
       <w:pPr>
-        <w:framePr w:w="0" w:h="0" w:vAnchor="margin" w:hAnchor="text" w:x="0" w:y="0"/>
         <w:pBdr>
-          <w:top w:val="none" w:sz="4" w:space="0"/>
-          <w:left w:val="none" w:sz="4" w:space="0"/>
-          <w:bottom w:val="none" w:sz="4" w:space="0"/>
-          <w:right w:val="none" w:sz="4" w:space="0"/>
-          <w:between w:val="none" w:sz="4" w:space="0"/>
-          <w:bar w:val="none" w:sz="4" w:space="0"/>
+          <w:top w:val="none" w:sz="4" w:space="0" w:color="auto"/>
+          <w:left w:val="none" w:sz="4" w:space="0" w:color="auto"/>
+          <w:bottom w:val="none" w:sz="4" w:space="0" w:color="auto"/>
+          <w:right w:val="none" w:sz="4" w:space="0" w:color="auto"/>
+          <w:between w:val="none" w:sz="4" w:space="0" w:color="auto"/>
+          <w:bar w:val="none" w:sz="4" w:color="auto"/>
         </w:pBdr>
-        <w:shd w:val="clear" w:fill="auto"/>
-        <w:spacing w:before="0" w:beforeAutospacing="0" w:after="240" w:afterAutospacing="0" w:line="240" w:lineRule="auto"/>
-        <w:ind w:left="0" w:right="0" w:firstLine="0"/>
-        <w:jc w:val="both"/>
-        <w:rPr>
-          <w:rFonts w:ascii="Arial" w:cs="Arial" w:hAnsi="Arial"/>
-          <w:b w:val="off"/>
-          <w:outline w:val="off"/>
-          <w:shadow w:val="off"/>
-          <w:emboss w:val="off"/>
-          <w:imprint w:val="off"/>
-          <w:color w:val="auto"/>
-          <w:spacing w:val="0"/>
-          <w:sz w:val="24"/>
-        </w:rPr>
-      </w:pPr>
-      <w:r>
-        <w:rPr>
-          <w:rFonts w:ascii="Arial" w:cs="Arial" w:hAnsi="Arial"/>
-          <w:b w:val="off"/>
-          <w:outline w:val="off"/>
-          <w:shadow w:val="off"/>
-          <w:emboss w:val="off"/>
-          <w:imprint w:val="off"/>
-          <w:color w:val="auto"/>
-          <w:spacing w:val="0"/>
+        <w:spacing w:after="240" w:line="240" w:lineRule="auto"/>
+        <w:jc w:val="both"/>
+        <w:rPr>
+          <w:rFonts w:ascii="Arial" w:hAnsi="Arial" w:cs="Arial"/>
+          <w:sz w:val="24"/>
+        </w:rPr>
+      </w:pPr>
+      <w:r>
+        <w:rPr>
+          <w:rFonts w:ascii="Arial" w:hAnsi="Arial" w:cs="Arial"/>
           <w:sz w:val="24"/>
         </w:rPr>
         <w:t>Think of it like a balloon: if you pop it in air, the gas rushes out. If you pop it in vacuum, the gas rushes out even faster, because there’s no resistance.</w:t>
@@ -482,7 +411,7 @@
       <w:pPr>
         <w:jc w:val="both"/>
         <w:rPr>
-          <w:rFonts w:ascii="Arial" w:cs="Arial" w:hAnsi="Arial"/>
+          <w:rFonts w:ascii="Arial" w:hAnsi="Arial" w:cs="Arial"/>
           <w:b/>
           <w:bCs/>
           <w:i/>
@@ -496,7 +425,7 @@
       <w:pPr>
         <w:jc w:val="both"/>
         <w:rPr>
-          <w:rFonts w:ascii="Arial" w:cs="Arial" w:hAnsi="Arial"/>
+          <w:rFonts w:ascii="Arial" w:hAnsi="Arial" w:cs="Arial"/>
           <w:b/>
           <w:bCs/>
           <w:i/>
@@ -507,7 +436,7 @@
       </w:pPr>
       <w:r>
         <w:rPr>
-          <w:rFonts w:ascii="Arial" w:cs="Arial" w:hAnsi="Arial"/>
+          <w:rFonts w:ascii="Arial" w:hAnsi="Arial" w:cs="Arial"/>
           <w:b/>
           <w:bCs/>
           <w:i/>
@@ -520,119 +449,76 @@
     </w:p>
     <w:p>
       <w:pPr>
-        <w:framePr w:w="0" w:h="0" w:vAnchor="margin" w:hAnchor="text" w:x="0" w:y="0"/>
         <w:pBdr>
-          <w:top w:val="none" w:sz="4" w:space="0"/>
-          <w:left w:val="none" w:sz="4" w:space="0"/>
-          <w:bottom w:val="none" w:sz="4" w:space="0"/>
-          <w:right w:val="none" w:sz="4" w:space="0"/>
-          <w:between w:val="none" w:sz="4" w:space="0"/>
-          <w:bar w:val="none" w:sz="4" w:space="0"/>
+          <w:top w:val="none" w:sz="4" w:space="0" w:color="auto"/>
+          <w:left w:val="none" w:sz="4" w:space="0" w:color="auto"/>
+          <w:bottom w:val="none" w:sz="4" w:space="0" w:color="auto"/>
+          <w:right w:val="none" w:sz="4" w:space="0" w:color="auto"/>
+          <w:between w:val="none" w:sz="4" w:space="0" w:color="auto"/>
+          <w:bar w:val="none" w:sz="4" w:color="auto"/>
         </w:pBdr>
-        <w:shd w:val="clear" w:fill="auto"/>
-        <w:spacing w:before="0" w:beforeAutospacing="0" w:after="298" w:afterAutospacing="0" w:line="240" w:lineRule="auto"/>
-        <w:ind w:left="0" w:right="0" w:firstLine="0"/>
-        <w:jc w:val="both"/>
-        <w:rPr>
-          <w:rFonts w:ascii="Arial" w:cs="Arial" w:hAnsi="Arial"/>
+        <w:spacing w:after="298" w:line="240" w:lineRule="auto"/>
+        <w:jc w:val="both"/>
+        <w:rPr>
+          <w:rFonts w:ascii="Arial" w:hAnsi="Arial" w:cs="Arial"/>
           <w:b/>
-          <w:outline w:val="off"/>
-          <w:shadow w:val="off"/>
-          <w:emboss w:val="off"/>
-          <w:imprint w:val="off"/>
-          <w:color w:val="auto"/>
-          <w:spacing w:val="0"/>
           <w:sz w:val="36"/>
         </w:rPr>
       </w:pPr>
       <w:r>
         <w:rPr>
-          <w:rFonts w:ascii="Arial" w:cs="Arial" w:hAnsi="Arial"/>
+          <w:rFonts w:ascii="Arial" w:hAnsi="Arial" w:cs="Arial"/>
           <w:b/>
-          <w:outline w:val="off"/>
-          <w:shadow w:val="off"/>
-          <w:emboss w:val="off"/>
-          <w:imprint w:val="off"/>
-          <w:color w:val="auto"/>
-          <w:spacing w:val="0"/>
           <w:sz w:val="36"/>
         </w:rPr>
+        <w:lastRenderedPageBreak/>
         <w:t>Why ISS can survive small leaks</w:t>
       </w:r>
     </w:p>
     <w:p>
       <w:pPr>
-        <w:framePr w:w="0" w:h="0" w:vAnchor="margin" w:hAnchor="text" w:x="0" w:y="0"/>
         <w:numPr>
           <w:ilvl w:val="0"/>
           <w:numId w:val="2"/>
         </w:numPr>
         <w:pBdr>
-          <w:top w:val="none" w:sz="4" w:space="0"/>
-          <w:left w:val="none" w:sz="4" w:space="0"/>
-          <w:bottom w:val="none" w:sz="4" w:space="0"/>
-          <w:right w:val="none" w:sz="4" w:space="0"/>
-          <w:between w:val="none" w:sz="4" w:space="0"/>
-          <w:bar w:val="none" w:sz="4" w:space="0"/>
+          <w:top w:val="none" w:sz="4" w:space="0" w:color="auto"/>
+          <w:left w:val="none" w:sz="4" w:space="0" w:color="auto"/>
+          <w:bottom w:val="none" w:sz="4" w:space="0" w:color="auto"/>
+          <w:right w:val="none" w:sz="4" w:space="0" w:color="auto"/>
+          <w:between w:val="none" w:sz="4" w:space="0" w:color="auto"/>
+          <w:bar w:val="none" w:sz="4" w:color="auto"/>
         </w:pBdr>
-        <w:shd w:val="clear" w:fill="auto"/>
         <w:tabs>
           <w:tab w:val="left" w:pos="220"/>
           <w:tab w:val="left" w:pos="720"/>
         </w:tabs>
-        <w:spacing w:before="0" w:beforeAutospacing="0" w:after="240" w:afterAutospacing="0" w:line="240" w:lineRule="auto"/>
-        <w:ind w:left="720" w:right="0" w:hanging="720"/>
-        <w:jc w:val="both"/>
-        <w:rPr>
-          <w:rFonts w:ascii="Arial" w:cs="Arial" w:hAnsi="Arial"/>
-          <w:b w:val="off"/>
-          <w:outline w:val="off"/>
-          <w:shadow w:val="off"/>
-          <w:emboss w:val="off"/>
-          <w:imprint w:val="off"/>
-          <w:color w:val="auto"/>
-          <w:spacing w:val="0"/>
-          <w:sz w:val="24"/>
-        </w:rPr>
-      </w:pPr>
-      <w:r>
-        <w:rPr>
-          <w:rFonts w:ascii="Arial" w:cs="Arial" w:hAnsi="Arial"/>
-          <w:b w:val="off"/>
-          <w:outline w:val="off"/>
-          <w:shadow w:val="off"/>
-          <w:emboss w:val="off"/>
-          <w:imprint w:val="off"/>
-          <w:color w:val="auto"/>
-          <w:spacing w:val="0"/>
+        <w:spacing w:after="240" w:line="240" w:lineRule="auto"/>
+        <w:ind w:hanging="720"/>
+        <w:jc w:val="both"/>
+        <w:rPr>
+          <w:rFonts w:ascii="Arial" w:hAnsi="Arial" w:cs="Arial"/>
+          <w:sz w:val="24"/>
+        </w:rPr>
+      </w:pPr>
+      <w:r>
+        <w:rPr>
+          <w:rFonts w:ascii="Arial" w:hAnsi="Arial" w:cs="Arial"/>
           <w:sz w:val="24"/>
         </w:rPr>
         <w:t xml:space="preserve">The ISS is </w:t>
       </w:r>
       <w:r>
         <w:rPr>
-          <w:rFonts w:ascii="Arial" w:cs="Arial" w:hAnsi="Arial"/>
+          <w:rFonts w:ascii="Arial" w:hAnsi="Arial" w:cs="Arial"/>
           <w:b/>
-          <w:outline w:val="off"/>
-          <w:shadow w:val="off"/>
-          <w:emboss w:val="off"/>
-          <w:imprint w:val="off"/>
-          <w:color w:val="auto"/>
-          <w:spacing w:val="0"/>
           <w:sz w:val="24"/>
         </w:rPr>
         <w:t>not sealed perfectly forever</w:t>
       </w:r>
       <w:r>
         <w:rPr>
-          <w:rFonts w:ascii="Arial" w:cs="Arial" w:hAnsi="Arial"/>
-          <w:b w:val="off"/>
-          <w:outline w:val="off"/>
-          <w:shadow w:val="off"/>
-          <w:emboss w:val="off"/>
-          <w:imprint w:val="off"/>
-          <w:color w:val="auto"/>
-          <w:spacing w:val="0"/>
+          <w:rFonts w:ascii="Arial" w:hAnsi="Arial" w:cs="Arial"/>
           <w:sz w:val="24"/>
         </w:rPr>
         <w:t>. It does have tiny leaks, but they are extremely slow.</w:t>
@@ -640,63 +526,41 @@
     </w:p>
     <w:p>
       <w:pPr>
-        <w:framePr w:w="0" w:h="0" w:vAnchor="margin" w:hAnchor="text" w:x="0" w:y="0"/>
         <w:numPr>
           <w:ilvl w:val="0"/>
           <w:numId w:val="2"/>
         </w:numPr>
         <w:pBdr>
-          <w:top w:val="none" w:sz="4" w:space="0"/>
-          <w:left w:val="none" w:sz="4" w:space="0"/>
-          <w:bottom w:val="none" w:sz="4" w:space="0"/>
-          <w:right w:val="none" w:sz="4" w:space="0"/>
-          <w:between w:val="none" w:sz="4" w:space="0"/>
-          <w:bar w:val="none" w:sz="4" w:space="0"/>
+          <w:top w:val="none" w:sz="4" w:space="0" w:color="auto"/>
+          <w:left w:val="none" w:sz="4" w:space="0" w:color="auto"/>
+          <w:bottom w:val="none" w:sz="4" w:space="0" w:color="auto"/>
+          <w:right w:val="none" w:sz="4" w:space="0" w:color="auto"/>
+          <w:between w:val="none" w:sz="4" w:space="0" w:color="auto"/>
+          <w:bar w:val="none" w:sz="4" w:color="auto"/>
         </w:pBdr>
-        <w:shd w:val="clear" w:fill="auto"/>
         <w:tabs>
           <w:tab w:val="left" w:pos="220"/>
           <w:tab w:val="left" w:pos="720"/>
         </w:tabs>
-        <w:spacing w:before="0" w:beforeAutospacing="0" w:after="240" w:afterAutospacing="0" w:line="240" w:lineRule="auto"/>
-        <w:ind w:left="720" w:right="0" w:hanging="720"/>
-        <w:jc w:val="both"/>
-        <w:rPr>
-          <w:rFonts w:ascii="Arial" w:cs="Arial" w:hAnsi="Arial"/>
-          <w:b w:val="off"/>
-          <w:outline w:val="off"/>
-          <w:shadow w:val="off"/>
-          <w:emboss w:val="off"/>
-          <w:imprint w:val="off"/>
-          <w:color w:val="auto"/>
-          <w:spacing w:val="0"/>
-          <w:sz w:val="24"/>
-        </w:rPr>
-      </w:pPr>
-      <w:r>
-        <w:rPr>
-          <w:rFonts w:ascii="Arial" w:cs="Arial" w:hAnsi="Arial"/>
+        <w:spacing w:after="240" w:line="240" w:lineRule="auto"/>
+        <w:ind w:hanging="720"/>
+        <w:jc w:val="both"/>
+        <w:rPr>
+          <w:rFonts w:ascii="Arial" w:hAnsi="Arial" w:cs="Arial"/>
+          <w:sz w:val="24"/>
+        </w:rPr>
+      </w:pPr>
+      <w:r>
+        <w:rPr>
+          <w:rFonts w:ascii="Arial" w:hAnsi="Arial" w:cs="Arial"/>
           <w:b/>
-          <w:outline w:val="off"/>
-          <w:shadow w:val="off"/>
-          <w:emboss w:val="off"/>
-          <w:imprint w:val="off"/>
-          <w:color w:val="auto"/>
-          <w:spacing w:val="0"/>
           <w:sz w:val="24"/>
         </w:rPr>
         <w:t>Pressure sensors</w:t>
       </w:r>
       <w:r>
         <w:rPr>
-          <w:rFonts w:ascii="Arial" w:cs="Arial" w:hAnsi="Arial"/>
-          <w:b w:val="off"/>
-          <w:outline w:val="off"/>
-          <w:shadow w:val="off"/>
-          <w:emboss w:val="off"/>
-          <w:imprint w:val="off"/>
-          <w:color w:val="auto"/>
-          <w:spacing w:val="0"/>
+          <w:rFonts w:ascii="Arial" w:hAnsi="Arial" w:cs="Arial"/>
           <w:sz w:val="24"/>
         </w:rPr>
         <w:t xml:space="preserve"> constantly monitor cabin atmosphere. If pressure drops too fast, alarms trigger.</w:t>
@@ -704,49 +568,33 @@
     </w:p>
     <w:p>
       <w:pPr>
-        <w:framePr w:w="0" w:h="0" w:vAnchor="margin" w:hAnchor="text" w:x="0" w:y="0"/>
         <w:numPr>
           <w:ilvl w:val="0"/>
           <w:numId w:val="2"/>
         </w:numPr>
         <w:pBdr>
-          <w:top w:val="none" w:sz="4" w:space="0"/>
-          <w:left w:val="none" w:sz="4" w:space="0"/>
-          <w:bottom w:val="none" w:sz="4" w:space="0"/>
-          <w:right w:val="none" w:sz="4" w:space="0"/>
-          <w:between w:val="none" w:sz="4" w:space="0"/>
-          <w:bar w:val="none" w:sz="4" w:space="0"/>
+          <w:top w:val="none" w:sz="4" w:space="0" w:color="auto"/>
+          <w:left w:val="none" w:sz="4" w:space="0" w:color="auto"/>
+          <w:bottom w:val="none" w:sz="4" w:space="0" w:color="auto"/>
+          <w:right w:val="none" w:sz="4" w:space="0" w:color="auto"/>
+          <w:between w:val="none" w:sz="4" w:space="0" w:color="auto"/>
+          <w:bar w:val="none" w:sz="4" w:color="auto"/>
         </w:pBdr>
-        <w:shd w:val="clear" w:fill="auto"/>
         <w:tabs>
           <w:tab w:val="left" w:pos="220"/>
           <w:tab w:val="left" w:pos="720"/>
         </w:tabs>
-        <w:spacing w:before="0" w:beforeAutospacing="0" w:after="240" w:afterAutospacing="0" w:line="240" w:lineRule="auto"/>
-        <w:ind w:left="720" w:right="0" w:hanging="720"/>
-        <w:jc w:val="both"/>
-        <w:rPr>
-          <w:rFonts w:ascii="Arial" w:cs="Arial" w:hAnsi="Arial"/>
-          <w:b w:val="off"/>
-          <w:outline w:val="off"/>
-          <w:shadow w:val="off"/>
-          <w:emboss w:val="off"/>
-          <w:imprint w:val="off"/>
-          <w:color w:val="auto"/>
-          <w:spacing w:val="0"/>
-          <w:sz w:val="24"/>
-        </w:rPr>
-      </w:pPr>
-      <w:r>
-        <w:rPr>
-          <w:rFonts w:ascii="Arial" w:cs="Arial" w:hAnsi="Arial"/>
-          <w:b w:val="off"/>
-          <w:outline w:val="off"/>
-          <w:shadow w:val="off"/>
-          <w:emboss w:val="off"/>
-          <w:imprint w:val="off"/>
-          <w:color w:val="auto"/>
-          <w:spacing w:val="0"/>
+        <w:spacing w:after="240" w:line="240" w:lineRule="auto"/>
+        <w:ind w:hanging="720"/>
+        <w:jc w:val="both"/>
+        <w:rPr>
+          <w:rFonts w:ascii="Arial" w:hAnsi="Arial" w:cs="Arial"/>
+          <w:sz w:val="24"/>
+        </w:rPr>
+      </w:pPr>
+      <w:r>
+        <w:rPr>
+          <w:rFonts w:ascii="Arial" w:hAnsi="Arial" w:cs="Arial"/>
           <w:sz w:val="24"/>
         </w:rPr>
         <w:t>A very small leak can take months or years to noticeably reduce pressure, because the station has a huge internal volume and active oxygen supply systems.</w:t>
@@ -754,80 +602,48 @@
     </w:p>
     <w:p>
       <w:pPr>
-        <w:framePr w:w="0" w:h="0" w:vAnchor="margin" w:hAnchor="text" w:x="0" w:y="0"/>
         <w:numPr>
           <w:ilvl w:val="0"/>
           <w:numId w:val="2"/>
         </w:numPr>
         <w:pBdr>
-          <w:top w:val="none" w:sz="4" w:space="0"/>
-          <w:left w:val="none" w:sz="4" w:space="0"/>
-          <w:bottom w:val="none" w:sz="4" w:space="0"/>
-          <w:right w:val="none" w:sz="4" w:space="0"/>
-          <w:between w:val="none" w:sz="4" w:space="0"/>
-          <w:bar w:val="none" w:sz="4" w:space="0"/>
+          <w:top w:val="none" w:sz="4" w:space="0" w:color="auto"/>
+          <w:left w:val="none" w:sz="4" w:space="0" w:color="auto"/>
+          <w:bottom w:val="none" w:sz="4" w:space="0" w:color="auto"/>
+          <w:right w:val="none" w:sz="4" w:space="0" w:color="auto"/>
+          <w:between w:val="none" w:sz="4" w:space="0" w:color="auto"/>
+          <w:bar w:val="none" w:sz="4" w:color="auto"/>
         </w:pBdr>
-        <w:shd w:val="clear" w:fill="auto"/>
         <w:tabs>
           <w:tab w:val="left" w:pos="220"/>
           <w:tab w:val="left" w:pos="720"/>
         </w:tabs>
-        <w:spacing w:before="0" w:beforeAutospacing="0" w:after="240" w:afterAutospacing="0" w:line="240" w:lineRule="auto"/>
-        <w:ind w:left="720" w:right="0" w:hanging="720"/>
-        <w:jc w:val="both"/>
-        <w:rPr>
-          <w:rFonts w:ascii="Arial" w:cs="Arial" w:hAnsi="Arial"/>
-          <w:b w:val="off"/>
-          <w:i w:val="off"/>
-          <w:outline w:val="off"/>
-          <w:shadow w:val="off"/>
-          <w:emboss w:val="off"/>
-          <w:imprint w:val="off"/>
-          <w:color w:val="auto"/>
-          <w:spacing w:val="0"/>
-          <w:sz w:val="24"/>
-        </w:rPr>
-      </w:pPr>
-      <w:r>
-        <w:rPr>
-          <w:rFonts w:ascii="Arial" w:cs="Arial" w:hAnsi="Arial"/>
-          <w:b w:val="off"/>
-          <w:outline w:val="off"/>
-          <w:shadow w:val="off"/>
-          <w:emboss w:val="off"/>
-          <w:imprint w:val="off"/>
-          <w:color w:val="auto"/>
-          <w:spacing w:val="0"/>
+        <w:spacing w:after="240" w:line="240" w:lineRule="auto"/>
+        <w:ind w:hanging="720"/>
+        <w:jc w:val="both"/>
+        <w:rPr>
+          <w:rFonts w:ascii="Arial" w:hAnsi="Arial" w:cs="Arial"/>
+          <w:sz w:val="24"/>
+        </w:rPr>
+      </w:pPr>
+      <w:r>
+        <w:rPr>
+          <w:rFonts w:ascii="Arial" w:hAnsi="Arial" w:cs="Arial"/>
           <w:sz w:val="24"/>
         </w:rPr>
         <w:t xml:space="preserve">That’s why astronauts can patch leaks without losing the station — but the gas </w:t>
       </w:r>
       <w:r>
         <w:rPr>
-          <w:rFonts w:ascii="Arial" w:cs="Arial" w:hAnsi="Arial"/>
-          <w:b w:val="off"/>
+          <w:rFonts w:ascii="Arial" w:hAnsi="Arial" w:cs="Arial"/>
           <w:i/>
-          <w:outline w:val="off"/>
-          <w:shadow w:val="off"/>
-          <w:emboss w:val="off"/>
-          <w:imprint w:val="off"/>
-          <w:color w:val="auto"/>
-          <w:spacing w:val="0"/>
           <w:sz w:val="24"/>
         </w:rPr>
         <w:t>is</w:t>
       </w:r>
       <w:r>
         <w:rPr>
-          <w:rFonts w:ascii="Arial" w:cs="Arial" w:hAnsi="Arial"/>
-          <w:b w:val="off"/>
-          <w:i w:val="off"/>
-          <w:outline w:val="off"/>
-          <w:shadow w:val="off"/>
-          <w:emboss w:val="off"/>
-          <w:imprint w:val="off"/>
-          <w:color w:val="auto"/>
-          <w:spacing w:val="0"/>
+          <w:rFonts w:ascii="Arial" w:hAnsi="Arial" w:cs="Arial"/>
           <w:sz w:val="24"/>
         </w:rPr>
         <w:t xml:space="preserve"> escaping, just very slowly.</w:t>
@@ -837,7 +653,7 @@
       <w:pPr>
         <w:jc w:val="both"/>
         <w:rPr>
-          <w:rFonts w:ascii="Arial" w:cs="Arial" w:hAnsi="Arial"/>
+          <w:rFonts w:ascii="Arial" w:hAnsi="Arial" w:cs="Arial"/>
           <w:b/>
           <w:bCs/>
           <w:i/>
@@ -849,41 +665,26 @@
     </w:p>
     <w:p>
       <w:pPr>
-        <w:framePr w:w="0" w:h="0" w:vAnchor="margin" w:hAnchor="text" w:x="0" w:y="0"/>
         <w:pBdr>
-          <w:top w:val="none" w:sz="4" w:space="0"/>
-          <w:left w:val="none" w:sz="4" w:space="0"/>
-          <w:bottom w:val="none" w:sz="4" w:space="0"/>
-          <w:right w:val="none" w:sz="4" w:space="0"/>
-          <w:between w:val="none" w:sz="4" w:space="0"/>
-          <w:bar w:val="none" w:sz="4" w:space="0"/>
+          <w:top w:val="none" w:sz="4" w:space="0" w:color="auto"/>
+          <w:left w:val="none" w:sz="4" w:space="0" w:color="auto"/>
+          <w:bottom w:val="none" w:sz="4" w:space="0" w:color="auto"/>
+          <w:right w:val="none" w:sz="4" w:space="0" w:color="auto"/>
+          <w:between w:val="none" w:sz="4" w:space="0" w:color="auto"/>
+          <w:bar w:val="none" w:sz="4" w:color="auto"/>
         </w:pBdr>
-        <w:shd w:val="clear" w:fill="auto"/>
-        <w:spacing w:before="0" w:beforeAutospacing="0" w:after="298" w:afterAutospacing="0" w:line="240" w:lineRule="auto"/>
-        <w:ind w:left="0" w:right="0" w:firstLine="0"/>
-        <w:jc w:val="both"/>
-        <w:rPr>
-          <w:rFonts w:ascii="Arial" w:cs="Arial" w:hAnsi="Arial"/>
+        <w:spacing w:after="298" w:line="240" w:lineRule="auto"/>
+        <w:jc w:val="both"/>
+        <w:rPr>
+          <w:rFonts w:ascii="Arial" w:hAnsi="Arial" w:cs="Arial"/>
           <w:b/>
-          <w:outline w:val="off"/>
-          <w:shadow w:val="off"/>
-          <w:emboss w:val="off"/>
-          <w:imprint w:val="off"/>
-          <w:color w:val="auto"/>
-          <w:spacing w:val="0"/>
           <w:sz w:val="36"/>
         </w:rPr>
       </w:pPr>
       <w:r>
         <w:rPr>
-          <w:rFonts w:ascii="Arial" w:cs="Arial" w:hAnsi="Arial"/>
+          <w:rFonts w:ascii="Arial" w:hAnsi="Arial" w:cs="Arial"/>
           <w:b/>
-          <w:outline w:val="off"/>
-          <w:shadow w:val="off"/>
-          <w:emboss w:val="off"/>
-          <w:imprint w:val="off"/>
-          <w:color w:val="auto"/>
-          <w:spacing w:val="0"/>
           <w:sz w:val="36"/>
         </w:rPr>
         <w:t>Misconception in your model</w:t>
@@ -891,41 +692,24 @@
     </w:p>
     <w:p>
       <w:pPr>
-        <w:framePr w:w="0" w:h="0" w:vAnchor="margin" w:hAnchor="text" w:x="0" w:y="0"/>
         <w:pBdr>
-          <w:top w:val="none" w:sz="4" w:space="0"/>
-          <w:left w:val="none" w:sz="4" w:space="0"/>
-          <w:bottom w:val="none" w:sz="4" w:space="0"/>
-          <w:right w:val="none" w:sz="4" w:space="0"/>
-          <w:between w:val="none" w:sz="4" w:space="0"/>
-          <w:bar w:val="none" w:sz="4" w:space="0"/>
+          <w:top w:val="none" w:sz="4" w:space="0" w:color="auto"/>
+          <w:left w:val="none" w:sz="4" w:space="0" w:color="auto"/>
+          <w:bottom w:val="none" w:sz="4" w:space="0" w:color="auto"/>
+          <w:right w:val="none" w:sz="4" w:space="0" w:color="auto"/>
+          <w:between w:val="none" w:sz="4" w:space="0" w:color="auto"/>
+          <w:bar w:val="none" w:sz="4" w:color="auto"/>
         </w:pBdr>
-        <w:shd w:val="clear" w:fill="auto"/>
-        <w:spacing w:before="0" w:beforeAutospacing="0" w:after="240" w:afterAutospacing="0" w:line="240" w:lineRule="auto"/>
-        <w:ind w:left="0" w:right="0" w:firstLine="0"/>
-        <w:jc w:val="both"/>
-        <w:rPr>
-          <w:rFonts w:ascii="Arial" w:cs="Arial" w:hAnsi="Arial"/>
-          <w:b w:val="off"/>
-          <w:outline w:val="off"/>
-          <w:shadow w:val="off"/>
-          <w:emboss w:val="off"/>
-          <w:imprint w:val="off"/>
-          <w:color w:val="auto"/>
-          <w:spacing w:val="0"/>
-          <w:sz w:val="24"/>
-        </w:rPr>
-      </w:pPr>
-      <w:r>
-        <w:rPr>
-          <w:rFonts w:ascii="Arial" w:cs="Arial" w:hAnsi="Arial"/>
-          <w:b w:val="off"/>
-          <w:outline w:val="off"/>
-          <w:shadow w:val="off"/>
-          <w:emboss w:val="off"/>
-          <w:imprint w:val="off"/>
-          <w:color w:val="auto"/>
-          <w:spacing w:val="0"/>
+        <w:spacing w:after="240" w:line="240" w:lineRule="auto"/>
+        <w:jc w:val="both"/>
+        <w:rPr>
+          <w:rFonts w:ascii="Arial" w:hAnsi="Arial" w:cs="Arial"/>
+          <w:sz w:val="24"/>
+        </w:rPr>
+      </w:pPr>
+      <w:r>
+        <w:rPr>
+          <w:rFonts w:ascii="Arial" w:hAnsi="Arial" w:cs="Arial"/>
           <w:sz w:val="24"/>
         </w:rPr>
         <w:t>Your idea assumes:</w:t>
@@ -933,49 +717,33 @@
     </w:p>
     <w:p>
       <w:pPr>
-        <w:framePr w:w="0" w:h="0" w:vAnchor="margin" w:hAnchor="text" w:x="0" w:y="0"/>
         <w:numPr>
           <w:ilvl w:val="0"/>
           <w:numId w:val="3"/>
         </w:numPr>
         <w:pBdr>
-          <w:top w:val="none" w:sz="4" w:space="0"/>
-          <w:left w:val="none" w:sz="4" w:space="0"/>
-          <w:bottom w:val="none" w:sz="4" w:space="0"/>
-          <w:right w:val="none" w:sz="4" w:space="0"/>
-          <w:between w:val="none" w:sz="4" w:space="0"/>
-          <w:bar w:val="none" w:sz="4" w:space="0"/>
+          <w:top w:val="none" w:sz="4" w:space="0" w:color="auto"/>
+          <w:left w:val="none" w:sz="4" w:space="0" w:color="auto"/>
+          <w:bottom w:val="none" w:sz="4" w:space="0" w:color="auto"/>
+          <w:right w:val="none" w:sz="4" w:space="0" w:color="auto"/>
+          <w:between w:val="none" w:sz="4" w:space="0" w:color="auto"/>
+          <w:bar w:val="none" w:sz="4" w:color="auto"/>
         </w:pBdr>
-        <w:shd w:val="clear" w:fill="auto"/>
         <w:tabs>
           <w:tab w:val="left" w:pos="220"/>
           <w:tab w:val="left" w:pos="720"/>
         </w:tabs>
-        <w:spacing w:before="0" w:beforeAutospacing="0" w:after="240" w:afterAutospacing="0" w:line="240" w:lineRule="auto"/>
-        <w:ind w:left="720" w:right="0" w:hanging="720"/>
-        <w:jc w:val="both"/>
-        <w:rPr>
-          <w:rFonts w:ascii="Arial" w:cs="Arial" w:hAnsi="Arial"/>
-          <w:b w:val="off"/>
-          <w:outline w:val="off"/>
-          <w:shadow w:val="off"/>
-          <w:emboss w:val="off"/>
-          <w:imprint w:val="off"/>
-          <w:color w:val="auto"/>
-          <w:spacing w:val="0"/>
-          <w:sz w:val="24"/>
-        </w:rPr>
-      </w:pPr>
-      <w:r>
-        <w:rPr>
-          <w:rFonts w:ascii="Arial" w:cs="Arial" w:hAnsi="Arial"/>
-          <w:b w:val="off"/>
-          <w:outline w:val="off"/>
-          <w:shadow w:val="off"/>
-          <w:emboss w:val="off"/>
-          <w:imprint w:val="off"/>
-          <w:color w:val="auto"/>
-          <w:spacing w:val="0"/>
+        <w:spacing w:after="240" w:line="240" w:lineRule="auto"/>
+        <w:ind w:hanging="720"/>
+        <w:jc w:val="both"/>
+        <w:rPr>
+          <w:rFonts w:ascii="Arial" w:hAnsi="Arial" w:cs="Arial"/>
+          <w:sz w:val="24"/>
+        </w:rPr>
+      </w:pPr>
+      <w:r>
+        <w:rPr>
+          <w:rFonts w:ascii="Arial" w:hAnsi="Arial" w:cs="Arial"/>
           <w:sz w:val="24"/>
         </w:rPr>
         <w:t>Gas “needs air flow” to transport.</w:t>
@@ -983,49 +751,33 @@
     </w:p>
     <w:p>
       <w:pPr>
-        <w:framePr w:w="0" w:h="0" w:vAnchor="margin" w:hAnchor="text" w:x="0" w:y="0"/>
         <w:numPr>
           <w:ilvl w:val="0"/>
           <w:numId w:val="3"/>
         </w:numPr>
         <w:pBdr>
-          <w:top w:val="none" w:sz="4" w:space="0"/>
-          <w:left w:val="none" w:sz="4" w:space="0"/>
-          <w:bottom w:val="none" w:sz="4" w:space="0"/>
-          <w:right w:val="none" w:sz="4" w:space="0"/>
-          <w:between w:val="none" w:sz="4" w:space="0"/>
-          <w:bar w:val="none" w:sz="4" w:space="0"/>
+          <w:top w:val="none" w:sz="4" w:space="0" w:color="auto"/>
+          <w:left w:val="none" w:sz="4" w:space="0" w:color="auto"/>
+          <w:bottom w:val="none" w:sz="4" w:space="0" w:color="auto"/>
+          <w:right w:val="none" w:sz="4" w:space="0" w:color="auto"/>
+          <w:between w:val="none" w:sz="4" w:space="0" w:color="auto"/>
+          <w:bar w:val="none" w:sz="4" w:color="auto"/>
         </w:pBdr>
-        <w:shd w:val="clear" w:fill="auto"/>
         <w:tabs>
           <w:tab w:val="left" w:pos="220"/>
           <w:tab w:val="left" w:pos="720"/>
         </w:tabs>
-        <w:spacing w:before="0" w:beforeAutospacing="0" w:after="240" w:afterAutospacing="0" w:line="240" w:lineRule="auto"/>
-        <w:ind w:left="720" w:right="0" w:hanging="720"/>
-        <w:jc w:val="both"/>
-        <w:rPr>
-          <w:rFonts w:ascii="Arial" w:cs="Arial" w:hAnsi="Arial"/>
-          <w:b w:val="off"/>
-          <w:outline w:val="off"/>
-          <w:shadow w:val="off"/>
-          <w:emboss w:val="off"/>
-          <w:imprint w:val="off"/>
-          <w:color w:val="auto"/>
-          <w:spacing w:val="0"/>
-          <w:sz w:val="24"/>
-        </w:rPr>
-      </w:pPr>
-      <w:r>
-        <w:rPr>
-          <w:rFonts w:ascii="Arial" w:cs="Arial" w:hAnsi="Arial"/>
-          <w:b w:val="off"/>
-          <w:outline w:val="off"/>
-          <w:shadow w:val="off"/>
-          <w:emboss w:val="off"/>
-          <w:imprint w:val="off"/>
-          <w:color w:val="auto"/>
-          <w:spacing w:val="0"/>
+        <w:spacing w:after="240" w:line="240" w:lineRule="auto"/>
+        <w:ind w:hanging="720"/>
+        <w:jc w:val="both"/>
+        <w:rPr>
+          <w:rFonts w:ascii="Arial" w:hAnsi="Arial" w:cs="Arial"/>
+          <w:sz w:val="24"/>
+        </w:rPr>
+      </w:pPr>
+      <w:r>
+        <w:rPr>
+          <w:rFonts w:ascii="Arial" w:hAnsi="Arial" w:cs="Arial"/>
           <w:sz w:val="24"/>
         </w:rPr>
         <w:t>Vacuum acts like a barrier.</w:t>
@@ -1033,41 +785,24 @@
     </w:p>
     <w:p>
       <w:pPr>
-        <w:framePr w:w="0" w:h="0" w:vAnchor="margin" w:hAnchor="text" w:x="0" w:y="0"/>
         <w:pBdr>
-          <w:top w:val="none" w:sz="4" w:space="0"/>
-          <w:left w:val="none" w:sz="4" w:space="0"/>
-          <w:bottom w:val="none" w:sz="4" w:space="0"/>
-          <w:right w:val="none" w:sz="4" w:space="0"/>
-          <w:between w:val="none" w:sz="4" w:space="0"/>
-          <w:bar w:val="none" w:sz="4" w:space="0"/>
+          <w:top w:val="none" w:sz="4" w:space="0" w:color="auto"/>
+          <w:left w:val="none" w:sz="4" w:space="0" w:color="auto"/>
+          <w:bottom w:val="none" w:sz="4" w:space="0" w:color="auto"/>
+          <w:right w:val="none" w:sz="4" w:space="0" w:color="auto"/>
+          <w:between w:val="none" w:sz="4" w:space="0" w:color="auto"/>
+          <w:bar w:val="none" w:sz="4" w:color="auto"/>
         </w:pBdr>
-        <w:shd w:val="clear" w:fill="auto"/>
-        <w:spacing w:before="0" w:beforeAutospacing="0" w:after="240" w:afterAutospacing="0" w:line="240" w:lineRule="auto"/>
-        <w:ind w:left="0" w:right="0" w:firstLine="0"/>
-        <w:jc w:val="both"/>
-        <w:rPr>
-          <w:rFonts w:ascii="Arial" w:cs="Arial" w:hAnsi="Arial"/>
-          <w:b w:val="off"/>
-          <w:outline w:val="off"/>
-          <w:shadow w:val="off"/>
-          <w:emboss w:val="off"/>
-          <w:imprint w:val="off"/>
-          <w:color w:val="auto"/>
-          <w:spacing w:val="0"/>
-          <w:sz w:val="24"/>
-        </w:rPr>
-      </w:pPr>
-      <w:r>
-        <w:rPr>
-          <w:rFonts w:ascii="Arial" w:cs="Arial" w:hAnsi="Arial"/>
-          <w:b w:val="off"/>
-          <w:outline w:val="off"/>
-          <w:shadow w:val="off"/>
-          <w:emboss w:val="off"/>
-          <w:imprint w:val="off"/>
-          <w:color w:val="auto"/>
-          <w:spacing w:val="0"/>
+        <w:spacing w:after="240" w:line="240" w:lineRule="auto"/>
+        <w:jc w:val="both"/>
+        <w:rPr>
+          <w:rFonts w:ascii="Arial" w:hAnsi="Arial" w:cs="Arial"/>
+          <w:sz w:val="24"/>
+        </w:rPr>
+      </w:pPr>
+      <w:r>
+        <w:rPr>
+          <w:rFonts w:ascii="Arial" w:hAnsi="Arial" w:cs="Arial"/>
           <w:sz w:val="24"/>
         </w:rPr>
         <w:t>Reality:</w:t>
@@ -1075,49 +810,33 @@
     </w:p>
     <w:p>
       <w:pPr>
-        <w:framePr w:w="0" w:h="0" w:vAnchor="margin" w:hAnchor="text" w:x="0" w:y="0"/>
         <w:numPr>
           <w:ilvl w:val="0"/>
           <w:numId w:val="4"/>
         </w:numPr>
         <w:pBdr>
-          <w:top w:val="none" w:sz="4" w:space="0"/>
-          <w:left w:val="none" w:sz="4" w:space="0"/>
-          <w:bottom w:val="none" w:sz="4" w:space="0"/>
-          <w:right w:val="none" w:sz="4" w:space="0"/>
-          <w:between w:val="none" w:sz="4" w:space="0"/>
-          <w:bar w:val="none" w:sz="4" w:space="0"/>
+          <w:top w:val="none" w:sz="4" w:space="0" w:color="auto"/>
+          <w:left w:val="none" w:sz="4" w:space="0" w:color="auto"/>
+          <w:bottom w:val="none" w:sz="4" w:space="0" w:color="auto"/>
+          <w:right w:val="none" w:sz="4" w:space="0" w:color="auto"/>
+          <w:between w:val="none" w:sz="4" w:space="0" w:color="auto"/>
+          <w:bar w:val="none" w:sz="4" w:color="auto"/>
         </w:pBdr>
-        <w:shd w:val="clear" w:fill="auto"/>
         <w:tabs>
           <w:tab w:val="left" w:pos="220"/>
           <w:tab w:val="left" w:pos="720"/>
         </w:tabs>
-        <w:spacing w:before="0" w:beforeAutospacing="0" w:after="240" w:afterAutospacing="0" w:line="240" w:lineRule="auto"/>
-        <w:ind w:left="720" w:right="0" w:hanging="720"/>
-        <w:jc w:val="both"/>
-        <w:rPr>
-          <w:rFonts w:ascii="Arial" w:cs="Arial" w:hAnsi="Arial"/>
-          <w:b w:val="off"/>
-          <w:outline w:val="off"/>
-          <w:shadow w:val="off"/>
-          <w:emboss w:val="off"/>
-          <w:imprint w:val="off"/>
-          <w:color w:val="auto"/>
-          <w:spacing w:val="0"/>
-          <w:sz w:val="24"/>
-        </w:rPr>
-      </w:pPr>
-      <w:r>
-        <w:rPr>
-          <w:rFonts w:ascii="Arial" w:cs="Arial" w:hAnsi="Arial"/>
-          <w:b w:val="off"/>
-          <w:outline w:val="off"/>
-          <w:shadow w:val="off"/>
-          <w:emboss w:val="off"/>
-          <w:imprint w:val="off"/>
-          <w:color w:val="auto"/>
-          <w:spacing w:val="0"/>
+        <w:spacing w:after="240" w:line="240" w:lineRule="auto"/>
+        <w:ind w:hanging="720"/>
+        <w:jc w:val="both"/>
+        <w:rPr>
+          <w:rFonts w:ascii="Arial" w:hAnsi="Arial" w:cs="Arial"/>
+          <w:sz w:val="24"/>
+        </w:rPr>
+      </w:pPr>
+      <w:r>
+        <w:rPr>
+          <w:rFonts w:ascii="Arial" w:hAnsi="Arial" w:cs="Arial"/>
           <w:sz w:val="24"/>
         </w:rPr>
         <w:t>Gas molecules move on their own — no carrier needed.</w:t>
@@ -1125,49 +844,33 @@
     </w:p>
     <w:p>
       <w:pPr>
-        <w:framePr w:w="0" w:h="0" w:vAnchor="margin" w:hAnchor="text" w:x="0" w:y="0"/>
         <w:numPr>
           <w:ilvl w:val="0"/>
           <w:numId w:val="4"/>
         </w:numPr>
         <w:pBdr>
-          <w:top w:val="none" w:sz="4" w:space="0"/>
-          <w:left w:val="none" w:sz="4" w:space="0"/>
-          <w:bottom w:val="none" w:sz="4" w:space="0"/>
-          <w:right w:val="none" w:sz="4" w:space="0"/>
-          <w:between w:val="none" w:sz="4" w:space="0"/>
-          <w:bar w:val="none" w:sz="4" w:space="0"/>
+          <w:top w:val="none" w:sz="4" w:space="0" w:color="auto"/>
+          <w:left w:val="none" w:sz="4" w:space="0" w:color="auto"/>
+          <w:bottom w:val="none" w:sz="4" w:space="0" w:color="auto"/>
+          <w:right w:val="none" w:sz="4" w:space="0" w:color="auto"/>
+          <w:between w:val="none" w:sz="4" w:space="0" w:color="auto"/>
+          <w:bar w:val="none" w:sz="4" w:color="auto"/>
         </w:pBdr>
-        <w:shd w:val="clear" w:fill="auto"/>
         <w:tabs>
           <w:tab w:val="left" w:pos="220"/>
           <w:tab w:val="left" w:pos="720"/>
         </w:tabs>
-        <w:spacing w:before="0" w:beforeAutospacing="0" w:after="240" w:afterAutospacing="0" w:line="240" w:lineRule="auto"/>
-        <w:ind w:left="720" w:right="0" w:hanging="720"/>
-        <w:jc w:val="both"/>
-        <w:rPr>
-          <w:rFonts w:ascii="Arial" w:cs="Arial" w:hAnsi="Arial"/>
-          <w:b w:val="off"/>
-          <w:outline w:val="off"/>
-          <w:shadow w:val="off"/>
-          <w:emboss w:val="off"/>
-          <w:imprint w:val="off"/>
-          <w:color w:val="auto"/>
-          <w:spacing w:val="0"/>
-          <w:sz w:val="24"/>
-        </w:rPr>
-      </w:pPr>
-      <w:r>
-        <w:rPr>
-          <w:rFonts w:ascii="Arial" w:cs="Arial" w:hAnsi="Arial"/>
-          <w:b w:val="off"/>
-          <w:outline w:val="off"/>
-          <w:shadow w:val="off"/>
-          <w:emboss w:val="off"/>
-          <w:imprint w:val="off"/>
-          <w:color w:val="auto"/>
-          <w:spacing w:val="0"/>
+        <w:spacing w:after="240" w:line="240" w:lineRule="auto"/>
+        <w:ind w:hanging="720"/>
+        <w:jc w:val="both"/>
+        <w:rPr>
+          <w:rFonts w:ascii="Arial" w:hAnsi="Arial" w:cs="Arial"/>
+          <w:sz w:val="24"/>
+        </w:rPr>
+      </w:pPr>
+      <w:r>
+        <w:rPr>
+          <w:rFonts w:ascii="Arial" w:hAnsi="Arial" w:cs="Arial"/>
           <w:sz w:val="24"/>
         </w:rPr>
         <w:t>Vacuum is not a wall; it’s simply empty space. Molecules that leave the container just keep going forever.</w:t>
@@ -1175,69 +878,39 @@
     </w:p>
     <w:p>
       <w:pPr>
-        <w:framePr w:w="0" w:h="0" w:vAnchor="margin" w:hAnchor="text" w:x="0" w:y="0"/>
         <w:pBdr>
-          <w:top w:val="none" w:sz="4" w:space="0"/>
-          <w:left w:val="none" w:sz="4" w:space="0"/>
-          <w:bottom w:val="none" w:sz="4" w:space="0"/>
-          <w:right w:val="none" w:sz="4" w:space="0"/>
-          <w:between w:val="none" w:sz="4" w:space="0"/>
-          <w:bar w:val="none" w:sz="4" w:space="0"/>
+          <w:top w:val="none" w:sz="4" w:space="0" w:color="auto"/>
+          <w:left w:val="none" w:sz="4" w:space="0" w:color="auto"/>
+          <w:bottom w:val="none" w:sz="4" w:space="0" w:color="auto"/>
+          <w:right w:val="none" w:sz="4" w:space="0" w:color="auto"/>
+          <w:between w:val="none" w:sz="4" w:space="0" w:color="auto"/>
+          <w:bar w:val="none" w:sz="4" w:color="auto"/>
         </w:pBdr>
-        <w:shd w:val="clear" w:fill="auto"/>
-        <w:spacing w:before="0" w:beforeAutospacing="0" w:after="240" w:afterAutospacing="0" w:line="240" w:lineRule="auto"/>
-        <w:ind w:left="0" w:right="0" w:firstLine="0"/>
-        <w:jc w:val="both"/>
-        <w:rPr>
-          <w:rFonts w:ascii="Arial" w:cs="Arial" w:hAnsi="Arial"/>
-          <w:b w:val="off"/>
-          <w:outline w:val="off"/>
-          <w:shadow w:val="off"/>
-          <w:emboss w:val="off"/>
-          <w:imprint w:val="off"/>
-          <w:color w:val="auto"/>
-          <w:spacing w:val="0"/>
-          <w:sz w:val="24"/>
-        </w:rPr>
-      </w:pPr>
-      <w:r>
-        <w:rPr>
-          <w:rFonts w:ascii="Arial" w:cs="Arial" w:hAnsi="Arial"/>
-          <w:b w:val="off"/>
-          <w:outline w:val="off"/>
-          <w:shadow w:val="off"/>
-          <w:emboss w:val="off"/>
-          <w:imprint w:val="off"/>
-          <w:color w:val="auto"/>
-          <w:spacing w:val="0"/>
+        <w:spacing w:after="240" w:line="240" w:lineRule="auto"/>
+        <w:jc w:val="both"/>
+        <w:rPr>
+          <w:rFonts w:ascii="Arial" w:hAnsi="Arial" w:cs="Arial"/>
+          <w:sz w:val="24"/>
+        </w:rPr>
+      </w:pPr>
+      <w:r>
+        <w:rPr>
+          <w:rFonts w:ascii="Arial" w:hAnsi="Arial" w:cs="Arial"/>
           <w:sz w:val="24"/>
         </w:rPr>
         <w:t xml:space="preserve">That’s why spacecraft engineers worry about </w:t>
       </w:r>
       <w:r>
         <w:rPr>
-          <w:rFonts w:ascii="Arial" w:cs="Arial" w:hAnsi="Arial"/>
+          <w:rFonts w:ascii="Arial" w:hAnsi="Arial" w:cs="Arial"/>
           <w:b/>
-          <w:outline w:val="off"/>
-          <w:shadow w:val="off"/>
-          <w:emboss w:val="off"/>
-          <w:imprint w:val="off"/>
-          <w:color w:val="auto"/>
-          <w:spacing w:val="0"/>
           <w:sz w:val="24"/>
         </w:rPr>
         <w:t>depressurization</w:t>
       </w:r>
       <w:r>
         <w:rPr>
-          <w:rFonts w:ascii="Arial" w:cs="Arial" w:hAnsi="Arial"/>
-          <w:b w:val="off"/>
-          <w:outline w:val="off"/>
-          <w:shadow w:val="off"/>
-          <w:emboss w:val="off"/>
-          <w:imprint w:val="off"/>
-          <w:color w:val="auto"/>
-          <w:spacing w:val="0"/>
+          <w:rFonts w:ascii="Arial" w:hAnsi="Arial" w:cs="Arial"/>
           <w:sz w:val="24"/>
         </w:rPr>
         <w:t>: even a pinhole leak will eventually vent the atmosphere.</w:t>
@@ -1247,7 +920,7 @@
       <w:pPr>
         <w:jc w:val="both"/>
         <w:rPr>
-          <w:rFonts w:ascii="Arial" w:cs="Arial" w:hAnsi="Arial"/>
+          <w:rFonts w:ascii="Arial" w:hAnsi="Arial" w:cs="Arial"/>
           <w:b/>
           <w:bCs/>
           <w:i/>
@@ -1259,41 +932,26 @@
     </w:p>
     <w:p>
       <w:pPr>
-        <w:framePr w:w="0" w:h="0" w:vAnchor="margin" w:hAnchor="text" w:x="0" w:y="0"/>
         <w:pBdr>
-          <w:top w:val="none" w:sz="4" w:space="0"/>
-          <w:left w:val="none" w:sz="4" w:space="0"/>
-          <w:bottom w:val="none" w:sz="4" w:space="0"/>
-          <w:right w:val="none" w:sz="4" w:space="0"/>
-          <w:between w:val="none" w:sz="4" w:space="0"/>
-          <w:bar w:val="none" w:sz="4" w:space="0"/>
+          <w:top w:val="none" w:sz="4" w:space="0" w:color="auto"/>
+          <w:left w:val="none" w:sz="4" w:space="0" w:color="auto"/>
+          <w:bottom w:val="none" w:sz="4" w:space="0" w:color="auto"/>
+          <w:right w:val="none" w:sz="4" w:space="0" w:color="auto"/>
+          <w:between w:val="none" w:sz="4" w:space="0" w:color="auto"/>
+          <w:bar w:val="none" w:sz="4" w:color="auto"/>
         </w:pBdr>
-        <w:shd w:val="clear" w:fill="auto"/>
-        <w:spacing w:before="0" w:beforeAutospacing="0" w:after="298" w:afterAutospacing="0" w:line="240" w:lineRule="auto"/>
-        <w:ind w:left="0" w:right="0" w:firstLine="0"/>
-        <w:jc w:val="both"/>
-        <w:rPr>
-          <w:rFonts w:ascii="Arial" w:cs="Arial" w:hAnsi="Arial"/>
+        <w:spacing w:after="298" w:line="240" w:lineRule="auto"/>
+        <w:jc w:val="both"/>
+        <w:rPr>
+          <w:rFonts w:ascii="Arial" w:hAnsi="Arial" w:cs="Arial"/>
           <w:b/>
-          <w:outline w:val="off"/>
-          <w:shadow w:val="off"/>
-          <w:emboss w:val="off"/>
-          <w:imprint w:val="off"/>
-          <w:color w:val="auto"/>
-          <w:spacing w:val="0"/>
           <w:sz w:val="36"/>
         </w:rPr>
       </w:pPr>
       <w:r>
         <w:rPr>
-          <w:rFonts w:ascii="Arial" w:cs="Arial" w:hAnsi="Arial"/>
+          <w:rFonts w:ascii="Arial" w:hAnsi="Arial" w:cs="Arial"/>
           <w:b/>
-          <w:outline w:val="off"/>
-          <w:shadow w:val="off"/>
-          <w:emboss w:val="off"/>
-          <w:imprint w:val="off"/>
-          <w:color w:val="auto"/>
-          <w:spacing w:val="0"/>
           <w:sz w:val="36"/>
         </w:rPr>
         <w:t>Final Comment</w:t>
@@ -1301,41 +959,24 @@
     </w:p>
     <w:p>
       <w:pPr>
-        <w:framePr w:w="0" w:h="0" w:vAnchor="margin" w:hAnchor="text" w:x="0" w:y="0"/>
         <w:pBdr>
-          <w:top w:val="none" w:sz="4" w:space="0"/>
-          <w:left w:val="none" w:sz="4" w:space="0"/>
-          <w:bottom w:val="none" w:sz="4" w:space="0"/>
-          <w:right w:val="none" w:sz="4" w:space="0"/>
-          <w:between w:val="none" w:sz="4" w:space="0"/>
-          <w:bar w:val="none" w:sz="4" w:space="0"/>
+          <w:top w:val="none" w:sz="4" w:space="0" w:color="auto"/>
+          <w:left w:val="none" w:sz="4" w:space="0" w:color="auto"/>
+          <w:bottom w:val="none" w:sz="4" w:space="0" w:color="auto"/>
+          <w:right w:val="none" w:sz="4" w:space="0" w:color="auto"/>
+          <w:between w:val="none" w:sz="4" w:space="0" w:color="auto"/>
+          <w:bar w:val="none" w:sz="4" w:color="auto"/>
         </w:pBdr>
-        <w:shd w:val="clear" w:fill="auto"/>
-        <w:spacing w:before="0" w:beforeAutospacing="0" w:after="240" w:afterAutospacing="0" w:line="240" w:lineRule="auto"/>
-        <w:ind w:left="0" w:right="0" w:firstLine="0"/>
-        <w:jc w:val="both"/>
-        <w:rPr>
-          <w:rFonts w:ascii="Arial" w:cs="Arial" w:hAnsi="Arial"/>
-          <w:b w:val="off"/>
-          <w:outline w:val="off"/>
-          <w:shadow w:val="off"/>
-          <w:emboss w:val="off"/>
-          <w:imprint w:val="off"/>
-          <w:color w:val="auto"/>
-          <w:spacing w:val="0"/>
-          <w:sz w:val="24"/>
-        </w:rPr>
-      </w:pPr>
-      <w:r>
-        <w:rPr>
-          <w:rFonts w:ascii="Arial" w:cs="Arial" w:hAnsi="Arial"/>
-          <w:b w:val="off"/>
-          <w:outline w:val="off"/>
-          <w:shadow w:val="off"/>
-          <w:emboss w:val="off"/>
-          <w:imprint w:val="off"/>
-          <w:color w:val="auto"/>
-          <w:spacing w:val="0"/>
+        <w:spacing w:after="240" w:line="240" w:lineRule="auto"/>
+        <w:jc w:val="both"/>
+        <w:rPr>
+          <w:rFonts w:ascii="Arial" w:hAnsi="Arial" w:cs="Arial"/>
+          <w:sz w:val="24"/>
+        </w:rPr>
+      </w:pPr>
+      <w:r>
+        <w:rPr>
+          <w:rFonts w:ascii="Arial" w:hAnsi="Arial" w:cs="Arial"/>
           <w:sz w:val="24"/>
         </w:rPr>
         <w:t>So, the ISS still functions not because vacuum blocks leaks, but because:</w:t>
@@ -1343,49 +984,33 @@
     </w:p>
     <w:p>
       <w:pPr>
-        <w:framePr w:w="0" w:h="0" w:vAnchor="margin" w:hAnchor="text" w:x="0" w:y="0"/>
         <w:numPr>
           <w:ilvl w:val="0"/>
           <w:numId w:val="5"/>
         </w:numPr>
         <w:pBdr>
-          <w:top w:val="none" w:sz="4" w:space="0"/>
-          <w:left w:val="none" w:sz="4" w:space="0"/>
-          <w:bottom w:val="none" w:sz="4" w:space="0"/>
-          <w:right w:val="none" w:sz="4" w:space="0"/>
-          <w:between w:val="none" w:sz="4" w:space="0"/>
-          <w:bar w:val="none" w:sz="4" w:space="0"/>
+          <w:top w:val="none" w:sz="4" w:space="0" w:color="auto"/>
+          <w:left w:val="none" w:sz="4" w:space="0" w:color="auto"/>
+          <w:bottom w:val="none" w:sz="4" w:space="0" w:color="auto"/>
+          <w:right w:val="none" w:sz="4" w:space="0" w:color="auto"/>
+          <w:between w:val="none" w:sz="4" w:space="0" w:color="auto"/>
+          <w:bar w:val="none" w:sz="4" w:color="auto"/>
         </w:pBdr>
-        <w:shd w:val="clear" w:fill="auto"/>
         <w:tabs>
           <w:tab w:val="left" w:pos="220"/>
           <w:tab w:val="left" w:pos="720"/>
         </w:tabs>
-        <w:spacing w:before="0" w:beforeAutospacing="0" w:after="240" w:afterAutospacing="0" w:line="240" w:lineRule="auto"/>
-        <w:ind w:left="720" w:right="0" w:hanging="720"/>
-        <w:jc w:val="both"/>
-        <w:rPr>
-          <w:rFonts w:ascii="Arial" w:cs="Arial" w:hAnsi="Arial"/>
-          <w:b w:val="off"/>
-          <w:outline w:val="off"/>
-          <w:shadow w:val="off"/>
-          <w:emboss w:val="off"/>
-          <w:imprint w:val="off"/>
-          <w:color w:val="auto"/>
-          <w:spacing w:val="0"/>
-          <w:sz w:val="24"/>
-        </w:rPr>
-      </w:pPr>
-      <w:r>
-        <w:rPr>
-          <w:rFonts w:ascii="Arial" w:cs="Arial" w:hAnsi="Arial"/>
-          <w:b w:val="off"/>
-          <w:outline w:val="off"/>
-          <w:shadow w:val="off"/>
-          <w:emboss w:val="off"/>
-          <w:imprint w:val="off"/>
-          <w:color w:val="auto"/>
-          <w:spacing w:val="0"/>
+        <w:spacing w:after="240" w:line="240" w:lineRule="auto"/>
+        <w:ind w:hanging="720"/>
+        <w:jc w:val="both"/>
+        <w:rPr>
+          <w:rFonts w:ascii="Arial" w:hAnsi="Arial" w:cs="Arial"/>
+          <w:sz w:val="24"/>
+        </w:rPr>
+      </w:pPr>
+      <w:r>
+        <w:rPr>
+          <w:rFonts w:ascii="Arial" w:hAnsi="Arial" w:cs="Arial"/>
           <w:sz w:val="24"/>
         </w:rPr>
         <w:t>Leaks are tiny compared to the station’s volume.</w:t>
@@ -1393,49 +1018,33 @@
     </w:p>
     <w:p>
       <w:pPr>
-        <w:framePr w:w="0" w:h="0" w:vAnchor="margin" w:hAnchor="text" w:x="0" w:y="0"/>
         <w:numPr>
           <w:ilvl w:val="0"/>
           <w:numId w:val="5"/>
         </w:numPr>
         <w:pBdr>
-          <w:top w:val="none" w:sz="4" w:space="0"/>
-          <w:left w:val="none" w:sz="4" w:space="0"/>
-          <w:bottom w:val="none" w:sz="4" w:space="0"/>
-          <w:right w:val="none" w:sz="4" w:space="0"/>
-          <w:between w:val="none" w:sz="4" w:space="0"/>
-          <w:bar w:val="none" w:sz="4" w:space="0"/>
+          <w:top w:val="none" w:sz="4" w:space="0" w:color="auto"/>
+          <w:left w:val="none" w:sz="4" w:space="0" w:color="auto"/>
+          <w:bottom w:val="none" w:sz="4" w:space="0" w:color="auto"/>
+          <w:right w:val="none" w:sz="4" w:space="0" w:color="auto"/>
+          <w:between w:val="none" w:sz="4" w:space="0" w:color="auto"/>
+          <w:bar w:val="none" w:sz="4" w:color="auto"/>
         </w:pBdr>
-        <w:shd w:val="clear" w:fill="auto"/>
         <w:tabs>
           <w:tab w:val="left" w:pos="220"/>
           <w:tab w:val="left" w:pos="720"/>
         </w:tabs>
-        <w:spacing w:before="0" w:beforeAutospacing="0" w:after="240" w:afterAutospacing="0" w:line="240" w:lineRule="auto"/>
-        <w:ind w:left="720" w:right="0" w:hanging="720"/>
-        <w:jc w:val="both"/>
-        <w:rPr>
-          <w:rFonts w:ascii="Arial" w:cs="Arial" w:hAnsi="Arial"/>
-          <w:b w:val="off"/>
-          <w:outline w:val="off"/>
-          <w:shadow w:val="off"/>
-          <w:emboss w:val="off"/>
-          <w:imprint w:val="off"/>
-          <w:color w:val="auto"/>
-          <w:spacing w:val="0"/>
-          <w:sz w:val="24"/>
-        </w:rPr>
-      </w:pPr>
-      <w:r>
-        <w:rPr>
-          <w:rFonts w:ascii="Arial" w:cs="Arial" w:hAnsi="Arial"/>
-          <w:b w:val="off"/>
-          <w:outline w:val="off"/>
-          <w:shadow w:val="off"/>
-          <w:emboss w:val="off"/>
-          <w:imprint w:val="off"/>
-          <w:color w:val="auto"/>
-          <w:spacing w:val="0"/>
+        <w:spacing w:after="240" w:line="240" w:lineRule="auto"/>
+        <w:ind w:hanging="720"/>
+        <w:jc w:val="both"/>
+        <w:rPr>
+          <w:rFonts w:ascii="Arial" w:hAnsi="Arial" w:cs="Arial"/>
+          <w:sz w:val="24"/>
+        </w:rPr>
+      </w:pPr>
+      <w:r>
+        <w:rPr>
+          <w:rFonts w:ascii="Arial" w:hAnsi="Arial" w:cs="Arial"/>
           <w:sz w:val="24"/>
         </w:rPr>
         <w:t>Life support systems replenish lost air.</w:t>
@@ -1443,49 +1052,33 @@
     </w:p>
     <w:p>
       <w:pPr>
-        <w:framePr w:w="0" w:h="0" w:vAnchor="margin" w:hAnchor="text" w:x="0" w:y="0"/>
         <w:numPr>
           <w:ilvl w:val="0"/>
           <w:numId w:val="5"/>
         </w:numPr>
         <w:pBdr>
-          <w:top w:val="none" w:sz="4" w:space="0"/>
-          <w:left w:val="none" w:sz="4" w:space="0"/>
-          <w:bottom w:val="none" w:sz="4" w:space="0"/>
-          <w:right w:val="none" w:sz="4" w:space="0"/>
-          <w:between w:val="none" w:sz="4" w:space="0"/>
-          <w:bar w:val="none" w:sz="4" w:space="0"/>
+          <w:top w:val="none" w:sz="4" w:space="0" w:color="auto"/>
+          <w:left w:val="none" w:sz="4" w:space="0" w:color="auto"/>
+          <w:bottom w:val="none" w:sz="4" w:space="0" w:color="auto"/>
+          <w:right w:val="none" w:sz="4" w:space="0" w:color="auto"/>
+          <w:between w:val="none" w:sz="4" w:space="0" w:color="auto"/>
+          <w:bar w:val="none" w:sz="4" w:color="auto"/>
         </w:pBdr>
-        <w:shd w:val="clear" w:fill="auto"/>
         <w:tabs>
           <w:tab w:val="left" w:pos="220"/>
           <w:tab w:val="left" w:pos="720"/>
         </w:tabs>
-        <w:spacing w:before="0" w:beforeAutospacing="0" w:after="240" w:afterAutospacing="0" w:line="240" w:lineRule="auto"/>
-        <w:ind w:left="720" w:right="0" w:hanging="720"/>
-        <w:jc w:val="both"/>
-        <w:rPr>
-          <w:rFonts w:ascii="Arial" w:cs="Arial" w:hAnsi="Arial"/>
-          <w:b w:val="off"/>
-          <w:outline w:val="off"/>
-          <w:shadow w:val="off"/>
-          <w:emboss w:val="off"/>
-          <w:imprint w:val="off"/>
-          <w:color w:val="auto"/>
-          <w:spacing w:val="0"/>
-          <w:sz w:val="24"/>
-        </w:rPr>
-      </w:pPr>
-      <w:r>
-        <w:rPr>
-          <w:rFonts w:ascii="Arial" w:cs="Arial" w:hAnsi="Arial"/>
-          <w:b w:val="off"/>
-          <w:outline w:val="off"/>
-          <w:shadow w:val="off"/>
-          <w:emboss w:val="off"/>
-          <w:imprint w:val="off"/>
-          <w:color w:val="auto"/>
-          <w:spacing w:val="0"/>
+        <w:spacing w:after="240" w:line="240" w:lineRule="auto"/>
+        <w:ind w:hanging="720"/>
+        <w:jc w:val="both"/>
+        <w:rPr>
+          <w:rFonts w:ascii="Arial" w:hAnsi="Arial" w:cs="Arial"/>
+          <w:sz w:val="24"/>
+        </w:rPr>
+      </w:pPr>
+      <w:r>
+        <w:rPr>
+          <w:rFonts w:ascii="Arial" w:hAnsi="Arial" w:cs="Arial"/>
           <w:sz w:val="24"/>
         </w:rPr>
         <w:t>Engineers detect and patch leaks before they become dangerous.</w:t>
@@ -1493,21 +1086,18 @@
     </w:p>
     <w:p>
       <w:pPr>
-        <w:framePr w:w="0" w:h="0" w:vAnchor="margin" w:hAnchor="text" w:x="0" w:y="0"/>
         <w:pBdr>
-          <w:top w:val="none" w:sz="4" w:space="0"/>
-          <w:left w:val="none" w:sz="4" w:space="0"/>
-          <w:bottom w:val="none" w:sz="4" w:space="0"/>
-          <w:right w:val="none" w:sz="4" w:space="0"/>
-          <w:between w:val="none" w:sz="4" w:space="0"/>
-          <w:bar w:val="none" w:sz="4" w:space="0"/>
+          <w:top w:val="none" w:sz="4" w:space="0" w:color="auto"/>
+          <w:left w:val="none" w:sz="4" w:space="0" w:color="auto"/>
+          <w:bottom w:val="none" w:sz="4" w:space="0" w:color="auto"/>
+          <w:right w:val="none" w:sz="4" w:space="0" w:color="auto"/>
+          <w:between w:val="none" w:sz="4" w:space="0" w:color="auto"/>
+          <w:bar w:val="none" w:sz="4" w:color="auto"/>
         </w:pBdr>
-        <w:shd w:val="clear" w:fill="auto"/>
-        <w:spacing w:before="0" w:beforeAutospacing="0" w:after="240" w:afterAutospacing="0" w:line="240" w:lineRule="auto"/>
-        <w:ind w:left="0" w:right="0" w:firstLine="0"/>
-        <w:jc w:val="both"/>
-        <w:rPr>
-          <w:rFonts w:ascii="Arial" w:cs="Arial" w:hAnsi="Arial"/>
+        <w:spacing w:after="240" w:line="240" w:lineRule="auto"/>
+        <w:jc w:val="both"/>
+        <w:rPr>
+          <w:rFonts w:ascii="Arial" w:hAnsi="Arial" w:cs="Arial"/>
           <w:b/>
           <w:bCs/>
           <w:i/>
@@ -1518,423 +1108,1058 @@
       </w:pPr>
       <w:r>
         <w:rPr>
-          <w:rFonts w:ascii="Arial" w:cs="Arial" w:hAnsi="Arial"/>
-          <w:b w:val="off"/>
-          <w:outline w:val="off"/>
-          <w:shadow w:val="off"/>
-          <w:emboss w:val="off"/>
-          <w:imprint w:val="off"/>
-          <w:color w:val="auto"/>
-          <w:spacing w:val="0"/>
-          <w:sz w:val="24"/>
-        </w:rPr>
-        <w:t>If you had a small container of colored gas in a giant vacuum chamber, the gas would absolutely leak out once the lid is opened — it would just spread invisibly into the vacuum, not stay inside.</w:t>
-      </w:r>
-    </w:p>
-    <w:p>
-      <w:pPr>
-        <w:framePr w:w="0" w:h="0" w:vAnchor="margin" w:hAnchor="text" w:x="0" w:y="0"/>
+          <w:rFonts w:ascii="Arial" w:hAnsi="Arial" w:cs="Arial"/>
+          <w:sz w:val="24"/>
+        </w:rPr>
+        <w:t xml:space="preserve">If you had a small container of </w:t>
+      </w:r>
+      <w:proofErr w:type="spellStart"/>
+      <w:r>
+        <w:rPr>
+          <w:rFonts w:ascii="Arial" w:hAnsi="Arial" w:cs="Arial"/>
+          <w:sz w:val="24"/>
+        </w:rPr>
+        <w:t>colored</w:t>
+      </w:r>
+      <w:proofErr w:type="spellEnd"/>
+      <w:r>
+        <w:rPr>
+          <w:rFonts w:ascii="Arial" w:hAnsi="Arial" w:cs="Arial"/>
+          <w:sz w:val="24"/>
+        </w:rPr>
+        <w:t xml:space="preserve"> gas in a giant vacuum chamber, the gas would absolutely leak out once the lid is opened — it would just spread invisibly into the vacuum, not stay inside.</w:t>
+      </w:r>
+    </w:p>
+    <w:p>
+      <w:pPr>
         <w:pBdr>
-          <w:top w:val="none" w:sz="4" w:space="0"/>
-          <w:left w:val="none" w:sz="4" w:space="0"/>
-          <w:bottom w:val="none" w:sz="4" w:space="0"/>
-          <w:right w:val="none" w:sz="4" w:space="0"/>
-          <w:between w:val="none" w:sz="4" w:space="0"/>
-          <w:bar w:val="none" w:sz="4" w:space="0"/>
+          <w:top w:val="none" w:sz="4" w:space="0" w:color="auto"/>
+          <w:left w:val="none" w:sz="4" w:space="0" w:color="auto"/>
+          <w:bottom w:val="none" w:sz="4" w:space="0" w:color="auto"/>
+          <w:right w:val="none" w:sz="4" w:space="0" w:color="auto"/>
+          <w:between w:val="none" w:sz="4" w:space="0" w:color="auto"/>
+          <w:bar w:val="none" w:sz="4" w:color="auto"/>
         </w:pBdr>
-        <w:shd w:val="clear" w:fill="auto"/>
-        <w:spacing w:before="0" w:beforeAutospacing="0" w:after="240" w:afterAutospacing="0" w:line="240" w:lineRule="auto"/>
-        <w:ind w:left="0" w:right="0" w:firstLine="0"/>
-        <w:jc w:val="both"/>
-        <w:rPr>
-          <w:rFonts w:ascii="Arial" w:cs="Arial" w:hAnsi="Arial"/>
-          <w:b w:val="off"/>
-          <w:bCs w:val="off"/>
-          <w:i w:val="off"/>
-          <w:iCs w:val="off"/>
+        <w:spacing w:after="240" w:line="240" w:lineRule="auto"/>
+        <w:jc w:val="both"/>
+        <w:rPr>
+          <w:rFonts w:ascii="Arial" w:hAnsi="Arial" w:cs="Arial"/>
           <w:sz w:val="24"/>
           <w:szCs w:val="24"/>
         </w:rPr>
       </w:pPr>
       <w:r>
         <w:rPr>
-          <w:rFonts w:ascii="Arial" w:cs="Arial" w:hAnsi="Arial"/>
-          <w:b w:val="off"/>
-          <w:bCs w:val="off"/>
-          <w:i w:val="off"/>
-          <w:iCs w:val="off"/>
+          <w:rFonts w:ascii="Arial" w:hAnsi="Arial" w:cs="Arial"/>
           <w:sz w:val="24"/>
           <w:szCs w:val="24"/>
-          <w:lang w:val="en-HK"/>
-        </w:rPr>
-        <w:t xml:space="preserve">After a </w:t>
-      </w:r>
-      <w:r>
-        <w:rPr>
-          <w:rFonts w:ascii="Arial" w:cs="Arial" w:hAnsi="Arial"/>
-          <w:b w:val="off"/>
-          <w:bCs w:val="off"/>
-          <w:i w:val="off"/>
-          <w:iCs w:val="off"/>
+        </w:rPr>
+        <w:lastRenderedPageBreak/>
+        <w:t>After a brief comment from copilot, still I was wondering if it right or wrong. Weeks ago I was clearing and packing my clothes from the closet, due to my closet has many un use winter clothes, I need to pack them. I brought a vacuum storage bag from Amazon, the vacuum storage bag sets comes with a pump, you just put the clothes in the vacuum bag and seal it up, then use the pump to extract the air inside, by extracting the air inside will cause the bag flatten so as to create more space for the closet. Extracting the air inside the bag will causes it to become a vacuum state, then I find out something strange</w:t>
+      </w:r>
+      <w:r>
+        <w:rPr>
+          <w:rFonts w:ascii="Arial" w:hAnsi="Arial" w:cs="Arial"/>
           <w:sz w:val="24"/>
           <w:szCs w:val="24"/>
-          <w:lang w:val="en-HK"/>
-        </w:rPr>
-        <w:t>brief</w:t>
-      </w:r>
-      <w:r>
-        <w:rPr>
-          <w:rFonts w:ascii="Arial" w:cs="Arial" w:hAnsi="Arial"/>
-          <w:b w:val="off"/>
-          <w:bCs w:val="off"/>
-          <w:i w:val="off"/>
-          <w:iCs w:val="off"/>
+        </w:rPr>
+        <w:t xml:space="preserve"> about</w:t>
+      </w:r>
+      <w:r>
+        <w:rPr>
+          <w:rFonts w:ascii="Arial" w:hAnsi="Arial" w:cs="Arial"/>
           <w:sz w:val="24"/>
           <w:szCs w:val="24"/>
-          <w:lang w:val="en-HK"/>
-        </w:rPr>
-        <w:t xml:space="preserve"> comment from copilot, still I was wondering if it right or wrong. Weeks ago I was clearing and packing my clothes from the closet, due to my closet has many un use winter clothes, I need to pack them. I brought a vacuum storage bag from Amazon, the vacuum storage bag sets comes with a pump, you just put the clothes in the vacuum bag and seal it up, then use the pump to extract the air inside, by extracting the air inside will cause the bag flatten so as to create more space for the closet. Extracting the air inside the bag will causes it to become a vacuum state, then I find out something strange, is the opening valve that allows you to place the pump to extract the air inside. I assume the opening valve is clear air can pass through and out. When I start pumping air out, the bag starts to flatten up, but when I remove the pump, outside air did not enter inside to filled up the bag. Strange isn’t it? that means not like copilot says due to different pressure outside air will rush inside the vacuum bag. So that means as I mentioned; when in vacuum state there is no air flows, no air particles, outside air will not be able to pass through regardless of different pressure. If this point is correct, then everything is much more easy. First ignoring the temperature</w:t>
-      </w:r>
-      <w:r>
-        <w:rPr>
-          <w:rFonts w:ascii="Arial" w:cs="Arial" w:hAnsi="Arial"/>
-          <w:b w:val="off"/>
-          <w:bCs w:val="off"/>
-          <w:i w:val="off"/>
-          <w:iCs w:val="off"/>
+        </w:rPr>
+        <w:t xml:space="preserve"> the opening valve that allows you to place the pump to extract the air inside. I assume the opening valve is clear air can pass through and out. When I start pumping air out, the bag starts to flatten up, but when I remove the pump, outside air did not enter inside to filled up the bag. Strange isn’t it? that means not like copilot says due to different pressure outside air will rush inside the vacuum bag. So that means as I mentioned; when in vacuum state there is no air flows, no air particles, outside air will not be able to pass through regardless of different pressure. If this point is correct, then everything is much more easy. First ignoring the temperature and pressure. We </w:t>
+      </w:r>
+      <w:r>
+        <w:rPr>
+          <w:rFonts w:ascii="Arial" w:hAnsi="Arial" w:cs="Arial"/>
           <w:sz w:val="24"/>
           <w:szCs w:val="24"/>
-          <w:lang w:val="en-HK"/>
-        </w:rPr>
-        <w:t xml:space="preserve"> and pressure.</w:t>
-      </w:r>
-      <w:r>
-        <w:rPr>
-          <w:rFonts w:ascii="Arial" w:cs="Arial" w:hAnsi="Arial"/>
-          <w:b w:val="off"/>
-          <w:bCs w:val="off"/>
-          <w:i w:val="off"/>
-          <w:iCs w:val="off"/>
+        </w:rPr>
+        <w:t xml:space="preserve">are </w:t>
+      </w:r>
+      <w:r>
+        <w:rPr>
+          <w:rFonts w:ascii="Arial" w:hAnsi="Arial" w:cs="Arial"/>
           <w:sz w:val="24"/>
           <w:szCs w:val="24"/>
-          <w:lang w:val="en-HK"/>
-        </w:rPr>
-        <w:t xml:space="preserve"> We able to open the doors of a capsule in the space without worrying about the oxygen releasing out. Second when creating habitat in the moon, capsule will not be the only option for building living space, we can build houses like earth, with doors or window, as said air will not pass through a vacuum state. We don’t need to worry out oxygen leaks out. If there is oxygen, pressure will be stabilized, if there is lights either from sun or electrical light, we can grow plants to produce more oxygen, without transporting it from the earth...</w:t>
+        </w:rPr>
+        <w:t>able to open the doors of a capsule in the space without worrying about the oxygen releasing out. Second when creating habitat in the moon, capsule will not be the only option for building living space, we can build houses like earth, with doors or window, as said air will not pass through a vacuum state. We don’t need to worry out oxygen leaks out. If there is oxygen, pressure will be stabilized, if there is lights either from sun or electrical light, we can grow plants to produce more oxygen, without transporting it from the earth</w:t>
+      </w:r>
+      <w:r>
+        <w:rPr>
+          <w:rFonts w:ascii="Arial" w:hAnsi="Arial" w:cs="Arial"/>
+          <w:sz w:val="24"/>
+          <w:szCs w:val="24"/>
+        </w:rPr>
+        <w:t xml:space="preserve"> to the moon…</w:t>
+      </w:r>
+    </w:p>
+    <w:p>
+      <w:pPr>
+        <w:pBdr>
+          <w:top w:val="none" w:sz="4" w:space="0" w:color="auto"/>
+          <w:left w:val="none" w:sz="4" w:space="0" w:color="auto"/>
+          <w:bottom w:val="none" w:sz="4" w:space="0" w:color="auto"/>
+          <w:right w:val="none" w:sz="4" w:space="0" w:color="auto"/>
+          <w:between w:val="none" w:sz="4" w:space="0" w:color="auto"/>
+          <w:bar w:val="none" w:sz="4" w:color="auto"/>
+        </w:pBdr>
+        <w:spacing w:after="240" w:line="240" w:lineRule="auto"/>
+        <w:jc w:val="both"/>
+        <w:rPr>
+          <w:rFonts w:ascii="Arial" w:hAnsi="Arial" w:cs="Arial"/>
+          <w:sz w:val="24"/>
+          <w:szCs w:val="24"/>
+        </w:rPr>
+      </w:pPr>
+    </w:p>
+    <w:p>
+      <w:pPr>
+        <w:pBdr>
+          <w:top w:val="none" w:sz="4" w:space="0" w:color="auto"/>
+          <w:left w:val="none" w:sz="4" w:space="0" w:color="auto"/>
+          <w:bottom w:val="none" w:sz="4" w:space="0" w:color="auto"/>
+          <w:right w:val="none" w:sz="4" w:space="0" w:color="auto"/>
+          <w:between w:val="none" w:sz="4" w:space="0" w:color="auto"/>
+          <w:bar w:val="none" w:sz="4" w:color="auto"/>
+        </w:pBdr>
+        <w:spacing w:after="240" w:line="240" w:lineRule="auto"/>
+        <w:jc w:val="both"/>
+        <w:rPr>
+          <w:rFonts w:ascii="Arial" w:hAnsi="Arial" w:cs="Arial"/>
+          <w:sz w:val="24"/>
+          <w:szCs w:val="24"/>
+        </w:rPr>
+      </w:pPr>
+      <w:r>
+        <w:rPr>
+          <w:rFonts w:ascii="Arial" w:hAnsi="Arial" w:cs="Arial"/>
+          <w:sz w:val="24"/>
+          <w:szCs w:val="24"/>
+        </w:rPr>
+        <w:t>By the way, how to fabricate a vacuum state? There are large factories with large cylinder chambers clamming that inside is vacuum. Honestly I doubt, why? As said in vacuum state you don’t have anything; air and pressure. But still you can fabricate it, for example you have a can of coke, you remove all the liquid inside, and start to use a pump to extract all the air inside. But as you pumping air out, the can of coke start to flatten up, until all the air is extract out and</w:t>
+      </w:r>
+      <w:r>
+        <w:rPr>
+          <w:rFonts w:ascii="Arial" w:hAnsi="Arial" w:cs="Arial"/>
+          <w:sz w:val="24"/>
+          <w:szCs w:val="24"/>
+        </w:rPr>
+        <w:t xml:space="preserve"> the</w:t>
+      </w:r>
+      <w:r>
+        <w:rPr>
+          <w:rFonts w:ascii="Arial" w:hAnsi="Arial" w:cs="Arial"/>
+          <w:sz w:val="24"/>
+          <w:szCs w:val="24"/>
+        </w:rPr>
+        <w:t xml:space="preserve"> can will become flatten like a sheet of paper. So </w:t>
+      </w:r>
+      <w:r>
+        <w:rPr>
+          <w:rFonts w:ascii="Arial" w:hAnsi="Arial" w:cs="Arial"/>
+          <w:sz w:val="24"/>
+          <w:szCs w:val="24"/>
+        </w:rPr>
+        <w:t>it is very difficult or even impossible for factories nowadays to fabricate vacuum state, just like the can of coke all air extracted will causes the can to flatten up. If large cylinder chamber, you will never make it to a vacuum state still there are gases inside, if not, it will be flatten up.</w:t>
       </w:r>
     </w:p>
     <w:sectPr>
-      <w:footnotePr/>
-      <w:endnotePr/>
-      <w:type w:val="nextPage"/>
-      <w:pgSz w:w="11906" w:h="16838" w:orient="portrait"/>
+      <w:pgSz w:w="11906" w:h="16838"/>
       <w:pgMar w:top="1440" w:right="1440" w:bottom="1440" w:left="1440" w:header="708" w:footer="708" w:gutter="0"/>
       <w:paperSrc w:first="1" w:other="1"/>
-      <w:cols w:equalWidth="1" w:space="720" w:num="1" w:sep="0"/>
+      <w:cols w:space="720"/>
     </w:sectPr>
   </w:body>
 </w:document>
 </file>
 
 <file path=word/numbering.xml><?xml version="1.0" encoding="utf-8"?>
-<w:numbering xmlns:mc="http://schemas.openxmlformats.org/markup-compatibility/2006" xmlns:o="urn:schemas-microsoft-com:office:office" xmlns:r="http://schemas.openxmlformats.org/officeDocument/2006/relationships" xmlns:m="http://schemas.openxmlformats.org/officeDocument/2006/math" xmlns:v="urn:schemas-microsoft-com:vml" xmlns:wp="http://schemas.openxmlformats.org/drawingml/2006/wordprocessingDrawing" xmlns:w10="urn:schemas-microsoft-com:office:word" xmlns:wne="http://schemas.microsoft.com/office/word/2006/wordml" xmlns:w14="http://schemas.microsoft.com/office/word/2010/wordml" xmlns:w="http://schemas.openxmlformats.org/wordprocessingml/2006/main">
-  <w:abstractNum w:abstractNumId="0">
+<w:numbering xmlns:wpc="http://schemas.microsoft.com/office/word/2010/wordprocessingCanvas" xmlns:cx="http://schemas.microsoft.com/office/drawing/2014/chartex" xmlns:cx1="http://schemas.microsoft.com/office/drawing/2015/9/8/chartex" xmlns:cx2="http://schemas.microsoft.com/office/drawing/2015/10/21/chartex" xmlns:cx3="http://schemas.microsoft.com/office/drawing/2016/5/9/chartex" xmlns:cx4="http://schemas.microsoft.com/office/drawing/2016/5/10/chartex" xmlns:cx5="http://schemas.microsoft.com/office/drawing/2016/5/11/chartex" xmlns:cx6="http://schemas.microsoft.com/office/drawing/2016/5/12/chartex" xmlns:cx7="http://schemas.microsoft.com/office/drawing/2016/5/13/chartex" xmlns:cx8="http://schemas.microsoft.com/office/drawing/2016/5/14/chartex" xmlns:mc="http://schemas.openxmlformats.org/markup-compatibility/2006" xmlns:m="http://schemas.openxmlformats.org/officeDocument/2006/math" xmlns:aink="http://schemas.microsoft.com/office/drawing/2016/ink" xmlns:am3d="http://schemas.microsoft.com/office/drawing/2017/model3d" xmlns:oel="http://schemas.microsoft.com/office/2019/extlst" xmlns:r="http://schemas.openxmlformats.org/officeDocument/2006/relationships" xmlns:wp14="http://schemas.microsoft.com/office/word/2010/wordprocessingDrawing" xmlns:wp="http://schemas.openxmlformats.org/drawingml/2006/wordprocessingDrawing" xmlns:wpg="http://schemas.microsoft.com/office/word/2010/wordprocessingGroup" xmlns:wpi="http://schemas.microsoft.com/office/word/2010/wordprocessingInk" xmlns:wps="http://schemas.microsoft.com/office/word/2010/wordprocessingShape" xmlns:o="urn:schemas-microsoft-com:office:office" xmlns:v="urn:schemas-microsoft-com:vml" xmlns:w10="urn:schemas-microsoft-com:office:word" xmlns:w="http://schemas.openxmlformats.org/wordprocessingml/2006/main" xmlns:w14="http://schemas.microsoft.com/office/word/2010/wordml" xmlns:w15="http://schemas.microsoft.com/office/word/2012/wordml" xmlns:w16cei="http://schemas.microsoft.com/office/word/2026/wordml/cei" xmlns:w16cex="http://schemas.microsoft.com/office/word/2018/wordml/cex" xmlns:w16cid="http://schemas.microsoft.com/office/word/2016/wordml/cid" xmlns:w16="http://schemas.microsoft.com/office/word/2018/wordml" xmlns:w16sdtdh="http://schemas.microsoft.com/office/word/2020/wordml/sdtdatahash" xmlns:w16sdtfl="http://schemas.microsoft.com/office/word/2024/wordml/sdtformatlock" xmlns:w16se="http://schemas.microsoft.com/office/word/2015/wordml/symex" xmlns:w16du="http://schemas.microsoft.com/office/word/2023/wordml/word16du" xmlns:wne="http://schemas.microsoft.com/office/word/2006/wordml" mc:Ignorable="w14 w15 w16se w16cid w16 w16cex w16sdtdh w16sdtfl w16du wp14">
+  <w:abstractNum w:abstractNumId="0" w15:restartNumberingAfterBreak="0">
+    <w:nsid w:val="079A5EAB"/>
     <w:multiLevelType w:val="hybridMultilevel"/>
-    <w:lvl w:ilvl="0" w:tentative="1">
-      <w:start w:val="0"/>
+    <w:tmpl w:val="3A9020A6"/>
+    <w:lvl w:ilvl="0" w:tplc="C6AAD99E">
       <w:numFmt w:val="bullet"/>
-      <w:suff w:val="tab"/>
       <w:lvlText w:val="•"/>
       <w:lvlJc w:val="left"/>
       <w:pPr>
         <w:ind w:left="720" w:hanging="360"/>
       </w:pPr>
-      <w:rPr/>
+    </w:lvl>
+    <w:lvl w:ilvl="1" w:tplc="0316DFCE">
+      <w:numFmt w:val="decimal"/>
+      <w:lvlText w:val=""/>
+      <w:lvlJc w:val="left"/>
+    </w:lvl>
+    <w:lvl w:ilvl="2" w:tplc="739E0F86">
+      <w:numFmt w:val="decimal"/>
+      <w:lvlText w:val=""/>
+      <w:lvlJc w:val="left"/>
+    </w:lvl>
+    <w:lvl w:ilvl="3" w:tplc="CD864360">
+      <w:numFmt w:val="decimal"/>
+      <w:lvlText w:val=""/>
+      <w:lvlJc w:val="left"/>
+    </w:lvl>
+    <w:lvl w:ilvl="4" w:tplc="2884A39E">
+      <w:numFmt w:val="decimal"/>
+      <w:lvlText w:val=""/>
+      <w:lvlJc w:val="left"/>
+    </w:lvl>
+    <w:lvl w:ilvl="5" w:tplc="90FE0BD4">
+      <w:numFmt w:val="decimal"/>
+      <w:lvlText w:val=""/>
+      <w:lvlJc w:val="left"/>
+    </w:lvl>
+    <w:lvl w:ilvl="6" w:tplc="0786E4F0">
+      <w:numFmt w:val="decimal"/>
+      <w:lvlText w:val=""/>
+      <w:lvlJc w:val="left"/>
+    </w:lvl>
+    <w:lvl w:ilvl="7" w:tplc="7B2EFEBC">
+      <w:numFmt w:val="decimal"/>
+      <w:lvlText w:val=""/>
+      <w:lvlJc w:val="left"/>
+    </w:lvl>
+    <w:lvl w:ilvl="8" w:tplc="0D8ABF64">
+      <w:numFmt w:val="decimal"/>
+      <w:lvlText w:val=""/>
+      <w:lvlJc w:val="left"/>
     </w:lvl>
   </w:abstractNum>
-  <w:abstractNum w:abstractNumId="1">
+  <w:abstractNum w:abstractNumId="1" w15:restartNumberingAfterBreak="0">
+    <w:nsid w:val="08B11D05"/>
     <w:multiLevelType w:val="hybridMultilevel"/>
-    <w:lvl w:ilvl="0" w:tentative="1">
-      <w:start w:val="0"/>
+    <w:tmpl w:val="0F929C32"/>
+    <w:lvl w:ilvl="0" w:tplc="CDF02C32">
       <w:numFmt w:val="bullet"/>
-      <w:suff w:val="tab"/>
       <w:lvlText w:val="•"/>
       <w:lvlJc w:val="left"/>
       <w:pPr>
         <w:ind w:left="720" w:hanging="360"/>
       </w:pPr>
-      <w:rPr/>
+    </w:lvl>
+    <w:lvl w:ilvl="1" w:tplc="DCA076C4">
+      <w:numFmt w:val="decimal"/>
+      <w:lvlText w:val=""/>
+      <w:lvlJc w:val="left"/>
+    </w:lvl>
+    <w:lvl w:ilvl="2" w:tplc="A33A5F62">
+      <w:numFmt w:val="decimal"/>
+      <w:lvlText w:val=""/>
+      <w:lvlJc w:val="left"/>
+    </w:lvl>
+    <w:lvl w:ilvl="3" w:tplc="AD063408">
+      <w:numFmt w:val="decimal"/>
+      <w:lvlText w:val=""/>
+      <w:lvlJc w:val="left"/>
+    </w:lvl>
+    <w:lvl w:ilvl="4" w:tplc="A318478E">
+      <w:numFmt w:val="decimal"/>
+      <w:lvlText w:val=""/>
+      <w:lvlJc w:val="left"/>
+    </w:lvl>
+    <w:lvl w:ilvl="5" w:tplc="8D183B8E">
+      <w:numFmt w:val="decimal"/>
+      <w:lvlText w:val=""/>
+      <w:lvlJc w:val="left"/>
+    </w:lvl>
+    <w:lvl w:ilvl="6" w:tplc="308241A4">
+      <w:numFmt w:val="decimal"/>
+      <w:lvlText w:val=""/>
+      <w:lvlJc w:val="left"/>
+    </w:lvl>
+    <w:lvl w:ilvl="7" w:tplc="8E9EA946">
+      <w:numFmt w:val="decimal"/>
+      <w:lvlText w:val=""/>
+      <w:lvlJc w:val="left"/>
+    </w:lvl>
+    <w:lvl w:ilvl="8" w:tplc="6540BBC4">
+      <w:numFmt w:val="decimal"/>
+      <w:lvlText w:val=""/>
+      <w:lvlJc w:val="left"/>
     </w:lvl>
   </w:abstractNum>
-  <w:abstractNum w:abstractNumId="2">
+  <w:abstractNum w:abstractNumId="2" w15:restartNumberingAfterBreak="0">
+    <w:nsid w:val="262105F2"/>
     <w:multiLevelType w:val="hybridMultilevel"/>
-    <w:lvl w:ilvl="0" w:tentative="1">
-      <w:start w:val="0"/>
+    <w:tmpl w:val="31EA3DA8"/>
+    <w:lvl w:ilvl="0" w:tplc="CEF41116">
       <w:numFmt w:val="bullet"/>
-      <w:suff w:val="tab"/>
       <w:lvlText w:val="•"/>
       <w:lvlJc w:val="left"/>
       <w:pPr>
         <w:ind w:left="720" w:hanging="360"/>
       </w:pPr>
-      <w:rPr/>
+    </w:lvl>
+    <w:lvl w:ilvl="1" w:tplc="D048F75A">
+      <w:numFmt w:val="decimal"/>
+      <w:lvlText w:val=""/>
+      <w:lvlJc w:val="left"/>
+    </w:lvl>
+    <w:lvl w:ilvl="2" w:tplc="FED2838E">
+      <w:numFmt w:val="decimal"/>
+      <w:lvlText w:val=""/>
+      <w:lvlJc w:val="left"/>
+    </w:lvl>
+    <w:lvl w:ilvl="3" w:tplc="6A501AA4">
+      <w:numFmt w:val="decimal"/>
+      <w:lvlText w:val=""/>
+      <w:lvlJc w:val="left"/>
+    </w:lvl>
+    <w:lvl w:ilvl="4" w:tplc="5C021998">
+      <w:numFmt w:val="decimal"/>
+      <w:lvlText w:val=""/>
+      <w:lvlJc w:val="left"/>
+    </w:lvl>
+    <w:lvl w:ilvl="5" w:tplc="242287F2">
+      <w:numFmt w:val="decimal"/>
+      <w:lvlText w:val=""/>
+      <w:lvlJc w:val="left"/>
+    </w:lvl>
+    <w:lvl w:ilvl="6" w:tplc="D1BC9914">
+      <w:numFmt w:val="decimal"/>
+      <w:lvlText w:val=""/>
+      <w:lvlJc w:val="left"/>
+    </w:lvl>
+    <w:lvl w:ilvl="7" w:tplc="11D0DCD0">
+      <w:numFmt w:val="decimal"/>
+      <w:lvlText w:val=""/>
+      <w:lvlJc w:val="left"/>
+    </w:lvl>
+    <w:lvl w:ilvl="8" w:tplc="CA86105A">
+      <w:numFmt w:val="decimal"/>
+      <w:lvlText w:val=""/>
+      <w:lvlJc w:val="left"/>
     </w:lvl>
   </w:abstractNum>
-  <w:abstractNum w:abstractNumId="3">
+  <w:abstractNum w:abstractNumId="3" w15:restartNumberingAfterBreak="0">
+    <w:nsid w:val="49C13A80"/>
     <w:multiLevelType w:val="hybridMultilevel"/>
-    <w:lvl w:ilvl="0" w:tentative="1">
-      <w:start w:val="0"/>
+    <w:tmpl w:val="FDC61904"/>
+    <w:lvl w:ilvl="0" w:tplc="280E0D9C">
       <w:numFmt w:val="bullet"/>
-      <w:suff w:val="tab"/>
       <w:lvlText w:val="•"/>
       <w:lvlJc w:val="left"/>
       <w:pPr>
         <w:ind w:left="720" w:hanging="360"/>
       </w:pPr>
-      <w:rPr/>
+    </w:lvl>
+    <w:lvl w:ilvl="1" w:tplc="8C4EEFE8">
+      <w:numFmt w:val="decimal"/>
+      <w:lvlText w:val=""/>
+      <w:lvlJc w:val="left"/>
+    </w:lvl>
+    <w:lvl w:ilvl="2" w:tplc="3348A628">
+      <w:numFmt w:val="decimal"/>
+      <w:lvlText w:val=""/>
+      <w:lvlJc w:val="left"/>
+    </w:lvl>
+    <w:lvl w:ilvl="3" w:tplc="E3606648">
+      <w:numFmt w:val="decimal"/>
+      <w:lvlText w:val=""/>
+      <w:lvlJc w:val="left"/>
+    </w:lvl>
+    <w:lvl w:ilvl="4" w:tplc="71B48D7C">
+      <w:numFmt w:val="decimal"/>
+      <w:lvlText w:val=""/>
+      <w:lvlJc w:val="left"/>
+    </w:lvl>
+    <w:lvl w:ilvl="5" w:tplc="4516C3B2">
+      <w:numFmt w:val="decimal"/>
+      <w:lvlText w:val=""/>
+      <w:lvlJc w:val="left"/>
+    </w:lvl>
+    <w:lvl w:ilvl="6" w:tplc="0A0AA59C">
+      <w:numFmt w:val="decimal"/>
+      <w:lvlText w:val=""/>
+      <w:lvlJc w:val="left"/>
+    </w:lvl>
+    <w:lvl w:ilvl="7" w:tplc="D52EF0D0">
+      <w:numFmt w:val="decimal"/>
+      <w:lvlText w:val=""/>
+      <w:lvlJc w:val="left"/>
+    </w:lvl>
+    <w:lvl w:ilvl="8" w:tplc="F6DC220A">
+      <w:numFmt w:val="decimal"/>
+      <w:lvlText w:val=""/>
+      <w:lvlJc w:val="left"/>
     </w:lvl>
   </w:abstractNum>
-  <w:abstractNum w:abstractNumId="4">
+  <w:abstractNum w:abstractNumId="4" w15:restartNumberingAfterBreak="0">
+    <w:nsid w:val="6A08781E"/>
     <w:multiLevelType w:val="hybridMultilevel"/>
-    <w:lvl w:ilvl="0" w:tentative="1">
-      <w:start w:val="0"/>
+    <w:tmpl w:val="DFFED852"/>
+    <w:lvl w:ilvl="0" w:tplc="5CA000C8">
       <w:numFmt w:val="bullet"/>
-      <w:suff w:val="tab"/>
       <w:lvlText w:val="•"/>
       <w:lvlJc w:val="left"/>
       <w:pPr>
         <w:ind w:left="720" w:hanging="360"/>
       </w:pPr>
-      <w:rPr/>
+    </w:lvl>
+    <w:lvl w:ilvl="1" w:tplc="4AF2B788">
+      <w:numFmt w:val="decimal"/>
+      <w:lvlText w:val=""/>
+      <w:lvlJc w:val="left"/>
+    </w:lvl>
+    <w:lvl w:ilvl="2" w:tplc="75501E96">
+      <w:numFmt w:val="decimal"/>
+      <w:lvlText w:val=""/>
+      <w:lvlJc w:val="left"/>
+    </w:lvl>
+    <w:lvl w:ilvl="3" w:tplc="B7A84688">
+      <w:numFmt w:val="decimal"/>
+      <w:lvlText w:val=""/>
+      <w:lvlJc w:val="left"/>
+    </w:lvl>
+    <w:lvl w:ilvl="4" w:tplc="2A1CFBE4">
+      <w:numFmt w:val="decimal"/>
+      <w:lvlText w:val=""/>
+      <w:lvlJc w:val="left"/>
+    </w:lvl>
+    <w:lvl w:ilvl="5" w:tplc="1EE800DE">
+      <w:numFmt w:val="decimal"/>
+      <w:lvlText w:val=""/>
+      <w:lvlJc w:val="left"/>
+    </w:lvl>
+    <w:lvl w:ilvl="6" w:tplc="A6464A0A">
+      <w:numFmt w:val="decimal"/>
+      <w:lvlText w:val=""/>
+      <w:lvlJc w:val="left"/>
+    </w:lvl>
+    <w:lvl w:ilvl="7" w:tplc="EB1AF2F6">
+      <w:numFmt w:val="decimal"/>
+      <w:lvlText w:val=""/>
+      <w:lvlJc w:val="left"/>
+    </w:lvl>
+    <w:lvl w:ilvl="8" w:tplc="4EA217B4">
+      <w:numFmt w:val="decimal"/>
+      <w:lvlText w:val=""/>
+      <w:lvlJc w:val="left"/>
     </w:lvl>
   </w:abstractNum>
-  <w:num w:numId="1">
+  <w:num w:numId="1" w16cid:durableId="1964578341">
+    <w:abstractNumId w:val="2"/>
+  </w:num>
+  <w:num w:numId="2" w16cid:durableId="1654944020">
+    <w:abstractNumId w:val="3"/>
+  </w:num>
+  <w:num w:numId="3" w16cid:durableId="867597885">
+    <w:abstractNumId w:val="1"/>
+  </w:num>
+  <w:num w:numId="4" w16cid:durableId="95518257">
     <w:abstractNumId w:val="0"/>
   </w:num>
-  <w:num w:numId="2">
-    <w:abstractNumId w:val="1"/>
-  </w:num>
-  <w:num w:numId="3">
-    <w:abstractNumId w:val="2"/>
-  </w:num>
-  <w:num w:numId="4">
-    <w:abstractNumId w:val="3"/>
-  </w:num>
-  <w:num w:numId="5">
+  <w:num w:numId="5" w16cid:durableId="1506282312">
     <w:abstractNumId w:val="4"/>
   </w:num>
 </w:numbering>
 </file>
 
 <file path=word/styles.xml><?xml version="1.0" encoding="utf-8"?>
-<w:styles xmlns:r="http://schemas.openxmlformats.org/officeDocument/2006/relationships" xmlns:w14="http://schemas.microsoft.com/office/word/2010/wordml" xmlns:w="http://schemas.openxmlformats.org/wordprocessingml/2006/main">
+<w:styles xmlns:mc="http://schemas.openxmlformats.org/markup-compatibility/2006" xmlns:r="http://schemas.openxmlformats.org/officeDocument/2006/relationships" xmlns:w="http://schemas.openxmlformats.org/wordprocessingml/2006/main" xmlns:w14="http://schemas.microsoft.com/office/word/2010/wordml" xmlns:w15="http://schemas.microsoft.com/office/word/2012/wordml" xmlns:w16cex="http://schemas.microsoft.com/office/word/2018/wordml/cex" xmlns:w16cid="http://schemas.microsoft.com/office/word/2016/wordml/cid" xmlns:w16="http://schemas.microsoft.com/office/word/2018/wordml" xmlns:w16sdtdh="http://schemas.microsoft.com/office/word/2020/wordml/sdtdatahash" xmlns:w16sdtfl="http://schemas.microsoft.com/office/word/2024/wordml/sdtformatlock" xmlns:w16se="http://schemas.microsoft.com/office/word/2015/wordml/symex" xmlns:w16du="http://schemas.microsoft.com/office/word/2023/wordml/word16du" mc:Ignorable="w14 w15 w16se w16cid w16 w16cex w16sdtdh w16sdtfl w16du">
   <w:docDefaults>
     <w:rPrDefault>
       <w:rPr>
-        <w:rFonts w:asciiTheme="minorHAnsi" w:cstheme="minorBidi" w:eastAsiaTheme="minorEastAsia" w:hAnsiTheme="minorHAnsi"/>
+        <w:rFonts w:asciiTheme="minorHAnsi" w:eastAsiaTheme="minorEastAsia" w:hAnsiTheme="minorHAnsi" w:cstheme="minorBidi"/>
         <w:sz w:val="22"/>
         <w:szCs w:val="22"/>
+        <w:lang w:val="en-HK" w:eastAsia="zh-TW" w:bidi="ar-SA"/>
       </w:rPr>
     </w:rPrDefault>
     <w:pPrDefault>
       <w:pPr>
-        <w:spacing w:beforeAutospacing="0" w:after="200" w:afterAutospacing="0" w:line="276" w:lineRule="auto"/>
+        <w:spacing w:after="200" w:line="276" w:lineRule="auto"/>
       </w:pPr>
     </w:pPrDefault>
   </w:docDefaults>
+  <w:latentStyles w:defLockedState="0" w:defUIPriority="99" w:defSemiHidden="0" w:defUnhideWhenUsed="0" w:defQFormat="0" w:count="376">
+    <w:lsdException w:name="Normal" w:uiPriority="0" w:qFormat="1"/>
+    <w:lsdException w:name="heading 1" w:uiPriority="9" w:qFormat="1"/>
+    <w:lsdException w:name="heading 2" w:semiHidden="1" w:uiPriority="9" w:unhideWhenUsed="1" w:qFormat="1"/>
+    <w:lsdException w:name="heading 3" w:semiHidden="1" w:uiPriority="9" w:unhideWhenUsed="1" w:qFormat="1"/>
+    <w:lsdException w:name="heading 4" w:semiHidden="1" w:uiPriority="9" w:unhideWhenUsed="1" w:qFormat="1"/>
+    <w:lsdException w:name="heading 5" w:semiHidden="1" w:uiPriority="9" w:unhideWhenUsed="1" w:qFormat="1"/>
+    <w:lsdException w:name="heading 6" w:semiHidden="1" w:uiPriority="9" w:unhideWhenUsed="1" w:qFormat="1"/>
+    <w:lsdException w:name="heading 7" w:semiHidden="1" w:uiPriority="9" w:unhideWhenUsed="1" w:qFormat="1"/>
+    <w:lsdException w:name="heading 8" w:semiHidden="1" w:uiPriority="9" w:unhideWhenUsed="1" w:qFormat="1"/>
+    <w:lsdException w:name="heading 9" w:semiHidden="1" w:uiPriority="9" w:unhideWhenUsed="1" w:qFormat="1"/>
+    <w:lsdException w:name="index 1" w:semiHidden="1" w:unhideWhenUsed="1"/>
+    <w:lsdException w:name="index 2" w:semiHidden="1" w:unhideWhenUsed="1"/>
+    <w:lsdException w:name="index 3" w:semiHidden="1" w:unhideWhenUsed="1"/>
+    <w:lsdException w:name="index 4" w:semiHidden="1" w:unhideWhenUsed="1"/>
+    <w:lsdException w:name="index 5" w:semiHidden="1" w:unhideWhenUsed="1"/>
+    <w:lsdException w:name="index 6" w:semiHidden="1" w:unhideWhenUsed="1"/>
+    <w:lsdException w:name="index 7" w:semiHidden="1" w:unhideWhenUsed="1"/>
+    <w:lsdException w:name="index 8" w:semiHidden="1" w:unhideWhenUsed="1"/>
+    <w:lsdException w:name="index 9" w:semiHidden="1" w:unhideWhenUsed="1"/>
+    <w:lsdException w:name="toc 1" w:semiHidden="1" w:uiPriority="39" w:unhideWhenUsed="1"/>
+    <w:lsdException w:name="toc 2" w:semiHidden="1" w:uiPriority="39" w:unhideWhenUsed="1"/>
+    <w:lsdException w:name="toc 3" w:semiHidden="1" w:uiPriority="39" w:unhideWhenUsed="1"/>
+    <w:lsdException w:name="toc 4" w:semiHidden="1" w:uiPriority="39" w:unhideWhenUsed="1"/>
+    <w:lsdException w:name="toc 5" w:semiHidden="1" w:uiPriority="39" w:unhideWhenUsed="1"/>
+    <w:lsdException w:name="toc 6" w:semiHidden="1" w:uiPriority="39" w:unhideWhenUsed="1"/>
+    <w:lsdException w:name="toc 7" w:semiHidden="1" w:uiPriority="39" w:unhideWhenUsed="1"/>
+    <w:lsdException w:name="toc 8" w:semiHidden="1" w:uiPriority="39" w:unhideWhenUsed="1"/>
+    <w:lsdException w:name="toc 9" w:semiHidden="1" w:uiPriority="39" w:unhideWhenUsed="1"/>
+    <w:lsdException w:name="Normal Indent" w:semiHidden="1" w:unhideWhenUsed="1"/>
+    <w:lsdException w:name="footnote text" w:semiHidden="1" w:unhideWhenUsed="1"/>
+    <w:lsdException w:name="annotation text" w:semiHidden="1" w:unhideWhenUsed="1"/>
+    <w:lsdException w:name="header" w:semiHidden="1" w:unhideWhenUsed="1"/>
+    <w:lsdException w:name="footer" w:semiHidden="1" w:unhideWhenUsed="1"/>
+    <w:lsdException w:name="index heading" w:semiHidden="1" w:unhideWhenUsed="1"/>
+    <w:lsdException w:name="caption" w:semiHidden="1" w:uiPriority="35" w:unhideWhenUsed="1" w:qFormat="1"/>
+    <w:lsdException w:name="table of figures" w:semiHidden="1" w:unhideWhenUsed="1"/>
+    <w:lsdException w:name="envelope address" w:semiHidden="1" w:unhideWhenUsed="1"/>
+    <w:lsdException w:name="envelope return" w:semiHidden="1" w:unhideWhenUsed="1"/>
+    <w:lsdException w:name="footnote reference" w:semiHidden="1" w:unhideWhenUsed="1"/>
+    <w:lsdException w:name="annotation reference" w:semiHidden="1" w:unhideWhenUsed="1"/>
+    <w:lsdException w:name="line number" w:semiHidden="1" w:unhideWhenUsed="1"/>
+    <w:lsdException w:name="page number" w:semiHidden="1" w:unhideWhenUsed="1"/>
+    <w:lsdException w:name="endnote reference" w:semiHidden="1" w:unhideWhenUsed="1"/>
+    <w:lsdException w:name="endnote text" w:semiHidden="1" w:unhideWhenUsed="1"/>
+    <w:lsdException w:name="table of authorities" w:semiHidden="1" w:unhideWhenUsed="1"/>
+    <w:lsdException w:name="macro" w:semiHidden="1" w:unhideWhenUsed="1"/>
+    <w:lsdException w:name="toa heading" w:semiHidden="1" w:unhideWhenUsed="1"/>
+    <w:lsdException w:name="List" w:semiHidden="1" w:unhideWhenUsed="1"/>
+    <w:lsdException w:name="List Bullet" w:semiHidden="1" w:unhideWhenUsed="1"/>
+    <w:lsdException w:name="List Number" w:semiHidden="1" w:unhideWhenUsed="1"/>
+    <w:lsdException w:name="List 2" w:semiHidden="1" w:unhideWhenUsed="1"/>
+    <w:lsdException w:name="List 3" w:semiHidden="1" w:unhideWhenUsed="1"/>
+    <w:lsdException w:name="List 4" w:semiHidden="1" w:unhideWhenUsed="1"/>
+    <w:lsdException w:name="List 5" w:semiHidden="1" w:unhideWhenUsed="1"/>
+    <w:lsdException w:name="List Bullet 2" w:semiHidden="1" w:unhideWhenUsed="1"/>
+    <w:lsdException w:name="List Bullet 3" w:semiHidden="1" w:unhideWhenUsed="1"/>
+    <w:lsdException w:name="List Bullet 4" w:semiHidden="1" w:unhideWhenUsed="1"/>
+    <w:lsdException w:name="List Bullet 5" w:semiHidden="1" w:unhideWhenUsed="1"/>
+    <w:lsdException w:name="List Number 2" w:semiHidden="1" w:unhideWhenUsed="1"/>
+    <w:lsdException w:name="List Number 3" w:semiHidden="1" w:unhideWhenUsed="1"/>
+    <w:lsdException w:name="List Number 4" w:semiHidden="1" w:unhideWhenUsed="1"/>
+    <w:lsdException w:name="List Number 5" w:semiHidden="1" w:unhideWhenUsed="1"/>
+    <w:lsdException w:name="Title" w:uiPriority="10" w:qFormat="1"/>
+    <w:lsdException w:name="Closing" w:semiHidden="1" w:unhideWhenUsed="1"/>
+    <w:lsdException w:name="Signature" w:semiHidden="1" w:unhideWhenUsed="1"/>
+    <w:lsdException w:name="Default Paragraph Font" w:semiHidden="1" w:uiPriority="1" w:unhideWhenUsed="1"/>
+    <w:lsdException w:name="Body Text" w:semiHidden="1" w:unhideWhenUsed="1"/>
+    <w:lsdException w:name="Body Text Indent" w:semiHidden="1" w:unhideWhenUsed="1"/>
+    <w:lsdException w:name="List Continue" w:semiHidden="1" w:unhideWhenUsed="1"/>
+    <w:lsdException w:name="List Continue 2" w:semiHidden="1" w:unhideWhenUsed="1"/>
+    <w:lsdException w:name="List Continue 3" w:semiHidden="1" w:unhideWhenUsed="1"/>
+    <w:lsdException w:name="List Continue 4" w:semiHidden="1" w:unhideWhenUsed="1"/>
+    <w:lsdException w:name="List Continue 5" w:semiHidden="1" w:unhideWhenUsed="1"/>
+    <w:lsdException w:name="Message Header" w:semiHidden="1" w:unhideWhenUsed="1"/>
+    <w:lsdException w:name="Subtitle" w:uiPriority="11" w:qFormat="1"/>
+    <w:lsdException w:name="Salutation" w:semiHidden="1" w:unhideWhenUsed="1"/>
+    <w:lsdException w:name="Date" w:semiHidden="1" w:unhideWhenUsed="1"/>
+    <w:lsdException w:name="Body Text First Indent" w:semiHidden="1" w:unhideWhenUsed="1"/>
+    <w:lsdException w:name="Body Text First Indent 2" w:semiHidden="1" w:unhideWhenUsed="1"/>
+    <w:lsdException w:name="Note Heading" w:semiHidden="1" w:unhideWhenUsed="1"/>
+    <w:lsdException w:name="Body Text 2" w:semiHidden="1" w:unhideWhenUsed="1"/>
+    <w:lsdException w:name="Body Text 3" w:semiHidden="1" w:unhideWhenUsed="1"/>
+    <w:lsdException w:name="Body Text Indent 2" w:semiHidden="1" w:unhideWhenUsed="1"/>
+    <w:lsdException w:name="Body Text Indent 3" w:semiHidden="1" w:unhideWhenUsed="1"/>
+    <w:lsdException w:name="Block Text" w:semiHidden="1" w:unhideWhenUsed="1"/>
+    <w:lsdException w:name="Hyperlink" w:semiHidden="1" w:unhideWhenUsed="1"/>
+    <w:lsdException w:name="FollowedHyperlink" w:semiHidden="1" w:unhideWhenUsed="1"/>
+    <w:lsdException w:name="Strong" w:uiPriority="22" w:qFormat="1"/>
+    <w:lsdException w:name="Emphasis" w:uiPriority="20" w:qFormat="1"/>
+    <w:lsdException w:name="Document Map" w:semiHidden="1" w:unhideWhenUsed="1"/>
+    <w:lsdException w:name="Plain Text" w:semiHidden="1" w:unhideWhenUsed="1"/>
+    <w:lsdException w:name="E-mail Signature" w:semiHidden="1" w:unhideWhenUsed="1"/>
+    <w:lsdException w:name="HTML Top of Form" w:semiHidden="1" w:unhideWhenUsed="1"/>
+    <w:lsdException w:name="HTML Bottom of Form" w:semiHidden="1" w:unhideWhenUsed="1"/>
+    <w:lsdException w:name="Normal (Web)" w:semiHidden="1" w:unhideWhenUsed="1"/>
+    <w:lsdException w:name="HTML Acronym" w:semiHidden="1" w:unhideWhenUsed="1"/>
+    <w:lsdException w:name="HTML Address" w:semiHidden="1" w:unhideWhenUsed="1"/>
+    <w:lsdException w:name="HTML Cite" w:semiHidden="1" w:unhideWhenUsed="1"/>
+    <w:lsdException w:name="HTML Code" w:semiHidden="1" w:unhideWhenUsed="1"/>
+    <w:lsdException w:name="HTML Definition" w:semiHidden="1" w:unhideWhenUsed="1"/>
+    <w:lsdException w:name="HTML Keyboard" w:semiHidden="1" w:unhideWhenUsed="1"/>
+    <w:lsdException w:name="HTML Preformatted" w:semiHidden="1" w:unhideWhenUsed="1"/>
+    <w:lsdException w:name="HTML Sample" w:semiHidden="1" w:unhideWhenUsed="1"/>
+    <w:lsdException w:name="HTML Typewriter" w:semiHidden="1" w:unhideWhenUsed="1"/>
+    <w:lsdException w:name="HTML Variable" w:semiHidden="1" w:unhideWhenUsed="1"/>
+    <w:lsdException w:name="Normal Table" w:semiHidden="1" w:unhideWhenUsed="1"/>
+    <w:lsdException w:name="annotation subject" w:semiHidden="1" w:unhideWhenUsed="1"/>
+    <w:lsdException w:name="No List" w:semiHidden="1" w:unhideWhenUsed="1"/>
+    <w:lsdException w:name="Outline List 1" w:semiHidden="1" w:unhideWhenUsed="1"/>
+    <w:lsdException w:name="Outline List 2" w:semiHidden="1" w:unhideWhenUsed="1"/>
+    <w:lsdException w:name="Outline List 3" w:semiHidden="1" w:unhideWhenUsed="1"/>
+    <w:lsdException w:name="Table Simple 1" w:semiHidden="1" w:unhideWhenUsed="1"/>
+    <w:lsdException w:name="Table Simple 2" w:semiHidden="1" w:unhideWhenUsed="1"/>
+    <w:lsdException w:name="Table Simple 3" w:semiHidden="1" w:unhideWhenUsed="1"/>
+    <w:lsdException w:name="Table Classic 1" w:semiHidden="1" w:unhideWhenUsed="1"/>
+    <w:lsdException w:name="Table Classic 2" w:semiHidden="1" w:unhideWhenUsed="1"/>
+    <w:lsdException w:name="Table Classic 3" w:semiHidden="1" w:unhideWhenUsed="1"/>
+    <w:lsdException w:name="Table Classic 4" w:semiHidden="1" w:unhideWhenUsed="1"/>
+    <w:lsdException w:name="Table Colorful 1" w:semiHidden="1" w:unhideWhenUsed="1"/>
+    <w:lsdException w:name="Table Colorful 2" w:semiHidden="1" w:unhideWhenUsed="1"/>
+    <w:lsdException w:name="Table Colorful 3" w:semiHidden="1" w:unhideWhenUsed="1"/>
+    <w:lsdException w:name="Table Columns 1" w:semiHidden="1" w:unhideWhenUsed="1"/>
+    <w:lsdException w:name="Table Columns 2" w:semiHidden="1" w:unhideWhenUsed="1"/>
+    <w:lsdException w:name="Table Columns 3" w:semiHidden="1" w:unhideWhenUsed="1"/>
+    <w:lsdException w:name="Table Columns 4" w:semiHidden="1" w:unhideWhenUsed="1"/>
+    <w:lsdException w:name="Table Columns 5" w:semiHidden="1" w:unhideWhenUsed="1"/>
+    <w:lsdException w:name="Table Grid 1" w:semiHidden="1" w:unhideWhenUsed="1"/>
+    <w:lsdException w:name="Table Grid 2" w:semiHidden="1" w:unhideWhenUsed="1"/>
+    <w:lsdException w:name="Table Grid 3" w:semiHidden="1" w:unhideWhenUsed="1"/>
+    <w:lsdException w:name="Table Grid 4" w:semiHidden="1" w:unhideWhenUsed="1"/>
+    <w:lsdException w:name="Table Grid 5" w:semiHidden="1" w:unhideWhenUsed="1"/>
+    <w:lsdException w:name="Table Grid 6" w:semiHidden="1" w:unhideWhenUsed="1"/>
+    <w:lsdException w:name="Table Grid 7" w:semiHidden="1" w:unhideWhenUsed="1"/>
+    <w:lsdException w:name="Table Grid 8" w:semiHidden="1" w:unhideWhenUsed="1"/>
+    <w:lsdException w:name="Table List 1" w:semiHidden="1" w:unhideWhenUsed="1"/>
+    <w:lsdException w:name="Table List 2" w:semiHidden="1" w:unhideWhenUsed="1"/>
+    <w:lsdException w:name="Table List 3" w:semiHidden="1" w:unhideWhenUsed="1"/>
+    <w:lsdException w:name="Table List 4" w:semiHidden="1" w:unhideWhenUsed="1"/>
+    <w:lsdException w:name="Table List 5" w:semiHidden="1" w:unhideWhenUsed="1"/>
+    <w:lsdException w:name="Table List 6" w:semiHidden="1" w:unhideWhenUsed="1"/>
+    <w:lsdException w:name="Table List 7" w:semiHidden="1" w:unhideWhenUsed="1"/>
+    <w:lsdException w:name="Table List 8" w:semiHidden="1" w:unhideWhenUsed="1"/>
+    <w:lsdException w:name="Table 3D effects 1" w:semiHidden="1" w:unhideWhenUsed="1"/>
+    <w:lsdException w:name="Table 3D effects 2" w:semiHidden="1" w:unhideWhenUsed="1"/>
+    <w:lsdException w:name="Table 3D effects 3" w:semiHidden="1" w:unhideWhenUsed="1"/>
+    <w:lsdException w:name="Table Contemporary" w:semiHidden="1" w:unhideWhenUsed="1"/>
+    <w:lsdException w:name="Table Elegant" w:semiHidden="1" w:unhideWhenUsed="1"/>
+    <w:lsdException w:name="Table Professional" w:semiHidden="1" w:unhideWhenUsed="1"/>
+    <w:lsdException w:name="Table Subtle 1" w:semiHidden="1" w:unhideWhenUsed="1"/>
+    <w:lsdException w:name="Table Subtle 2" w:semiHidden="1" w:unhideWhenUsed="1"/>
+    <w:lsdException w:name="Table Web 1" w:semiHidden="1" w:unhideWhenUsed="1"/>
+    <w:lsdException w:name="Table Web 2" w:semiHidden="1" w:unhideWhenUsed="1"/>
+    <w:lsdException w:name="Table Web 3" w:semiHidden="1" w:unhideWhenUsed="1"/>
+    <w:lsdException w:name="Balloon Text" w:semiHidden="1" w:unhideWhenUsed="1"/>
+    <w:lsdException w:name="Table Grid" w:uiPriority="39"/>
+    <w:lsdException w:name="Table Theme" w:semiHidden="1" w:unhideWhenUsed="1"/>
+    <w:lsdException w:name="Placeholder Text" w:semiHidden="1"/>
+    <w:lsdException w:name="No Spacing" w:uiPriority="1" w:qFormat="1"/>
+    <w:lsdException w:name="Light Shading" w:uiPriority="60"/>
+    <w:lsdException w:name="Light List" w:uiPriority="61"/>
+    <w:lsdException w:name="Light Grid" w:uiPriority="62"/>
+    <w:lsdException w:name="Medium Shading 1" w:uiPriority="63"/>
+    <w:lsdException w:name="Medium Shading 2" w:uiPriority="64"/>
+    <w:lsdException w:name="Medium List 1" w:uiPriority="65"/>
+    <w:lsdException w:name="Medium List 2" w:uiPriority="66"/>
+    <w:lsdException w:name="Medium Grid 1" w:uiPriority="67"/>
+    <w:lsdException w:name="Medium Grid 2" w:uiPriority="68"/>
+    <w:lsdException w:name="Medium Grid 3" w:uiPriority="69"/>
+    <w:lsdException w:name="Dark List" w:uiPriority="70"/>
+    <w:lsdException w:name="Colorful Shading" w:uiPriority="71"/>
+    <w:lsdException w:name="Colorful List" w:uiPriority="72"/>
+    <w:lsdException w:name="Colorful Grid" w:uiPriority="73"/>
+    <w:lsdException w:name="Light Shading Accent 1" w:uiPriority="60"/>
+    <w:lsdException w:name="Light List Accent 1" w:uiPriority="61"/>
+    <w:lsdException w:name="Light Grid Accent 1" w:uiPriority="62"/>
+    <w:lsdException w:name="Medium Shading 1 Accent 1" w:uiPriority="63"/>
+    <w:lsdException w:name="Medium Shading 2 Accent 1" w:uiPriority="64"/>
+    <w:lsdException w:name="Medium List 1 Accent 1" w:uiPriority="65"/>
+    <w:lsdException w:name="Revision" w:semiHidden="1"/>
+    <w:lsdException w:name="List Paragraph" w:uiPriority="34" w:qFormat="1"/>
+    <w:lsdException w:name="Quote" w:uiPriority="29" w:qFormat="1"/>
+    <w:lsdException w:name="Intense Quote" w:uiPriority="30" w:qFormat="1"/>
+    <w:lsdException w:name="Medium List 2 Accent 1" w:uiPriority="66"/>
+    <w:lsdException w:name="Medium Grid 1 Accent 1" w:uiPriority="67"/>
+    <w:lsdException w:name="Medium Grid 2 Accent 1" w:uiPriority="68"/>
+    <w:lsdException w:name="Medium Grid 3 Accent 1" w:uiPriority="69"/>
+    <w:lsdException w:name="Dark List Accent 1" w:uiPriority="70"/>
+    <w:lsdException w:name="Colorful Shading Accent 1" w:uiPriority="71"/>
+    <w:lsdException w:name="Colorful List Accent 1" w:uiPriority="72"/>
+    <w:lsdException w:name="Colorful Grid Accent 1" w:uiPriority="73"/>
+    <w:lsdException w:name="Light Shading Accent 2" w:uiPriority="60"/>
+    <w:lsdException w:name="Light List Accent 2" w:uiPriority="61"/>
+    <w:lsdException w:name="Light Grid Accent 2" w:uiPriority="62"/>
+    <w:lsdException w:name="Medium Shading 1 Accent 2" w:uiPriority="63"/>
+    <w:lsdException w:name="Medium Shading 2 Accent 2" w:uiPriority="64"/>
+    <w:lsdException w:name="Medium List 1 Accent 2" w:uiPriority="65"/>
+    <w:lsdException w:name="Medium List 2 Accent 2" w:uiPriority="66"/>
+    <w:lsdException w:name="Medium Grid 1 Accent 2" w:uiPriority="67"/>
+    <w:lsdException w:name="Medium Grid 2 Accent 2" w:uiPriority="68"/>
+    <w:lsdException w:name="Medium Grid 3 Accent 2" w:uiPriority="69"/>
+    <w:lsdException w:name="Dark List Accent 2" w:uiPriority="70"/>
+    <w:lsdException w:name="Colorful Shading Accent 2" w:uiPriority="71"/>
+    <w:lsdException w:name="Colorful List Accent 2" w:uiPriority="72"/>
+    <w:lsdException w:name="Colorful Grid Accent 2" w:uiPriority="73"/>
+    <w:lsdException w:name="Light Shading Accent 3" w:uiPriority="60"/>
+    <w:lsdException w:name="Light List Accent 3" w:uiPriority="61"/>
+    <w:lsdException w:name="Light Grid Accent 3" w:uiPriority="62"/>
+    <w:lsdException w:name="Medium Shading 1 Accent 3" w:uiPriority="63"/>
+    <w:lsdException w:name="Medium Shading 2 Accent 3" w:uiPriority="64"/>
+    <w:lsdException w:name="Medium List 1 Accent 3" w:uiPriority="65"/>
+    <w:lsdException w:name="Medium List 2 Accent 3" w:uiPriority="66"/>
+    <w:lsdException w:name="Medium Grid 1 Accent 3" w:uiPriority="67"/>
+    <w:lsdException w:name="Medium Grid 2 Accent 3" w:uiPriority="68"/>
+    <w:lsdException w:name="Medium Grid 3 Accent 3" w:uiPriority="69"/>
+    <w:lsdException w:name="Dark List Accent 3" w:uiPriority="70"/>
+    <w:lsdException w:name="Colorful Shading Accent 3" w:uiPriority="71"/>
+    <w:lsdException w:name="Colorful List Accent 3" w:uiPriority="72"/>
+    <w:lsdException w:name="Colorful Grid Accent 3" w:uiPriority="73"/>
+    <w:lsdException w:name="Light Shading Accent 4" w:uiPriority="60"/>
+    <w:lsdException w:name="Light List Accent 4" w:uiPriority="61"/>
+    <w:lsdException w:name="Light Grid Accent 4" w:uiPriority="62"/>
+    <w:lsdException w:name="Medium Shading 1 Accent 4" w:uiPriority="63"/>
+    <w:lsdException w:name="Medium Shading 2 Accent 4" w:uiPriority="64"/>
+    <w:lsdException w:name="Medium List 1 Accent 4" w:uiPriority="65"/>
+    <w:lsdException w:name="Medium List 2 Accent 4" w:uiPriority="66"/>
+    <w:lsdException w:name="Medium Grid 1 Accent 4" w:uiPriority="67"/>
+    <w:lsdException w:name="Medium Grid 2 Accent 4" w:uiPriority="68"/>
+    <w:lsdException w:name="Medium Grid 3 Accent 4" w:uiPriority="69"/>
+    <w:lsdException w:name="Dark List Accent 4" w:uiPriority="70"/>
+    <w:lsdException w:name="Colorful Shading Accent 4" w:uiPriority="71"/>
+    <w:lsdException w:name="Colorful List Accent 4" w:uiPriority="72"/>
+    <w:lsdException w:name="Colorful Grid Accent 4" w:uiPriority="73"/>
+    <w:lsdException w:name="Light Shading Accent 5" w:uiPriority="60"/>
+    <w:lsdException w:name="Light List Accent 5" w:uiPriority="61"/>
+    <w:lsdException w:name="Light Grid Accent 5" w:uiPriority="62"/>
+    <w:lsdException w:name="Medium Shading 1 Accent 5" w:uiPriority="63"/>
+    <w:lsdException w:name="Medium Shading 2 Accent 5" w:uiPriority="64"/>
+    <w:lsdException w:name="Medium List 1 Accent 5" w:uiPriority="65"/>
+    <w:lsdException w:name="Medium List 2 Accent 5" w:uiPriority="66"/>
+    <w:lsdException w:name="Medium Grid 1 Accent 5" w:uiPriority="67"/>
+    <w:lsdException w:name="Medium Grid 2 Accent 5" w:uiPriority="68"/>
+    <w:lsdException w:name="Medium Grid 3 Accent 5" w:uiPriority="69"/>
+    <w:lsdException w:name="Dark List Accent 5" w:uiPriority="70"/>
+    <w:lsdException w:name="Colorful Shading Accent 5" w:uiPriority="71"/>
+    <w:lsdException w:name="Colorful List Accent 5" w:uiPriority="72"/>
+    <w:lsdException w:name="Colorful Grid Accent 5" w:uiPriority="73"/>
+    <w:lsdException w:name="Light Shading Accent 6" w:uiPriority="60"/>
+    <w:lsdException w:name="Light List Accent 6" w:uiPriority="61"/>
+    <w:lsdException w:name="Light Grid Accent 6" w:uiPriority="62"/>
+    <w:lsdException w:name="Medium Shading 1 Accent 6" w:uiPriority="63"/>
+    <w:lsdException w:name="Medium Shading 2 Accent 6" w:uiPriority="64"/>
+    <w:lsdException w:name="Medium List 1 Accent 6" w:uiPriority="65"/>
+    <w:lsdException w:name="Medium List 2 Accent 6" w:uiPriority="66"/>
+    <w:lsdException w:name="Medium Grid 1 Accent 6" w:uiPriority="67"/>
+    <w:lsdException w:name="Medium Grid 2 Accent 6" w:uiPriority="68"/>
+    <w:lsdException w:name="Medium Grid 3 Accent 6" w:uiPriority="69"/>
+    <w:lsdException w:name="Dark List Accent 6" w:uiPriority="70"/>
+    <w:lsdException w:name="Colorful Shading Accent 6" w:uiPriority="71"/>
+    <w:lsdException w:name="Colorful List Accent 6" w:uiPriority="72"/>
+    <w:lsdException w:name="Colorful Grid Accent 6" w:uiPriority="73"/>
+    <w:lsdException w:name="Subtle Emphasis" w:uiPriority="19" w:qFormat="1"/>
+    <w:lsdException w:name="Intense Emphasis" w:uiPriority="21" w:qFormat="1"/>
+    <w:lsdException w:name="Subtle Reference" w:uiPriority="31" w:qFormat="1"/>
+    <w:lsdException w:name="Intense Reference" w:uiPriority="32" w:qFormat="1"/>
+    <w:lsdException w:name="Book Title" w:uiPriority="33" w:qFormat="1"/>
+    <w:lsdException w:name="Bibliography" w:semiHidden="1" w:uiPriority="37" w:unhideWhenUsed="1"/>
+    <w:lsdException w:name="TOC Heading" w:semiHidden="1" w:uiPriority="39" w:unhideWhenUsed="1" w:qFormat="1"/>
+    <w:lsdException w:name="Plain Table 1" w:uiPriority="41"/>
+    <w:lsdException w:name="Plain Table 2" w:uiPriority="42"/>
+    <w:lsdException w:name="Plain Table 3" w:uiPriority="43"/>
+    <w:lsdException w:name="Plain Table 4" w:uiPriority="44"/>
+    <w:lsdException w:name="Plain Table 5" w:uiPriority="45"/>
+    <w:lsdException w:name="Grid Table Light" w:uiPriority="40"/>
+    <w:lsdException w:name="Grid Table 1 Light" w:uiPriority="46"/>
+    <w:lsdException w:name="Grid Table 2" w:uiPriority="47"/>
+    <w:lsdException w:name="Grid Table 3" w:uiPriority="48"/>
+    <w:lsdException w:name="Grid Table 4" w:uiPriority="49"/>
+    <w:lsdException w:name="Grid Table 5 Dark" w:uiPriority="50"/>
+    <w:lsdException w:name="Grid Table 6 Colorful" w:uiPriority="51"/>
+    <w:lsdException w:name="Grid Table 7 Colorful" w:uiPriority="52"/>
+    <w:lsdException w:name="Grid Table 1 Light Accent 1" w:uiPriority="46"/>
+    <w:lsdException w:name="Grid Table 2 Accent 1" w:uiPriority="47"/>
+    <w:lsdException w:name="Grid Table 3 Accent 1" w:uiPriority="48"/>
+    <w:lsdException w:name="Grid Table 4 Accent 1" w:uiPriority="49"/>
+    <w:lsdException w:name="Grid Table 5 Dark Accent 1" w:uiPriority="50"/>
+    <w:lsdException w:name="Grid Table 6 Colorful Accent 1" w:uiPriority="51"/>
+    <w:lsdException w:name="Grid Table 7 Colorful Accent 1" w:uiPriority="52"/>
+    <w:lsdException w:name="Grid Table 1 Light Accent 2" w:uiPriority="46"/>
+    <w:lsdException w:name="Grid Table 2 Accent 2" w:uiPriority="47"/>
+    <w:lsdException w:name="Grid Table 3 Accent 2" w:uiPriority="48"/>
+    <w:lsdException w:name="Grid Table 4 Accent 2" w:uiPriority="49"/>
+    <w:lsdException w:name="Grid Table 5 Dark Accent 2" w:uiPriority="50"/>
+    <w:lsdException w:name="Grid Table 6 Colorful Accent 2" w:uiPriority="51"/>
+    <w:lsdException w:name="Grid Table 7 Colorful Accent 2" w:uiPriority="52"/>
+    <w:lsdException w:name="Grid Table 1 Light Accent 3" w:uiPriority="46"/>
+    <w:lsdException w:name="Grid Table 2 Accent 3" w:uiPriority="47"/>
+    <w:lsdException w:name="Grid Table 3 Accent 3" w:uiPriority="48"/>
+    <w:lsdException w:name="Grid Table 4 Accent 3" w:uiPriority="49"/>
+    <w:lsdException w:name="Grid Table 5 Dark Accent 3" w:uiPriority="50"/>
+    <w:lsdException w:name="Grid Table 6 Colorful Accent 3" w:uiPriority="51"/>
+    <w:lsdException w:name="Grid Table 7 Colorful Accent 3" w:uiPriority="52"/>
+    <w:lsdException w:name="Grid Table 1 Light Accent 4" w:uiPriority="46"/>
+    <w:lsdException w:name="Grid Table 2 Accent 4" w:uiPriority="47"/>
+    <w:lsdException w:name="Grid Table 3 Accent 4" w:uiPriority="48"/>
+    <w:lsdException w:name="Grid Table 4 Accent 4" w:uiPriority="49"/>
+    <w:lsdException w:name="Grid Table 5 Dark Accent 4" w:uiPriority="50"/>
+    <w:lsdException w:name="Grid Table 6 Colorful Accent 4" w:uiPriority="51"/>
+    <w:lsdException w:name="Grid Table 7 Colorful Accent 4" w:uiPriority="52"/>
+    <w:lsdException w:name="Grid Table 1 Light Accent 5" w:uiPriority="46"/>
+    <w:lsdException w:name="Grid Table 2 Accent 5" w:uiPriority="47"/>
+    <w:lsdException w:name="Grid Table 3 Accent 5" w:uiPriority="48"/>
+    <w:lsdException w:name="Grid Table 4 Accent 5" w:uiPriority="49"/>
+    <w:lsdException w:name="Grid Table 5 Dark Accent 5" w:uiPriority="50"/>
+    <w:lsdException w:name="Grid Table 6 Colorful Accent 5" w:uiPriority="51"/>
+    <w:lsdException w:name="Grid Table 7 Colorful Accent 5" w:uiPriority="52"/>
+    <w:lsdException w:name="Grid Table 1 Light Accent 6" w:uiPriority="46"/>
+    <w:lsdException w:name="Grid Table 2 Accent 6" w:uiPriority="47"/>
+    <w:lsdException w:name="Grid Table 3 Accent 6" w:uiPriority="48"/>
+    <w:lsdException w:name="Grid Table 4 Accent 6" w:uiPriority="49"/>
+    <w:lsdException w:name="Grid Table 5 Dark Accent 6" w:uiPriority="50"/>
+    <w:lsdException w:name="Grid Table 6 Colorful Accent 6" w:uiPriority="51"/>
+    <w:lsdException w:name="Grid Table 7 Colorful Accent 6" w:uiPriority="52"/>
+    <w:lsdException w:name="List Table 1 Light" w:uiPriority="46"/>
+    <w:lsdException w:name="List Table 2" w:uiPriority="47"/>
+    <w:lsdException w:name="List Table 3" w:uiPriority="48"/>
+    <w:lsdException w:name="List Table 4" w:uiPriority="49"/>
+    <w:lsdException w:name="List Table 5 Dark" w:uiPriority="50"/>
+    <w:lsdException w:name="List Table 6 Colorful" w:uiPriority="51"/>
+    <w:lsdException w:name="List Table 7 Colorful" w:uiPriority="52"/>
+    <w:lsdException w:name="List Table 1 Light Accent 1" w:uiPriority="46"/>
+    <w:lsdException w:name="List Table 2 Accent 1" w:uiPriority="47"/>
+    <w:lsdException w:name="List Table 3 Accent 1" w:uiPriority="48"/>
+    <w:lsdException w:name="List Table 4 Accent 1" w:uiPriority="49"/>
+    <w:lsdException w:name="List Table 5 Dark Accent 1" w:uiPriority="50"/>
+    <w:lsdException w:name="List Table 6 Colorful Accent 1" w:uiPriority="51"/>
+    <w:lsdException w:name="List Table 7 Colorful Accent 1" w:uiPriority="52"/>
+    <w:lsdException w:name="List Table 1 Light Accent 2" w:uiPriority="46"/>
+    <w:lsdException w:name="List Table 2 Accent 2" w:uiPriority="47"/>
+    <w:lsdException w:name="List Table 3 Accent 2" w:uiPriority="48"/>
+    <w:lsdException w:name="List Table 4 Accent 2" w:uiPriority="49"/>
+    <w:lsdException w:name="List Table 5 Dark Accent 2" w:uiPriority="50"/>
+    <w:lsdException w:name="List Table 6 Colorful Accent 2" w:uiPriority="51"/>
+    <w:lsdException w:name="List Table 7 Colorful Accent 2" w:uiPriority="52"/>
+    <w:lsdException w:name="List Table 1 Light Accent 3" w:uiPriority="46"/>
+    <w:lsdException w:name="List Table 2 Accent 3" w:uiPriority="47"/>
+    <w:lsdException w:name="List Table 3 Accent 3" w:uiPriority="48"/>
+    <w:lsdException w:name="List Table 4 Accent 3" w:uiPriority="49"/>
+    <w:lsdException w:name="List Table 5 Dark Accent 3" w:uiPriority="50"/>
+    <w:lsdException w:name="List Table 6 Colorful Accent 3" w:uiPriority="51"/>
+    <w:lsdException w:name="List Table 7 Colorful Accent 3" w:uiPriority="52"/>
+    <w:lsdException w:name="List Table 1 Light Accent 4" w:uiPriority="46"/>
+    <w:lsdException w:name="List Table 2 Accent 4" w:uiPriority="47"/>
+    <w:lsdException w:name="List Table 3 Accent 4" w:uiPriority="48"/>
+    <w:lsdException w:name="List Table 4 Accent 4" w:uiPriority="49"/>
+    <w:lsdException w:name="List Table 5 Dark Accent 4" w:uiPriority="50"/>
+    <w:lsdException w:name="List Table 6 Colorful Accent 4" w:uiPriority="51"/>
+    <w:lsdException w:name="List Table 7 Colorful Accent 4" w:uiPriority="52"/>
+    <w:lsdException w:name="List Table 1 Light Accent 5" w:uiPriority="46"/>
+    <w:lsdException w:name="List Table 2 Accent 5" w:uiPriority="47"/>
+    <w:lsdException w:name="List Table 3 Accent 5" w:uiPriority="48"/>
+    <w:lsdException w:name="List Table 4 Accent 5" w:uiPriority="49"/>
+    <w:lsdException w:name="List Table 5 Dark Accent 5" w:uiPriority="50"/>
+    <w:lsdException w:name="List Table 6 Colorful Accent 5" w:uiPriority="51"/>
+    <w:lsdException w:name="List Table 7 Colorful Accent 5" w:uiPriority="52"/>
+    <w:lsdException w:name="List Table 1 Light Accent 6" w:uiPriority="46"/>
+    <w:lsdException w:name="List Table 2 Accent 6" w:uiPriority="47"/>
+    <w:lsdException w:name="List Table 3 Accent 6" w:uiPriority="48"/>
+    <w:lsdException w:name="List Table 4 Accent 6" w:uiPriority="49"/>
+    <w:lsdException w:name="List Table 5 Dark Accent 6" w:uiPriority="50"/>
+    <w:lsdException w:name="List Table 6 Colorful Accent 6" w:uiPriority="51"/>
+    <w:lsdException w:name="List Table 7 Colorful Accent 6" w:uiPriority="52"/>
+    <w:lsdException w:name="Mention" w:semiHidden="1" w:unhideWhenUsed="1"/>
+    <w:lsdException w:name="Smart Hyperlink" w:semiHidden="1" w:unhideWhenUsed="1"/>
+    <w:lsdException w:name="Hashtag" w:semiHidden="1" w:unhideWhenUsed="1"/>
+    <w:lsdException w:name="Unresolved Mention" w:semiHidden="1" w:unhideWhenUsed="1"/>
+    <w:lsdException w:name="Smart Link" w:semiHidden="1" w:unhideWhenUsed="1"/>
+  </w:latentStyles>
   <w:style w:type="paragraph" w:default="1" w:styleId="Normal">
     <w:name w:val="Normal"/>
-    <w:uiPriority w:val="0"/>
-    <w:qFormat w:val="on"/>
+    <w:qFormat/>
   </w:style>
   <w:style w:type="paragraph" w:styleId="Heading1">
-    <w:name w:val="Heading 1"/>
+    <w:name w:val="heading 1"/>
     <w:basedOn w:val="Normal"/>
     <w:next w:val="Normal"/>
     <w:link w:val="Heading1Char"/>
     <w:uiPriority w:val="9"/>
-    <w:qFormat w:val="on"/>
+    <w:qFormat/>
     <w:pPr>
-      <w:keepNext w:val="on"/>
-      <w:keepLines w:val="on"/>
-      <w:spacing w:before="480" w:beforeAutospacing="0" w:after="0" w:afterAutospacing="0"/>
+      <w:keepNext/>
+      <w:keepLines/>
+      <w:spacing w:before="480" w:after="0"/>
+      <w:outlineLvl w:val="0"/>
     </w:pPr>
     <w:rPr>
-      <w:rFonts w:asciiTheme="majorHAnsi" w:cstheme="majorBidi" w:eastAsiaTheme="majorEastAsia" w:hAnsiTheme="majorHAnsi"/>
+      <w:rFonts w:asciiTheme="majorHAnsi" w:eastAsiaTheme="majorEastAsia" w:hAnsiTheme="majorHAnsi" w:cstheme="majorBidi"/>
       <w:b/>
       <w:bCs/>
-      <w:color w:val="2f5395" w:themeColor="accent1" w:themeShade="bf"/>
+      <w:color w:val="2F5496" w:themeColor="accent1" w:themeShade="BF"/>
       <w:sz w:val="28"/>
       <w:szCs w:val="28"/>
     </w:rPr>
   </w:style>
   <w:style w:type="paragraph" w:styleId="Heading2">
-    <w:name w:val="Heading 2"/>
+    <w:name w:val="heading 2"/>
     <w:basedOn w:val="Normal"/>
     <w:next w:val="Normal"/>
     <w:link w:val="Heading2Char"/>
     <w:uiPriority w:val="9"/>
-    <w:semiHidden w:val="on"/>
-    <w:unhideWhenUsed w:val="on"/>
-    <w:qFormat w:val="on"/>
+    <w:semiHidden/>
+    <w:unhideWhenUsed/>
+    <w:qFormat/>
     <w:pPr>
-      <w:keepNext w:val="on"/>
-      <w:keepLines w:val="on"/>
-      <w:spacing w:before="200" w:beforeAutospacing="0" w:after="0" w:afterAutospacing="0"/>
+      <w:keepNext/>
+      <w:keepLines/>
+      <w:spacing w:before="200" w:after="0"/>
+      <w:outlineLvl w:val="1"/>
     </w:pPr>
     <w:rPr>
-      <w:rFonts w:asciiTheme="majorHAnsi" w:cstheme="majorBidi" w:eastAsiaTheme="majorEastAsia" w:hAnsiTheme="majorHAnsi"/>
+      <w:rFonts w:asciiTheme="majorHAnsi" w:eastAsiaTheme="majorEastAsia" w:hAnsiTheme="majorHAnsi" w:cstheme="majorBidi"/>
       <w:b/>
       <w:bCs/>
-      <w:color w:val="4472c4" w:themeColor="accent1"/>
+      <w:color w:val="4472C4" w:themeColor="accent1"/>
       <w:sz w:val="26"/>
       <w:szCs w:val="26"/>
     </w:rPr>
   </w:style>
   <w:style w:type="paragraph" w:styleId="Heading3">
-    <w:name w:val="Heading 3"/>
+    <w:name w:val="heading 3"/>
     <w:basedOn w:val="Normal"/>
     <w:next w:val="Normal"/>
     <w:link w:val="Heading3Char"/>
     <w:uiPriority w:val="9"/>
-    <w:semiHidden w:val="on"/>
-    <w:unhideWhenUsed w:val="on"/>
-    <w:qFormat w:val="on"/>
+    <w:semiHidden/>
+    <w:unhideWhenUsed/>
+    <w:qFormat/>
     <w:pPr>
-      <w:keepNext w:val="on"/>
-      <w:keepLines w:val="on"/>
-      <w:spacing w:before="200" w:beforeAutospacing="0" w:after="0" w:afterAutospacing="0"/>
+      <w:keepNext/>
+      <w:keepLines/>
+      <w:spacing w:before="200" w:after="0"/>
+      <w:outlineLvl w:val="2"/>
     </w:pPr>
     <w:rPr>
-      <w:rFonts w:asciiTheme="majorHAnsi" w:cstheme="majorBidi" w:eastAsiaTheme="majorEastAsia" w:hAnsiTheme="majorHAnsi"/>
+      <w:rFonts w:asciiTheme="majorHAnsi" w:eastAsiaTheme="majorEastAsia" w:hAnsiTheme="majorHAnsi" w:cstheme="majorBidi"/>
       <w:b/>
       <w:bCs/>
-      <w:color w:val="4472c4" w:themeColor="accent1"/>
+      <w:color w:val="4472C4" w:themeColor="accent1"/>
     </w:rPr>
   </w:style>
   <w:style w:type="paragraph" w:styleId="Heading4">
-    <w:name w:val="Heading 4"/>
+    <w:name w:val="heading 4"/>
     <w:basedOn w:val="Normal"/>
     <w:next w:val="Normal"/>
     <w:link w:val="Heading4Char"/>
     <w:uiPriority w:val="9"/>
-    <w:semiHidden w:val="on"/>
-    <w:unhideWhenUsed w:val="on"/>
-    <w:qFormat w:val="on"/>
+    <w:semiHidden/>
+    <w:unhideWhenUsed/>
+    <w:qFormat/>
     <w:pPr>
-      <w:keepNext w:val="on"/>
-      <w:keepLines w:val="on"/>
-      <w:spacing w:before="200" w:beforeAutospacing="0" w:after="0" w:afterAutospacing="0"/>
+      <w:keepNext/>
+      <w:keepLines/>
+      <w:spacing w:before="200" w:after="0"/>
+      <w:outlineLvl w:val="3"/>
     </w:pPr>
     <w:rPr>
-      <w:rFonts w:asciiTheme="majorHAnsi" w:cstheme="majorBidi" w:eastAsiaTheme="majorEastAsia" w:hAnsiTheme="majorHAnsi"/>
+      <w:rFonts w:asciiTheme="majorHAnsi" w:eastAsiaTheme="majorEastAsia" w:hAnsiTheme="majorHAnsi" w:cstheme="majorBidi"/>
       <w:b/>
       <w:bCs/>
       <w:i/>
       <w:iCs/>
-      <w:color w:val="4472c4" w:themeColor="accent1"/>
+      <w:color w:val="4472C4" w:themeColor="accent1"/>
     </w:rPr>
   </w:style>
   <w:style w:type="paragraph" w:styleId="Heading5">
-    <w:name w:val="Heading 5"/>
+    <w:name w:val="heading 5"/>
     <w:basedOn w:val="Normal"/>
     <w:next w:val="Normal"/>
     <w:link w:val="Heading5Char"/>
     <w:uiPriority w:val="9"/>
-    <w:semiHidden w:val="on"/>
-    <w:unhideWhenUsed w:val="on"/>
-    <w:qFormat w:val="on"/>
+    <w:semiHidden/>
+    <w:unhideWhenUsed/>
+    <w:qFormat/>
     <w:pPr>
-      <w:keepNext w:val="on"/>
-      <w:keepLines w:val="on"/>
-      <w:spacing w:before="200" w:beforeAutospacing="0" w:after="0" w:afterAutospacing="0"/>
+      <w:keepNext/>
+      <w:keepLines/>
+      <w:spacing w:before="200" w:after="0"/>
+      <w:outlineLvl w:val="4"/>
     </w:pPr>
     <w:rPr>
-      <w:rFonts w:asciiTheme="majorHAnsi" w:cstheme="majorBidi" w:eastAsiaTheme="majorEastAsia" w:hAnsiTheme="majorHAnsi"/>
-      <w:color w:val="1f3763" w:themeColor="accent1" w:themeShade="7f"/>
+      <w:rFonts w:asciiTheme="majorHAnsi" w:eastAsiaTheme="majorEastAsia" w:hAnsiTheme="majorHAnsi" w:cstheme="majorBidi"/>
+      <w:color w:val="1F3763" w:themeColor="accent1" w:themeShade="7F"/>
     </w:rPr>
   </w:style>
   <w:style w:type="paragraph" w:styleId="Heading6">
-    <w:name w:val="Heading 6"/>
+    <w:name w:val="heading 6"/>
     <w:basedOn w:val="Normal"/>
     <w:next w:val="Normal"/>
     <w:link w:val="Heading6Char"/>
     <w:uiPriority w:val="9"/>
-    <w:semiHidden w:val="on"/>
-    <w:unhideWhenUsed w:val="on"/>
-    <w:qFormat w:val="on"/>
+    <w:semiHidden/>
+    <w:unhideWhenUsed/>
+    <w:qFormat/>
     <w:pPr>
-      <w:keepNext w:val="on"/>
-      <w:keepLines w:val="on"/>
-      <w:spacing w:before="200" w:beforeAutospacing="0" w:after="0" w:afterAutospacing="0"/>
+      <w:keepNext/>
+      <w:keepLines/>
+      <w:spacing w:before="200" w:after="0"/>
+      <w:outlineLvl w:val="5"/>
     </w:pPr>
     <w:rPr>
-      <w:rFonts w:asciiTheme="majorHAnsi" w:cstheme="majorBidi" w:eastAsiaTheme="majorEastAsia" w:hAnsiTheme="majorHAnsi"/>
+      <w:rFonts w:asciiTheme="majorHAnsi" w:eastAsiaTheme="majorEastAsia" w:hAnsiTheme="majorHAnsi" w:cstheme="majorBidi"/>
       <w:i/>
       <w:iCs/>
-      <w:color w:val="1f3763" w:themeColor="accent1" w:themeShade="7f"/>
+      <w:color w:val="1F3763" w:themeColor="accent1" w:themeShade="7F"/>
     </w:rPr>
   </w:style>
   <w:style w:type="paragraph" w:styleId="Heading7">
-    <w:name w:val="Heading 7"/>
+    <w:name w:val="heading 7"/>
     <w:basedOn w:val="Normal"/>
     <w:next w:val="Normal"/>
     <w:link w:val="Heading7Char"/>
     <w:uiPriority w:val="9"/>
-    <w:semiHidden w:val="on"/>
-    <w:unhideWhenUsed w:val="on"/>
-    <w:qFormat w:val="on"/>
+    <w:semiHidden/>
+    <w:unhideWhenUsed/>
+    <w:qFormat/>
     <w:pPr>
-      <w:keepNext w:val="on"/>
-      <w:keepLines w:val="on"/>
-      <w:spacing w:before="200" w:beforeAutospacing="0" w:after="0" w:afterAutospacing="0"/>
+      <w:keepNext/>
+      <w:keepLines/>
+      <w:spacing w:before="200" w:after="0"/>
+      <w:outlineLvl w:val="6"/>
     </w:pPr>
     <w:rPr>
-      <w:rFonts w:asciiTheme="majorHAnsi" w:cstheme="majorBidi" w:eastAsiaTheme="majorEastAsia" w:hAnsiTheme="majorHAnsi"/>
+      <w:rFonts w:asciiTheme="majorHAnsi" w:eastAsiaTheme="majorEastAsia" w:hAnsiTheme="majorHAnsi" w:cstheme="majorBidi"/>
       <w:i/>
       <w:iCs/>
-      <w:color w:val="404040" w:themeColor="text1" w:themeTint="bf"/>
+      <w:color w:val="404040" w:themeColor="text1" w:themeTint="BF"/>
     </w:rPr>
   </w:style>
   <w:style w:type="paragraph" w:styleId="Heading8">
-    <w:name w:val="Heading 8"/>
+    <w:name w:val="heading 8"/>
     <w:basedOn w:val="Normal"/>
     <w:next w:val="Normal"/>
     <w:link w:val="Heading8Char"/>
     <w:uiPriority w:val="9"/>
-    <w:semiHidden w:val="on"/>
-    <w:unhideWhenUsed w:val="on"/>
-    <w:qFormat w:val="on"/>
+    <w:semiHidden/>
+    <w:unhideWhenUsed/>
+    <w:qFormat/>
     <w:pPr>
-      <w:keepNext w:val="on"/>
-      <w:keepLines w:val="on"/>
-      <w:spacing w:before="200" w:beforeAutospacing="0" w:after="0" w:afterAutospacing="0"/>
+      <w:keepNext/>
+      <w:keepLines/>
+      <w:spacing w:before="200" w:after="0"/>
+      <w:outlineLvl w:val="7"/>
     </w:pPr>
     <w:rPr>
-      <w:rFonts w:asciiTheme="majorHAnsi" w:cstheme="majorBidi" w:eastAsiaTheme="majorEastAsia" w:hAnsiTheme="majorHAnsi"/>
-      <w:color w:val="404040" w:themeColor="text1" w:themeTint="bf"/>
+      <w:rFonts w:asciiTheme="majorHAnsi" w:eastAsiaTheme="majorEastAsia" w:hAnsiTheme="majorHAnsi" w:cstheme="majorBidi"/>
+      <w:color w:val="404040" w:themeColor="text1" w:themeTint="BF"/>
       <w:sz w:val="20"/>
       <w:szCs w:val="20"/>
     </w:rPr>
   </w:style>
   <w:style w:type="paragraph" w:styleId="Heading9">
-    <w:name w:val="Heading 9"/>
+    <w:name w:val="heading 9"/>
     <w:basedOn w:val="Normal"/>
     <w:next w:val="Normal"/>
     <w:link w:val="Heading9Char"/>
     <w:uiPriority w:val="9"/>
-    <w:semiHidden w:val="on"/>
-    <w:unhideWhenUsed w:val="on"/>
-    <w:qFormat w:val="on"/>
+    <w:semiHidden/>
+    <w:unhideWhenUsed/>
+    <w:qFormat/>
     <w:pPr>
-      <w:keepNext w:val="on"/>
-      <w:keepLines w:val="on"/>
-      <w:spacing w:before="200" w:beforeAutospacing="0" w:after="0" w:afterAutospacing="0"/>
+      <w:keepNext/>
+      <w:keepLines/>
+      <w:spacing w:before="200" w:after="0"/>
+      <w:outlineLvl w:val="8"/>
     </w:pPr>
     <w:rPr>
-      <w:rFonts w:asciiTheme="majorHAnsi" w:cstheme="majorBidi" w:eastAsiaTheme="majorEastAsia" w:hAnsiTheme="majorHAnsi"/>
+      <w:rFonts w:asciiTheme="majorHAnsi" w:eastAsiaTheme="majorEastAsia" w:hAnsiTheme="majorHAnsi" w:cstheme="majorBidi"/>
       <w:i/>
       <w:iCs/>
-      <w:color w:val="404040" w:themeColor="text1" w:themeTint="bf"/>
+      <w:color w:val="404040" w:themeColor="text1" w:themeTint="BF"/>
       <w:sz w:val="20"/>
       <w:szCs w:val="20"/>
     </w:rPr>
@@ -1942,15 +2167,14 @@
   <w:style w:type="character" w:default="1" w:styleId="DefaultParagraphFont">
     <w:name w:val="Default Paragraph Font"/>
     <w:uiPriority w:val="1"/>
-    <w:semiHidden w:val="on"/>
-    <w:unhideWhenUsed w:val="on"/>
-  </w:style>
-  <w:style w:type="table" w:default="1" w:styleId="NormalTable">
+    <w:semiHidden/>
+    <w:unhideWhenUsed/>
+  </w:style>
+  <w:style w:type="table" w:default="1" w:styleId="TableNormal">
     <w:name w:val="Normal Table"/>
     <w:uiPriority w:val="99"/>
-    <w:semiHidden w:val="on"/>
-    <w:unhideWhenUsed w:val="on"/>
-    <w:qFormat w:val="on"/>
+    <w:semiHidden/>
+    <w:unhideWhenUsed/>
     <w:tblPr>
       <w:tblInd w:w="0" w:type="dxa"/>
       <w:tblCellMar>
@@ -1964,15 +2188,15 @@
   <w:style w:type="numbering" w:default="1" w:styleId="NoList">
     <w:name w:val="No List"/>
     <w:uiPriority w:val="99"/>
-    <w:semiHidden w:val="on"/>
-    <w:unhideWhenUsed w:val="on"/>
+    <w:semiHidden/>
+    <w:unhideWhenUsed/>
   </w:style>
   <w:style w:type="paragraph" w:styleId="NoSpacing">
     <w:name w:val="No Spacing"/>
     <w:uiPriority w:val="1"/>
-    <w:qFormat w:val="on"/>
+    <w:qFormat/>
     <w:pPr>
-      <w:spacing w:beforeAutospacing="0" w:after="0" w:afterAutospacing="0" w:line="240" w:lineRule="auto"/>
+      <w:spacing w:after="0" w:line="240" w:lineRule="auto"/>
     </w:pPr>
   </w:style>
   <w:style w:type="character" w:customStyle="1" w:styleId="Heading1Char">
@@ -1981,10 +2205,10 @@
     <w:link w:val="Heading1"/>
     <w:uiPriority w:val="9"/>
     <w:rPr>
-      <w:rFonts w:asciiTheme="majorHAnsi" w:cstheme="majorBidi" w:eastAsiaTheme="majorEastAsia" w:hAnsiTheme="majorHAnsi"/>
+      <w:rFonts w:asciiTheme="majorHAnsi" w:eastAsiaTheme="majorEastAsia" w:hAnsiTheme="majorHAnsi" w:cstheme="majorBidi"/>
       <w:b/>
       <w:bCs/>
-      <w:color w:val="2f5395" w:themeColor="accent1" w:themeShade="bf"/>
+      <w:color w:val="2F5496" w:themeColor="accent1" w:themeShade="BF"/>
       <w:sz w:val="28"/>
       <w:szCs w:val="28"/>
     </w:rPr>
@@ -1995,10 +2219,10 @@
     <w:link w:val="Heading2"/>
     <w:uiPriority w:val="9"/>
     <w:rPr>
-      <w:rFonts w:asciiTheme="majorHAnsi" w:cstheme="majorBidi" w:eastAsiaTheme="majorEastAsia" w:hAnsiTheme="majorHAnsi"/>
+      <w:rFonts w:asciiTheme="majorHAnsi" w:eastAsiaTheme="majorEastAsia" w:hAnsiTheme="majorHAnsi" w:cstheme="majorBidi"/>
       <w:b/>
       <w:bCs/>
-      <w:color w:val="4472c4" w:themeColor="accent1"/>
+      <w:color w:val="4472C4" w:themeColor="accent1"/>
       <w:sz w:val="26"/>
       <w:szCs w:val="26"/>
     </w:rPr>
@@ -2009,10 +2233,10 @@
     <w:link w:val="Heading3"/>
     <w:uiPriority w:val="9"/>
     <w:rPr>
-      <w:rFonts w:asciiTheme="majorHAnsi" w:cstheme="majorBidi" w:eastAsiaTheme="majorEastAsia" w:hAnsiTheme="majorHAnsi"/>
+      <w:rFonts w:asciiTheme="majorHAnsi" w:eastAsiaTheme="majorEastAsia" w:hAnsiTheme="majorHAnsi" w:cstheme="majorBidi"/>
       <w:b/>
       <w:bCs/>
-      <w:color w:val="4472c4" w:themeColor="accent1"/>
+      <w:color w:val="4472C4" w:themeColor="accent1"/>
     </w:rPr>
   </w:style>
   <w:style w:type="character" w:customStyle="1" w:styleId="Heading4Char">
@@ -2021,12 +2245,12 @@
     <w:link w:val="Heading4"/>
     <w:uiPriority w:val="9"/>
     <w:rPr>
-      <w:rFonts w:asciiTheme="majorHAnsi" w:cstheme="majorBidi" w:eastAsiaTheme="majorEastAsia" w:hAnsiTheme="majorHAnsi"/>
+      <w:rFonts w:asciiTheme="majorHAnsi" w:eastAsiaTheme="majorEastAsia" w:hAnsiTheme="majorHAnsi" w:cstheme="majorBidi"/>
       <w:b/>
       <w:bCs/>
       <w:i/>
       <w:iCs/>
-      <w:color w:val="4472c4" w:themeColor="accent1"/>
+      <w:color w:val="4472C4" w:themeColor="accent1"/>
     </w:rPr>
   </w:style>
   <w:style w:type="character" w:customStyle="1" w:styleId="Heading5Char">
@@ -2035,8 +2259,8 @@
     <w:link w:val="Heading5"/>
     <w:uiPriority w:val="9"/>
     <w:rPr>
-      <w:rFonts w:asciiTheme="majorHAnsi" w:cstheme="majorBidi" w:eastAsiaTheme="majorEastAsia" w:hAnsiTheme="majorHAnsi"/>
-      <w:color w:val="1f3763" w:themeColor="accent1" w:themeShade="7f"/>
+      <w:rFonts w:asciiTheme="majorHAnsi" w:eastAsiaTheme="majorEastAsia" w:hAnsiTheme="majorHAnsi" w:cstheme="majorBidi"/>
+      <w:color w:val="1F3763" w:themeColor="accent1" w:themeShade="7F"/>
     </w:rPr>
   </w:style>
   <w:style w:type="character" w:customStyle="1" w:styleId="Heading6Char">
@@ -2045,10 +2269,10 @@
     <w:link w:val="Heading6"/>
     <w:uiPriority w:val="9"/>
     <w:rPr>
-      <w:rFonts w:asciiTheme="majorHAnsi" w:cstheme="majorBidi" w:eastAsiaTheme="majorEastAsia" w:hAnsiTheme="majorHAnsi"/>
+      <w:rFonts w:asciiTheme="majorHAnsi" w:eastAsiaTheme="majorEastAsia" w:hAnsiTheme="majorHAnsi" w:cstheme="majorBidi"/>
       <w:i/>
       <w:iCs/>
-      <w:color w:val="1f3763" w:themeColor="accent1" w:themeShade="7f"/>
+      <w:color w:val="1F3763" w:themeColor="accent1" w:themeShade="7F"/>
     </w:rPr>
   </w:style>
   <w:style w:type="character" w:customStyle="1" w:styleId="Heading7Char">
@@ -2057,10 +2281,10 @@
     <w:link w:val="Heading7"/>
     <w:uiPriority w:val="9"/>
     <w:rPr>
-      <w:rFonts w:asciiTheme="majorHAnsi" w:cstheme="majorBidi" w:eastAsiaTheme="majorEastAsia" w:hAnsiTheme="majorHAnsi"/>
+      <w:rFonts w:asciiTheme="majorHAnsi" w:eastAsiaTheme="majorEastAsia" w:hAnsiTheme="majorHAnsi" w:cstheme="majorBidi"/>
       <w:i/>
       <w:iCs/>
-      <w:color w:val="404040" w:themeColor="text1" w:themeTint="bf"/>
+      <w:color w:val="404040" w:themeColor="text1" w:themeTint="BF"/>
     </w:rPr>
   </w:style>
   <w:style w:type="character" w:customStyle="1" w:styleId="Heading8Char">
@@ -2069,8 +2293,8 @@
     <w:link w:val="Heading8"/>
     <w:uiPriority w:val="9"/>
     <w:rPr>
-      <w:rFonts w:asciiTheme="majorHAnsi" w:cstheme="majorBidi" w:eastAsiaTheme="majorEastAsia" w:hAnsiTheme="majorHAnsi"/>
-      <w:color w:val="404040" w:themeColor="text1" w:themeTint="bf"/>
+      <w:rFonts w:asciiTheme="majorHAnsi" w:eastAsiaTheme="majorEastAsia" w:hAnsiTheme="majorHAnsi" w:cstheme="majorBidi"/>
+      <w:color w:val="404040" w:themeColor="text1" w:themeTint="BF"/>
       <w:sz w:val="20"/>
       <w:szCs w:val="20"/>
     </w:rPr>
@@ -2081,10 +2305,10 @@
     <w:link w:val="Heading9"/>
     <w:uiPriority w:val="9"/>
     <w:rPr>
-      <w:rFonts w:asciiTheme="majorHAnsi" w:cstheme="majorBidi" w:eastAsiaTheme="majorEastAsia" w:hAnsiTheme="majorHAnsi"/>
+      <w:rFonts w:asciiTheme="majorHAnsi" w:eastAsiaTheme="majorEastAsia" w:hAnsiTheme="majorHAnsi" w:cstheme="majorBidi"/>
       <w:i/>
       <w:iCs/>
-      <w:color w:val="404040" w:themeColor="text1" w:themeTint="bf"/>
+      <w:color w:val="404040" w:themeColor="text1" w:themeTint="BF"/>
       <w:sz w:val="20"/>
       <w:szCs w:val="20"/>
     </w:rPr>
@@ -2095,17 +2319,17 @@
     <w:next w:val="Normal"/>
     <w:link w:val="TitleChar"/>
     <w:uiPriority w:val="10"/>
-    <w:qFormat w:val="on"/>
+    <w:qFormat/>
     <w:pPr>
       <w:pBdr>
-        <w:bottom w:val="single" w:color="4472c4" w:themeColor="accent1" w:sz="8" w:space="4"/>
+        <w:bottom w:val="single" w:sz="8" w:space="4" w:color="4472C4" w:themeColor="accent1"/>
       </w:pBdr>
-      <w:spacing w:beforeAutospacing="0" w:after="300" w:afterAutospacing="0" w:line="240" w:lineRule="auto"/>
-      <w:contextualSpacing w:val="on"/>
+      <w:spacing w:after="300" w:line="240" w:lineRule="auto"/>
+      <w:contextualSpacing/>
     </w:pPr>
     <w:rPr>
-      <w:rFonts w:asciiTheme="majorHAnsi" w:cstheme="majorBidi" w:eastAsiaTheme="majorEastAsia" w:hAnsiTheme="majorHAnsi"/>
-      <w:color w:val="333f4f" w:themeColor="text2" w:themeShade="bf"/>
+      <w:rFonts w:asciiTheme="majorHAnsi" w:eastAsiaTheme="majorEastAsia" w:hAnsiTheme="majorHAnsi" w:cstheme="majorBidi"/>
+      <w:color w:val="323E4F" w:themeColor="text2" w:themeShade="BF"/>
       <w:spacing w:val="5"/>
       <w:sz w:val="52"/>
       <w:szCs w:val="52"/>
@@ -2117,8 +2341,8 @@
     <w:link w:val="Title"/>
     <w:uiPriority w:val="10"/>
     <w:rPr>
-      <w:rFonts w:asciiTheme="majorHAnsi" w:cstheme="majorBidi" w:eastAsiaTheme="majorEastAsia" w:hAnsiTheme="majorHAnsi"/>
-      <w:color w:val="333f4f" w:themeColor="text2" w:themeShade="bf"/>
+      <w:rFonts w:asciiTheme="majorHAnsi" w:eastAsiaTheme="majorEastAsia" w:hAnsiTheme="majorHAnsi" w:cstheme="majorBidi"/>
+      <w:color w:val="323E4F" w:themeColor="text2" w:themeShade="BF"/>
       <w:spacing w:val="5"/>
       <w:sz w:val="52"/>
       <w:szCs w:val="52"/>
@@ -2130,13 +2354,12 @@
     <w:next w:val="Normal"/>
     <w:link w:val="SubtitleChar"/>
     <w:uiPriority w:val="11"/>
-    <w:qFormat w:val="on"/>
-    <w:pPr/>
-    <w:rPr>
-      <w:rFonts w:asciiTheme="majorHAnsi" w:cstheme="majorBidi" w:eastAsiaTheme="majorEastAsia" w:hAnsiTheme="majorHAnsi"/>
+    <w:qFormat/>
+    <w:rPr>
+      <w:rFonts w:asciiTheme="majorHAnsi" w:eastAsiaTheme="majorEastAsia" w:hAnsiTheme="majorHAnsi" w:cstheme="majorBidi"/>
       <w:i/>
       <w:iCs/>
-      <w:color w:val="4472c4" w:themeColor="accent1"/>
+      <w:color w:val="4472C4" w:themeColor="accent1"/>
       <w:spacing w:val="15"/>
       <w:sz w:val="24"/>
       <w:szCs w:val="24"/>
@@ -2148,10 +2371,10 @@
     <w:link w:val="Subtitle"/>
     <w:uiPriority w:val="11"/>
     <w:rPr>
-      <w:rFonts w:asciiTheme="majorHAnsi" w:cstheme="majorBidi" w:eastAsiaTheme="majorEastAsia" w:hAnsiTheme="majorHAnsi"/>
+      <w:rFonts w:asciiTheme="majorHAnsi" w:eastAsiaTheme="majorEastAsia" w:hAnsiTheme="majorHAnsi" w:cstheme="majorBidi"/>
       <w:i/>
       <w:iCs/>
-      <w:color w:val="4472c4" w:themeColor="accent1"/>
+      <w:color w:val="4472C4" w:themeColor="accent1"/>
       <w:spacing w:val="15"/>
       <w:sz w:val="24"/>
       <w:szCs w:val="24"/>
@@ -2161,18 +2384,18 @@
     <w:name w:val="Subtle Emphasis"/>
     <w:basedOn w:val="DefaultParagraphFont"/>
     <w:uiPriority w:val="19"/>
-    <w:qFormat w:val="on"/>
+    <w:qFormat/>
     <w:rPr>
       <w:i/>
       <w:iCs/>
-      <w:color w:val="808080" w:themeColor="text1" w:themeTint="7f"/>
+      <w:color w:val="808080" w:themeColor="text1" w:themeTint="7F"/>
     </w:rPr>
   </w:style>
   <w:style w:type="character" w:styleId="Emphasis">
     <w:name w:val="Emphasis"/>
     <w:basedOn w:val="DefaultParagraphFont"/>
     <w:uiPriority w:val="20"/>
-    <w:qFormat w:val="on"/>
+    <w:qFormat/>
     <w:rPr>
       <w:i/>
       <w:iCs/>
@@ -2182,20 +2405,20 @@
     <w:name w:val="Intense Emphasis"/>
     <w:basedOn w:val="DefaultParagraphFont"/>
     <w:uiPriority w:val="21"/>
-    <w:qFormat w:val="on"/>
+    <w:qFormat/>
     <w:rPr>
       <w:b/>
       <w:bCs/>
       <w:i/>
       <w:iCs/>
-      <w:color w:val="4472c4" w:themeColor="accent1"/>
+      <w:color w:val="4472C4" w:themeColor="accent1"/>
     </w:rPr>
   </w:style>
   <w:style w:type="character" w:styleId="Strong">
     <w:name w:val="Strong"/>
     <w:basedOn w:val="DefaultParagraphFont"/>
     <w:uiPriority w:val="22"/>
-    <w:qFormat w:val="on"/>
+    <w:qFormat/>
     <w:rPr>
       <w:b/>
       <w:bCs/>
@@ -2207,7 +2430,7 @@
     <w:next w:val="Normal"/>
     <w:link w:val="QuoteChar"/>
     <w:uiPriority w:val="29"/>
-    <w:qFormat w:val="on"/>
+    <w:qFormat/>
     <w:rPr>
       <w:i/>
       <w:iCs/>
@@ -2231,12 +2454,12 @@
     <w:next w:val="Normal"/>
     <w:link w:val="IntenseQuoteChar"/>
     <w:uiPriority w:val="30"/>
-    <w:qFormat w:val="on"/>
+    <w:qFormat/>
     <w:pPr>
       <w:pBdr>
-        <w:bottom w:val="single" w:color="4472c4" w:themeColor="accent1" w:sz="4" w:space="4"/>
+        <w:bottom w:val="single" w:sz="4" w:space="4" w:color="4472C4" w:themeColor="accent1"/>
       </w:pBdr>
-      <w:spacing w:before="200" w:beforeAutospacing="0" w:after="280" w:afterAutospacing="0"/>
+      <w:spacing w:before="200" w:after="280"/>
       <w:ind w:left="936" w:right="936"/>
     </w:pPr>
     <w:rPr>
@@ -2244,7 +2467,7 @@
       <w:bCs/>
       <w:i/>
       <w:iCs/>
-      <w:color w:val="4472c4" w:themeColor="accent1"/>
+      <w:color w:val="4472C4" w:themeColor="accent1"/>
     </w:rPr>
   </w:style>
   <w:style w:type="character" w:customStyle="1" w:styleId="IntenseQuoteChar">
@@ -2257,17 +2480,17 @@
       <w:bCs/>
       <w:i/>
       <w:iCs/>
-      <w:color w:val="4472c4" w:themeColor="accent1"/>
+      <w:color w:val="4472C4" w:themeColor="accent1"/>
     </w:rPr>
   </w:style>
   <w:style w:type="character" w:styleId="SubtleReference">
     <w:name w:val="Subtle Reference"/>
     <w:basedOn w:val="DefaultParagraphFont"/>
     <w:uiPriority w:val="31"/>
-    <w:qFormat w:val="on"/>
+    <w:qFormat/>
     <w:rPr>
       <w:smallCaps/>
-      <w:color w:val="ed7d31" w:themeColor="accent2"/>
+      <w:color w:val="ED7D31" w:themeColor="accent2"/>
       <w:u w:val="single"/>
     </w:rPr>
   </w:style>
@@ -2275,12 +2498,12 @@
     <w:name w:val="Intense Reference"/>
     <w:basedOn w:val="DefaultParagraphFont"/>
     <w:uiPriority w:val="32"/>
-    <w:qFormat w:val="on"/>
+    <w:qFormat/>
     <w:rPr>
       <w:b/>
       <w:bCs/>
       <w:smallCaps/>
-      <w:color w:val="ed7d31" w:themeColor="accent2"/>
+      <w:color w:val="ED7D31" w:themeColor="accent2"/>
       <w:spacing w:val="5"/>
       <w:u w:val="single"/>
     </w:rPr>
@@ -2289,7 +2512,7 @@
     <w:name w:val="Book Title"/>
     <w:basedOn w:val="DefaultParagraphFont"/>
     <w:uiPriority w:val="33"/>
-    <w:qFormat w:val="on"/>
+    <w:qFormat/>
     <w:rPr>
       <w:b/>
       <w:bCs/>
@@ -2301,21 +2524,21 @@
     <w:name w:val="List Paragraph"/>
     <w:basedOn w:val="Normal"/>
     <w:uiPriority w:val="34"/>
-    <w:qFormat w:val="on"/>
+    <w:qFormat/>
     <w:pPr>
       <w:ind w:left="720"/>
-      <w:contextualSpacing w:val="on"/>
+      <w:contextualSpacing/>
     </w:pPr>
   </w:style>
-  <w:style w:type="paragraph" w:styleId="Footnotetext">
-    <w:name w:val="Footnote text"/>
+  <w:style w:type="paragraph" w:styleId="FootnoteText">
+    <w:name w:val="footnote text"/>
     <w:basedOn w:val="Normal"/>
     <w:link w:val="FootnoteTextChar"/>
     <w:uiPriority w:val="99"/>
-    <w:semiHidden w:val="on"/>
-    <w:unhideWhenUsed w:val="on"/>
+    <w:semiHidden/>
+    <w:unhideWhenUsed/>
     <w:pPr>
-      <w:spacing w:beforeAutospacing="0" w:after="0" w:afterAutospacing="0" w:line="240" w:lineRule="auto"/>
+      <w:spacing w:after="0" w:line="240" w:lineRule="auto"/>
     </w:pPr>
     <w:rPr>
       <w:sz w:val="20"/>
@@ -2325,33 +2548,33 @@
   <w:style w:type="character" w:customStyle="1" w:styleId="FootnoteTextChar">
     <w:name w:val="Footnote Text Char"/>
     <w:basedOn w:val="DefaultParagraphFont"/>
-    <w:link w:val="Footnotetext"/>
+    <w:link w:val="FootnoteText"/>
     <w:uiPriority w:val="99"/>
-    <w:semiHidden w:val="on"/>
+    <w:semiHidden/>
     <w:rPr>
       <w:sz w:val="20"/>
       <w:szCs w:val="20"/>
     </w:rPr>
   </w:style>
-  <w:style w:type="character" w:styleId="Footnotereference">
-    <w:name w:val="Footnote reference"/>
+  <w:style w:type="character" w:styleId="FootnoteReference">
+    <w:name w:val="footnote reference"/>
     <w:basedOn w:val="DefaultParagraphFont"/>
     <w:uiPriority w:val="99"/>
-    <w:semiHidden w:val="on"/>
-    <w:unhideWhenUsed w:val="on"/>
+    <w:semiHidden/>
+    <w:unhideWhenUsed/>
     <w:rPr>
       <w:vertAlign w:val="superscript"/>
     </w:rPr>
   </w:style>
-  <w:style w:type="paragraph" w:styleId="Endnotetext">
-    <w:name w:val="Endnote text"/>
+  <w:style w:type="paragraph" w:styleId="EndnoteText">
+    <w:name w:val="endnote text"/>
     <w:basedOn w:val="Normal"/>
     <w:link w:val="EndnoteTextChar"/>
     <w:uiPriority w:val="99"/>
-    <w:semiHidden w:val="on"/>
-    <w:unhideWhenUsed w:val="on"/>
+    <w:semiHidden/>
+    <w:unhideWhenUsed/>
     <w:pPr>
-      <w:spacing w:beforeAutospacing="0" w:after="0" w:afterAutospacing="0" w:line="240" w:lineRule="auto"/>
+      <w:spacing w:after="0" w:line="240" w:lineRule="auto"/>
     </w:pPr>
     <w:rPr>
       <w:sz w:val="20"/>
@@ -2361,20 +2584,20 @@
   <w:style w:type="character" w:customStyle="1" w:styleId="EndnoteTextChar">
     <w:name w:val="Endnote Text Char"/>
     <w:basedOn w:val="DefaultParagraphFont"/>
-    <w:link w:val="Endnotetext"/>
+    <w:link w:val="EndnoteText"/>
     <w:uiPriority w:val="99"/>
-    <w:semiHidden w:val="on"/>
+    <w:semiHidden/>
     <w:rPr>
       <w:sz w:val="20"/>
       <w:szCs w:val="20"/>
     </w:rPr>
   </w:style>
-  <w:style w:type="character" w:styleId="Endnotereference">
-    <w:name w:val="Endnote reference"/>
+  <w:style w:type="character" w:styleId="EndnoteReference">
+    <w:name w:val="endnote reference"/>
     <w:basedOn w:val="DefaultParagraphFont"/>
     <w:uiPriority w:val="99"/>
-    <w:semiHidden w:val="on"/>
-    <w:unhideWhenUsed w:val="on"/>
+    <w:semiHidden/>
+    <w:unhideWhenUsed/>
     <w:rPr>
       <w:vertAlign w:val="superscript"/>
     </w:rPr>
@@ -2383,9 +2606,9 @@
     <w:name w:val="Hyperlink"/>
     <w:basedOn w:val="DefaultParagraphFont"/>
     <w:uiPriority w:val="99"/>
-    <w:unhideWhenUsed w:val="on"/>
-    <w:rPr>
-      <w:color w:val="0563c1" w:themeColor="hyperlink"/>
+    <w:unhideWhenUsed/>
+    <w:rPr>
+      <w:color w:val="0563C1" w:themeColor="hyperlink"/>
       <w:u w:val="single"/>
     </w:rPr>
   </w:style>
@@ -2393,10 +2616,10 @@
     <w:name w:val="FollowedHyperlink"/>
     <w:basedOn w:val="DefaultParagraphFont"/>
     <w:uiPriority w:val="99"/>
-    <w:semiHidden w:val="on"/>
-    <w:unhideWhenUsed w:val="on"/>
-    <w:rPr>
-      <w:color w:val="954f72" w:themeColor="followedHyperlink"/>
+    <w:semiHidden/>
+    <w:unhideWhenUsed/>
+    <w:rPr>
+      <w:color w:val="954F72" w:themeColor="followedHyperlink"/>
       <w:u w:val="single"/>
     </w:rPr>
   </w:style>
@@ -2405,13 +2628,13 @@
     <w:basedOn w:val="Normal"/>
     <w:link w:val="PlainTextChar"/>
     <w:uiPriority w:val="99"/>
-    <w:semiHidden w:val="on"/>
-    <w:unhideWhenUsed w:val="on"/>
+    <w:semiHidden/>
+    <w:unhideWhenUsed/>
     <w:pPr>
-      <w:spacing w:beforeAutospacing="0" w:after="0" w:afterAutospacing="0" w:line="240" w:lineRule="auto"/>
+      <w:spacing w:after="0" w:line="240" w:lineRule="auto"/>
     </w:pPr>
     <w:rPr>
-      <w:rFonts w:ascii="Courier New" w:cs="Courier New" w:hAnsi="Courier New"/>
+      <w:rFonts w:ascii="Courier New" w:hAnsi="Courier New" w:cs="Courier New"/>
       <w:sz w:val="21"/>
       <w:szCs w:val="21"/>
     </w:rPr>
@@ -2422,19 +2645,19 @@
     <w:link w:val="PlainText"/>
     <w:uiPriority w:val="99"/>
     <w:rPr>
-      <w:rFonts w:ascii="Courier New" w:cs="Courier New" w:hAnsi="Courier New"/>
+      <w:rFonts w:ascii="Courier New" w:hAnsi="Courier New" w:cs="Courier New"/>
       <w:sz w:val="21"/>
       <w:szCs w:val="21"/>
     </w:rPr>
   </w:style>
   <w:style w:type="paragraph" w:styleId="Header">
-    <w:name w:val="Header"/>
+    <w:name w:val="header"/>
     <w:basedOn w:val="Normal"/>
     <w:link w:val="HeaderChar"/>
     <w:uiPriority w:val="99"/>
-    <w:unhideWhenUsed w:val="on"/>
+    <w:unhideWhenUsed/>
     <w:pPr>
-      <w:spacing w:beforeAutospacing="0" w:after="0" w:afterAutospacing="0" w:line="240" w:lineRule="auto"/>
+      <w:spacing w:after="0" w:line="240" w:lineRule="auto"/>
     </w:pPr>
   </w:style>
   <w:style w:type="character" w:customStyle="1" w:styleId="HeaderChar">
@@ -2444,13 +2667,13 @@
     <w:uiPriority w:val="99"/>
   </w:style>
   <w:style w:type="paragraph" w:styleId="Footer">
-    <w:name w:val="Footer"/>
+    <w:name w:val="footer"/>
     <w:basedOn w:val="Normal"/>
     <w:link w:val="FooterChar"/>
     <w:uiPriority w:val="99"/>
-    <w:unhideWhenUsed w:val="on"/>
+    <w:unhideWhenUsed/>
     <w:pPr>
-      <w:spacing w:beforeAutospacing="0" w:after="0" w:afterAutospacing="0" w:line="240" w:lineRule="auto"/>
+      <w:spacing w:after="0" w:line="240" w:lineRule="auto"/>
     </w:pPr>
   </w:style>
   <w:style w:type="character" w:customStyle="1" w:styleId="FooterChar">
@@ -2460,19 +2683,19 @@
     <w:uiPriority w:val="99"/>
   </w:style>
   <w:style w:type="paragraph" w:styleId="Caption">
-    <w:name w:val="Caption"/>
+    <w:name w:val="caption"/>
     <w:basedOn w:val="Normal"/>
     <w:next w:val="Normal"/>
     <w:uiPriority w:val="35"/>
-    <w:unhideWhenUsed w:val="on"/>
-    <w:qFormat w:val="on"/>
+    <w:unhideWhenUsed/>
+    <w:qFormat/>
     <w:pPr>
-      <w:spacing w:beforeAutospacing="0" w:after="200" w:afterAutospacing="0" w:line="240" w:lineRule="auto"/>
+      <w:spacing w:line="240" w:lineRule="auto"/>
     </w:pPr>
     <w:rPr>
       <w:i/>
       <w:iCs/>
-      <w:color w:val="44546a" w:themeColor="text2"/>
+      <w:color w:val="44546A" w:themeColor="text2"/>
       <w:sz w:val="18"/>
       <w:szCs w:val="18"/>
     </w:rPr>
